--- a/documents/数据库设计与架构说明书.docx
+++ b/documents/数据库设计与架构说明书.docx
@@ -4,39 +4,19 @@
   <w:body>
     <w:p>
       <w:pPr>
-        <w:spacing w:before="0" w:after="0" w:line="240" w:lineRule="auto"/>
-      </w:pPr>
-    </w:p>
-    <w:p>
-      <w:pPr>
-        <w:spacing w:before="0" w:after="0" w:line="240" w:lineRule="auto"/>
-      </w:pPr>
-    </w:p>
-    <w:p>
-      <w:pPr>
-        <w:spacing w:before="0" w:after="0" w:line="240" w:lineRule="auto"/>
-      </w:pPr>
-    </w:p>
-    <w:p>
-      <w:pPr>
-        <w:spacing w:before="0" w:after="0" w:line="240" w:lineRule="auto"/>
-      </w:pPr>
-    </w:p>
-    <w:p>
-      <w:pPr>
-        <w:spacing w:before="0" w:after="0" w:line="240" w:lineRule="auto"/>
-      </w:pPr>
-    </w:p>
-    <w:p>
-      <w:pPr>
-        <w:spacing w:after="480"/>
-        <w:jc w:val="center"/>
+        <w:spacing w:before="240" w:after="240"/>
+        <w:ind w:firstLine="0"/>
+        <w:jc w:val="left"/>
+        <w:pBdr>
+          <w:bottom w:val="single" w:sz="6" w:space="6" w:color="1B365D"/>
+        </w:pBdr>
       </w:pPr>
       <w:r>
         <w:rPr>
           <w:rFonts w:ascii="Times New Roman" w:hAnsi="Times New Roman"/>
           <w:b/>
-          <w:sz w:val="32"/>
+          <w:color w:val="1B365D"/>
+          <w:sz w:val="22"/>
           <w:rFonts w:ascii="Times New Roman" w:hAnsi="Times New Roman" w:eastAsia="黑体"/>
         </w:rPr>
         <w:t>全真项目9：终身学习学分银行信息平台</w:t>
@@ -44,14 +24,19 @@
     </w:p>
     <w:p>
       <w:pPr>
-        <w:spacing w:after="2400"/>
-        <w:jc w:val="center"/>
+        <w:spacing w:before="3200" w:after="160"/>
+        <w:ind w:firstLine="0"/>
+        <w:jc w:val="left"/>
+        <w:pBdr>
+          <w:left w:val="single" w:sz="24" w:space="12" w:color="1B365D"/>
+        </w:pBdr>
       </w:pPr>
       <w:r>
         <w:rPr>
           <w:rFonts w:ascii="Times New Roman" w:hAnsi="Times New Roman"/>
           <w:b/>
-          <w:sz w:val="52"/>
+          <w:color w:val="2C3E50"/>
+          <w:sz w:val="56"/>
           <w:rFonts w:ascii="Times New Roman" w:hAnsi="Times New Roman" w:eastAsia="黑体"/>
         </w:rPr>
         <w:t>数据库设计与架构说明书</w:t>
@@ -59,124 +44,264 @@
     </w:p>
     <w:p>
       <w:pPr>
-        <w:spacing w:before="40" w:after="40" w:line="288" w:lineRule="auto"/>
-        <w:ind w:firstLine="0"/>
-        <w:jc w:val="center"/>
+        <w:spacing w:before="80" w:after="3600"/>
+        <w:ind w:firstLine="0" w:left="360"/>
+        <w:jc w:val="left"/>
       </w:pPr>
       <w:r>
         <w:rPr>
           <w:rFonts w:ascii="Times New Roman" w:hAnsi="Times New Roman"/>
-          <w:b/>
-          <w:sz w:val="24"/>
+          <w:color w:val="7F8C8D"/>
+          <w:sz w:val="22"/>
           <w:rFonts w:ascii="Times New Roman" w:hAnsi="Times New Roman" w:eastAsia="宋体"/>
         </w:rPr>
-        <w:t>起草机构：</w:t>
-      </w:r>
-      <w:r>
-        <w:rPr>
-          <w:rFonts w:ascii="Times New Roman" w:hAnsi="Times New Roman"/>
-          <w:sz w:val="24"/>
-          <w:rFonts w:ascii="Times New Roman" w:hAnsi="Times New Roman" w:eastAsia="宋体"/>
-        </w:rPr>
-        <w:t>第十三组 终身学习学分银行建设开发团队</w:t>
+        <w:t>企业级系统建设规划与交付文档标准 / Baseline Release</w:t>
       </w:r>
     </w:p>
-    <w:p>
-      <w:pPr>
-        <w:spacing w:before="40" w:after="40" w:line="288" w:lineRule="auto"/>
-        <w:ind w:firstLine="0"/>
-        <w:jc w:val="center"/>
-      </w:pPr>
-      <w:r>
-        <w:rPr>
-          <w:rFonts w:ascii="Times New Roman" w:hAnsi="Times New Roman"/>
-          <w:b/>
-          <w:sz w:val="24"/>
-          <w:rFonts w:ascii="Times New Roman" w:hAnsi="Times New Roman" w:eastAsia="宋体"/>
-        </w:rPr>
-        <w:t>文档版本：</w:t>
-      </w:r>
-      <w:r>
-        <w:rPr>
-          <w:rFonts w:ascii="Times New Roman" w:hAnsi="Times New Roman"/>
-          <w:sz w:val="24"/>
-          <w:rFonts w:ascii="Times New Roman" w:hAnsi="Times New Roman" w:eastAsia="宋体"/>
-        </w:rPr>
-        <w:t>V1.0 (基线草案)</w:t>
-      </w:r>
-    </w:p>
-    <w:p>
-      <w:pPr>
-        <w:spacing w:before="40" w:after="40" w:line="288" w:lineRule="auto"/>
-        <w:ind w:firstLine="0"/>
-        <w:jc w:val="center"/>
-      </w:pPr>
-      <w:r>
-        <w:rPr>
-          <w:rFonts w:ascii="Times New Roman" w:hAnsi="Times New Roman"/>
-          <w:b/>
-          <w:sz w:val="24"/>
-          <w:rFonts w:ascii="Times New Roman" w:hAnsi="Times New Roman" w:eastAsia="宋体"/>
-        </w:rPr>
-        <w:t>发布日期：</w:t>
-      </w:r>
-      <w:r>
-        <w:rPr>
-          <w:rFonts w:ascii="Times New Roman" w:hAnsi="Times New Roman"/>
-          <w:sz w:val="24"/>
-          <w:rFonts w:ascii="Times New Roman" w:hAnsi="Times New Roman" w:eastAsia="宋体"/>
-        </w:rPr>
-        <w:t>2026年6月18日</w:t>
-      </w:r>
-    </w:p>
-    <w:p>
-      <w:pPr>
-        <w:spacing w:before="40" w:after="40" w:line="288" w:lineRule="auto"/>
-        <w:ind w:firstLine="0"/>
-        <w:jc w:val="center"/>
-      </w:pPr>
-      <w:r>
-        <w:rPr>
-          <w:rFonts w:ascii="Times New Roman" w:hAnsi="Times New Roman"/>
-          <w:b/>
-          <w:sz w:val="24"/>
-          <w:rFonts w:ascii="Times New Roman" w:hAnsi="Times New Roman" w:eastAsia="宋体"/>
-        </w:rPr>
-        <w:t>文档状态：</w:t>
-      </w:r>
-      <w:r>
-        <w:rPr>
-          <w:rFonts w:ascii="Times New Roman" w:hAnsi="Times New Roman"/>
-          <w:sz w:val="24"/>
-          <w:rFonts w:ascii="Times New Roman" w:hAnsi="Times New Roman" w:eastAsia="宋体"/>
-        </w:rPr>
-        <w:t>新建</w:t>
-      </w:r>
-    </w:p>
-    <w:p>
-      <w:pPr>
-        <w:spacing w:before="40" w:after="40" w:line="288" w:lineRule="auto"/>
-        <w:ind w:firstLine="0"/>
-        <w:jc w:val="center"/>
-      </w:pPr>
-      <w:r>
-        <w:rPr>
-          <w:rFonts w:ascii="Times New Roman" w:hAnsi="Times New Roman"/>
-          <w:b/>
-          <w:sz w:val="24"/>
-          <w:rFonts w:ascii="Times New Roman" w:hAnsi="Times New Roman" w:eastAsia="宋体"/>
-        </w:rPr>
-        <w:t>符合规范：</w:t>
-      </w:r>
-      <w:r>
-        <w:rPr>
-          <w:rFonts w:ascii="Times New Roman" w:hAnsi="Times New Roman"/>
-          <w:sz w:val="24"/>
-          <w:rFonts w:ascii="Times New Roman" w:hAnsi="Times New Roman" w:eastAsia="宋体"/>
-        </w:rPr>
-        <w:t>CMMI Level 3 / RUP</w:t>
-      </w:r>
-    </w:p>
+    <w:tbl>
+      <w:tblPr>
+        <w:tblW w:type="auto" w:w="0"/>
+        <w:tblLook w:firstColumn="1" w:firstRow="1" w:lastColumn="0" w:lastRow="0" w:noHBand="0" w:noVBand="1" w:val="04A0"/>
+        <w:tblBorders>
+          <w:top w:val="none"/>
+          <w:left w:val="none"/>
+          <w:bottom w:val="none"/>
+          <w:right w:val="none"/>
+          <w:insideH w:val="none"/>
+          <w:insideV w:val="none"/>
+        </w:tblBorders>
+        <w:tblInd w:w="360" w:type="dxa"/>
+      </w:tblPr>
+      <w:tblGrid>
+        <w:gridCol w:w="4150"/>
+        <w:gridCol w:w="4150"/>
+      </w:tblGrid>
+      <w:tr>
+        <w:tc>
+          <w:tcPr>
+            <w:tcW w:type="dxa" w:w="1814"/>
+          </w:tcPr>
+          <w:p>
+            <w:pPr>
+              <w:spacing w:before="80" w:after="80" w:line="276" w:lineRule="auto"/>
+              <w:ind w:firstLine="0"/>
+              <w:jc w:val="left"/>
+            </w:pPr>
+            <w:r>
+              <w:rPr>
+                <w:rFonts w:ascii="Times New Roman" w:hAnsi="Times New Roman"/>
+                <w:b/>
+                <w:color w:val="7F8C8D"/>
+                <w:sz w:val="21"/>
+                <w:rFonts w:ascii="Times New Roman" w:hAnsi="Times New Roman" w:eastAsia="宋体"/>
+              </w:rPr>
+              <w:t>起草机构：</w:t>
+            </w:r>
+          </w:p>
+        </w:tc>
+        <w:tc>
+          <w:tcPr>
+            <w:tcW w:type="dxa" w:w="5669"/>
+          </w:tcPr>
+          <w:p>
+            <w:pPr>
+              <w:spacing w:before="80" w:after="80" w:line="276" w:lineRule="auto"/>
+              <w:ind w:firstLine="0"/>
+              <w:jc w:val="left"/>
+            </w:pPr>
+            <w:r>
+              <w:rPr>
+                <w:rFonts w:ascii="Times New Roman" w:hAnsi="Times New Roman"/>
+                <w:color w:val="2C3E50"/>
+                <w:sz w:val="21"/>
+                <w:rFonts w:ascii="Times New Roman" w:hAnsi="Times New Roman" w:eastAsia="宋体"/>
+              </w:rPr>
+              <w:t>第十三组 终身学习学分银行建设开发团队</w:t>
+            </w:r>
+          </w:p>
+        </w:tc>
+      </w:tr>
+      <w:tr>
+        <w:tc>
+          <w:tcPr>
+            <w:tcW w:type="dxa" w:w="1814"/>
+          </w:tcPr>
+          <w:p>
+            <w:pPr>
+              <w:spacing w:before="80" w:after="80" w:line="276" w:lineRule="auto"/>
+              <w:ind w:firstLine="0"/>
+              <w:jc w:val="left"/>
+            </w:pPr>
+            <w:r>
+              <w:rPr>
+                <w:rFonts w:ascii="Times New Roman" w:hAnsi="Times New Roman"/>
+                <w:b/>
+                <w:color w:val="7F8C8D"/>
+                <w:sz w:val="21"/>
+                <w:rFonts w:ascii="Times New Roman" w:hAnsi="Times New Roman" w:eastAsia="宋体"/>
+              </w:rPr>
+              <w:t>文档版本：</w:t>
+            </w:r>
+          </w:p>
+        </w:tc>
+        <w:tc>
+          <w:tcPr>
+            <w:tcW w:type="dxa" w:w="5669"/>
+          </w:tcPr>
+          <w:p>
+            <w:pPr>
+              <w:spacing w:before="80" w:after="80" w:line="276" w:lineRule="auto"/>
+              <w:ind w:firstLine="0"/>
+              <w:jc w:val="left"/>
+            </w:pPr>
+            <w:r>
+              <w:rPr>
+                <w:rFonts w:ascii="Times New Roman" w:hAnsi="Times New Roman"/>
+                <w:color w:val="2C3E50"/>
+                <w:sz w:val="21"/>
+                <w:rFonts w:ascii="Times New Roman" w:hAnsi="Times New Roman" w:eastAsia="宋体"/>
+              </w:rPr>
+              <w:t>V1.0 (基线草案)</w:t>
+            </w:r>
+          </w:p>
+        </w:tc>
+      </w:tr>
+      <w:tr>
+        <w:tc>
+          <w:tcPr>
+            <w:tcW w:type="dxa" w:w="1814"/>
+          </w:tcPr>
+          <w:p>
+            <w:pPr>
+              <w:spacing w:before="80" w:after="80" w:line="276" w:lineRule="auto"/>
+              <w:ind w:firstLine="0"/>
+              <w:jc w:val="left"/>
+            </w:pPr>
+            <w:r>
+              <w:rPr>
+                <w:rFonts w:ascii="Times New Roman" w:hAnsi="Times New Roman"/>
+                <w:b/>
+                <w:color w:val="7F8C8D"/>
+                <w:sz w:val="21"/>
+                <w:rFonts w:ascii="Times New Roman" w:hAnsi="Times New Roman" w:eastAsia="宋体"/>
+              </w:rPr>
+              <w:t>发布日期：</w:t>
+            </w:r>
+          </w:p>
+        </w:tc>
+        <w:tc>
+          <w:tcPr>
+            <w:tcW w:type="dxa" w:w="5669"/>
+          </w:tcPr>
+          <w:p>
+            <w:pPr>
+              <w:spacing w:before="80" w:after="80" w:line="276" w:lineRule="auto"/>
+              <w:ind w:firstLine="0"/>
+              <w:jc w:val="left"/>
+            </w:pPr>
+            <w:r>
+              <w:rPr>
+                <w:rFonts w:ascii="Times New Roman" w:hAnsi="Times New Roman"/>
+                <w:color w:val="2C3E50"/>
+                <w:sz w:val="21"/>
+                <w:rFonts w:ascii="Times New Roman" w:hAnsi="Times New Roman" w:eastAsia="宋体"/>
+              </w:rPr>
+              <w:t>2026年6月18日</w:t>
+            </w:r>
+          </w:p>
+        </w:tc>
+      </w:tr>
+      <w:tr>
+        <w:tc>
+          <w:tcPr>
+            <w:tcW w:type="dxa" w:w="1814"/>
+          </w:tcPr>
+          <w:p>
+            <w:pPr>
+              <w:spacing w:before="80" w:after="80" w:line="276" w:lineRule="auto"/>
+              <w:ind w:firstLine="0"/>
+              <w:jc w:val="left"/>
+            </w:pPr>
+            <w:r>
+              <w:rPr>
+                <w:rFonts w:ascii="Times New Roman" w:hAnsi="Times New Roman"/>
+                <w:b/>
+                <w:color w:val="7F8C8D"/>
+                <w:sz w:val="21"/>
+                <w:rFonts w:ascii="Times New Roman" w:hAnsi="Times New Roman" w:eastAsia="宋体"/>
+              </w:rPr>
+              <w:t>文档状态：</w:t>
+            </w:r>
+          </w:p>
+        </w:tc>
+        <w:tc>
+          <w:tcPr>
+            <w:tcW w:type="dxa" w:w="5669"/>
+          </w:tcPr>
+          <w:p>
+            <w:pPr>
+              <w:spacing w:before="80" w:after="80" w:line="276" w:lineRule="auto"/>
+              <w:ind w:firstLine="0"/>
+              <w:jc w:val="left"/>
+            </w:pPr>
+            <w:r>
+              <w:rPr>
+                <w:rFonts w:ascii="Times New Roman" w:hAnsi="Times New Roman"/>
+                <w:color w:val="2C3E50"/>
+                <w:sz w:val="21"/>
+                <w:rFonts w:ascii="Times New Roman" w:hAnsi="Times New Roman" w:eastAsia="宋体"/>
+              </w:rPr>
+              <w:t>新建</w:t>
+            </w:r>
+          </w:p>
+        </w:tc>
+      </w:tr>
+      <w:tr>
+        <w:tc>
+          <w:tcPr>
+            <w:tcW w:type="dxa" w:w="1814"/>
+          </w:tcPr>
+          <w:p>
+            <w:pPr>
+              <w:spacing w:before="80" w:after="80" w:line="276" w:lineRule="auto"/>
+              <w:ind w:firstLine="0"/>
+              <w:jc w:val="left"/>
+            </w:pPr>
+            <w:r>
+              <w:rPr>
+                <w:rFonts w:ascii="Times New Roman" w:hAnsi="Times New Roman"/>
+                <w:b/>
+                <w:color w:val="7F8C8D"/>
+                <w:sz w:val="21"/>
+                <w:rFonts w:ascii="Times New Roman" w:hAnsi="Times New Roman" w:eastAsia="宋体"/>
+              </w:rPr>
+              <w:t>符合规范：</w:t>
+            </w:r>
+          </w:p>
+        </w:tc>
+        <w:tc>
+          <w:tcPr>
+            <w:tcW w:type="dxa" w:w="5669"/>
+          </w:tcPr>
+          <w:p>
+            <w:pPr>
+              <w:spacing w:before="80" w:after="80" w:line="276" w:lineRule="auto"/>
+              <w:ind w:firstLine="0"/>
+              <w:jc w:val="left"/>
+            </w:pPr>
+            <w:r>
+              <w:rPr>
+                <w:rFonts w:ascii="Times New Roman" w:hAnsi="Times New Roman"/>
+                <w:color w:val="2C3E50"/>
+                <w:sz w:val="21"/>
+                <w:rFonts w:ascii="Times New Roman" w:hAnsi="Times New Roman" w:eastAsia="宋体"/>
+              </w:rPr>
+              <w:t>CMMI Level 3 / RUP</w:t>
+            </w:r>
+          </w:p>
+        </w:tc>
+      </w:tr>
+    </w:tbl>
     <w:p>
       <w:r>
         <w:br w:type="page"/>
@@ -634,6 +759,46 @@
       <w:pPr>
         <w:spacing w:before="0" w:after="120" w:line="240" w:lineRule="auto"/>
       </w:pPr>
+    </w:p>
+    <w:p>
+      <w:r>
+        <w:br w:type="page"/>
+      </w:r>
+    </w:p>
+    <w:p>
+      <w:pPr>
+        <w:pStyle w:val="Heading1"/>
+        <w:spacing w:line="360" w:lineRule="auto" w:before="0" w:after="240"/>
+      </w:pPr>
+      <w:r>
+        <w:rPr>
+          <w:rFonts w:ascii="Times New Roman" w:hAnsi="Times New Roman"/>
+          <w:b w:val="0"/>
+          <w:i w:val="0"/>
+          <w:sz w:val="24"/>
+          <w:rFonts w:ascii="Times New Roman" w:hAnsi="Times New Roman" w:eastAsia="黑体"/>
+        </w:rPr>
+        <w:t>目录</w:t>
+      </w:r>
+    </w:p>
+    <w:p>
+      <w:pPr>
+        <w:spacing w:before="120" w:after="120" w:line="276" w:lineRule="auto"/>
+        <w:ind w:firstLine="0"/>
+        <w:jc w:val="left"/>
+      </w:pPr>
+      <w:r>
+        <w:rPr>
+          <w:rFonts w:ascii="Times New Roman" w:hAnsi="Times New Roman"/>
+          <w:rFonts w:ascii="Times New Roman" w:hAnsi="Times New Roman" w:eastAsia="宋体"/>
+          <w:sz w:val="22"/>
+        </w:rPr>
+        <w:fldChar w:fldCharType="begin"/>
+        <w:instrText xml:space="preserve"> TOC \o "1-3" \h \z \u </w:instrText>
+        <w:fldChar w:fldCharType="separate"/>
+        <w:t>(目录将在打开文档并更新域后自动填充)</w:t>
+        <w:fldChar w:fldCharType="end"/>
+      </w:r>
     </w:p>
     <w:p>
       <w:r>

--- a/documents/数据库设计与架构说明书.docx
+++ b/documents/数据库设计与架构说明书.docx
@@ -2988,7 +2988,7 @@
         <w:rPr>
           <w:rFonts w:ascii="Times New Roman" w:hAnsi="Times New Roman" w:hint="eastAsia"/>
         </w:rPr>
-        <w:t>8.0.31</w:t>
+        <w:t>8.0.33+</w:t>
       </w:r>
     </w:p>
     <w:p>
@@ -3016,7 +3016,7 @@
         <w:rPr>
           <w:rFonts w:ascii="Times New Roman" w:hAnsi="Times New Roman"/>
         </w:rPr>
-        <w:t>该软件系统的用户：学习者、高校与机构审核员、专家、系统管理员。</w:t>
+        <w:t>该软件系统的用户：学习者、审核员、专家、机构管理员、系统管理员。</w:t>
       </w:r>
     </w:p>
     <w:p>
@@ -11121,6 +11121,7784 @@
       </w:r>
       <w:bookmarkEnd w:id="32"/>
     </w:p>
+    <w:p>
+      <w:pPr>
+        <w:pStyle w:val="3"/>
+      </w:pPr>
+      <w:r>
+        <w:t>用户角色关联表（sys_user_role）</w:t>
+      </w:r>
+    </w:p>
+    <w:p>
+      <w:pPr/>
+      <w:r>
+        <w:t>字段中文名 | 字段名 | 字段类型 | 不为空 | 主键 | 外键 | 字段说明</w:t>
+      </w:r>
+    </w:p>
+    <w:tbl>
+      <w:tblPr>
+        <w:tblStyle w:val="af1"/>
+        <w:tblW w:type="auto" w:w="0"/>
+        <w:tblLook w:firstColumn="1" w:firstRow="1" w:lastColumn="0" w:lastRow="0" w:noHBand="0" w:noVBand="1" w:val="04A0"/>
+      </w:tblPr>
+      <w:tblGrid>
+        <w:gridCol w:w="1187"/>
+        <w:gridCol w:w="1187"/>
+        <w:gridCol w:w="1187"/>
+        <w:gridCol w:w="1187"/>
+        <w:gridCol w:w="1187"/>
+        <w:gridCol w:w="1187"/>
+        <w:gridCol w:w="1187"/>
+      </w:tblGrid>
+      <w:tr>
+        <w:tc>
+          <w:tcPr>
+            <w:tcW w:type="dxa" w:w="1187"/>
+          </w:tcPr>
+          <w:p>
+            <w:r>
+              <w:t>字段中文名</w:t>
+            </w:r>
+          </w:p>
+        </w:tc>
+        <w:tc>
+          <w:tcPr>
+            <w:tcW w:type="dxa" w:w="1187"/>
+          </w:tcPr>
+          <w:p>
+            <w:r>
+              <w:t>字段名</w:t>
+            </w:r>
+          </w:p>
+        </w:tc>
+        <w:tc>
+          <w:tcPr>
+            <w:tcW w:type="dxa" w:w="1187"/>
+          </w:tcPr>
+          <w:p>
+            <w:r>
+              <w:t>字段类型</w:t>
+            </w:r>
+          </w:p>
+        </w:tc>
+        <w:tc>
+          <w:tcPr>
+            <w:tcW w:type="dxa" w:w="1187"/>
+          </w:tcPr>
+          <w:p>
+            <w:r>
+              <w:t>不为空</w:t>
+            </w:r>
+          </w:p>
+        </w:tc>
+        <w:tc>
+          <w:tcPr>
+            <w:tcW w:type="dxa" w:w="1187"/>
+          </w:tcPr>
+          <w:p>
+            <w:r>
+              <w:t>主键</w:t>
+            </w:r>
+          </w:p>
+        </w:tc>
+        <w:tc>
+          <w:tcPr>
+            <w:tcW w:type="dxa" w:w="1187"/>
+          </w:tcPr>
+          <w:p>
+            <w:r>
+              <w:t>外键</w:t>
+            </w:r>
+          </w:p>
+        </w:tc>
+        <w:tc>
+          <w:tcPr>
+            <w:tcW w:type="dxa" w:w="1187"/>
+          </w:tcPr>
+          <w:p>
+            <w:r>
+              <w:t>字段说明</w:t>
+            </w:r>
+          </w:p>
+        </w:tc>
+      </w:tr>
+      <w:tr>
+        <w:tc>
+          <w:tcPr>
+            <w:tcW w:type="dxa" w:w="1187"/>
+          </w:tcPr>
+          <w:p>
+            <w:r>
+              <w:t>用户ID</w:t>
+            </w:r>
+          </w:p>
+        </w:tc>
+        <w:tc>
+          <w:tcPr>
+            <w:tcW w:type="dxa" w:w="1187"/>
+          </w:tcPr>
+          <w:p>
+            <w:r>
+              <w:t>user_id</w:t>
+            </w:r>
+          </w:p>
+        </w:tc>
+        <w:tc>
+          <w:tcPr>
+            <w:tcW w:type="dxa" w:w="1187"/>
+          </w:tcPr>
+          <w:p>
+            <w:r>
+              <w:t>BIGINT</w:t>
+            </w:r>
+          </w:p>
+        </w:tc>
+        <w:tc>
+          <w:tcPr>
+            <w:tcW w:type="dxa" w:w="1187"/>
+          </w:tcPr>
+          <w:p>
+            <w:r>
+              <w:t>是</w:t>
+            </w:r>
+          </w:p>
+        </w:tc>
+        <w:tc>
+          <w:tcPr>
+            <w:tcW w:type="dxa" w:w="1187"/>
+          </w:tcPr>
+          <w:p>
+            <w:r>
+              <w:t>是</w:t>
+            </w:r>
+          </w:p>
+        </w:tc>
+        <w:tc>
+          <w:tcPr>
+            <w:tcW w:type="dxa" w:w="1187"/>
+          </w:tcPr>
+          <w:p>
+            <w:r>
+              <w:t>否</w:t>
+            </w:r>
+          </w:p>
+        </w:tc>
+        <w:tc>
+          <w:tcPr>
+            <w:tcW w:type="dxa" w:w="1187"/>
+          </w:tcPr>
+          <w:p>
+            <w:r>
+              <w:t>关联sys_user.id</w:t>
+            </w:r>
+          </w:p>
+        </w:tc>
+      </w:tr>
+      <w:tr>
+        <w:tc>
+          <w:tcPr>
+            <w:tcW w:type="dxa" w:w="1187"/>
+          </w:tcPr>
+          <w:p>
+            <w:r>
+              <w:t>角色ID</w:t>
+            </w:r>
+          </w:p>
+        </w:tc>
+        <w:tc>
+          <w:tcPr>
+            <w:tcW w:type="dxa" w:w="1187"/>
+          </w:tcPr>
+          <w:p>
+            <w:r>
+              <w:t>role_id</w:t>
+            </w:r>
+          </w:p>
+        </w:tc>
+        <w:tc>
+          <w:tcPr>
+            <w:tcW w:type="dxa" w:w="1187"/>
+          </w:tcPr>
+          <w:p>
+            <w:r>
+              <w:t>BIGINT</w:t>
+            </w:r>
+          </w:p>
+        </w:tc>
+        <w:tc>
+          <w:tcPr>
+            <w:tcW w:type="dxa" w:w="1187"/>
+          </w:tcPr>
+          <w:p>
+            <w:r>
+              <w:t>是</w:t>
+            </w:r>
+          </w:p>
+        </w:tc>
+        <w:tc>
+          <w:tcPr>
+            <w:tcW w:type="dxa" w:w="1187"/>
+          </w:tcPr>
+          <w:p>
+            <w:r>
+              <w:t>是</w:t>
+            </w:r>
+          </w:p>
+        </w:tc>
+        <w:tc>
+          <w:tcPr>
+            <w:tcW w:type="dxa" w:w="1187"/>
+          </w:tcPr>
+          <w:p>
+            <w:r>
+              <w:t>否</w:t>
+            </w:r>
+          </w:p>
+        </w:tc>
+        <w:tc>
+          <w:tcPr>
+            <w:tcW w:type="dxa" w:w="1187"/>
+          </w:tcPr>
+          <w:p>
+            <w:r>
+              <w:t>关联sys_role.id</w:t>
+            </w:r>
+          </w:p>
+        </w:tc>
+      </w:tr>
+    </w:tbl>
+    <w:p/>
+    <w:p>
+      <w:pPr>
+        <w:pStyle w:val="3"/>
+      </w:pPr>
+      <w:r>
+        <w:t>角色权限关联表（sys_role_permission）</w:t>
+      </w:r>
+    </w:p>
+    <w:p>
+      <w:pPr/>
+      <w:r>
+        <w:t>字段中文名 | 字段名 | 字段类型 | 不为空 | 主键 | 外键 | 字段说明</w:t>
+      </w:r>
+    </w:p>
+    <w:tbl>
+      <w:tblPr>
+        <w:tblStyle w:val="af1"/>
+        <w:tblW w:type="auto" w:w="0"/>
+        <w:tblLook w:firstColumn="1" w:firstRow="1" w:lastColumn="0" w:lastRow="0" w:noHBand="0" w:noVBand="1" w:val="04A0"/>
+      </w:tblPr>
+      <w:tblGrid>
+        <w:gridCol w:w="1187"/>
+        <w:gridCol w:w="1187"/>
+        <w:gridCol w:w="1187"/>
+        <w:gridCol w:w="1187"/>
+        <w:gridCol w:w="1187"/>
+        <w:gridCol w:w="1187"/>
+        <w:gridCol w:w="1187"/>
+      </w:tblGrid>
+      <w:tr>
+        <w:tc>
+          <w:tcPr>
+            <w:tcW w:type="dxa" w:w="1187"/>
+          </w:tcPr>
+          <w:p>
+            <w:r>
+              <w:t>字段中文名</w:t>
+            </w:r>
+          </w:p>
+        </w:tc>
+        <w:tc>
+          <w:tcPr>
+            <w:tcW w:type="dxa" w:w="1187"/>
+          </w:tcPr>
+          <w:p>
+            <w:r>
+              <w:t>字段名</w:t>
+            </w:r>
+          </w:p>
+        </w:tc>
+        <w:tc>
+          <w:tcPr>
+            <w:tcW w:type="dxa" w:w="1187"/>
+          </w:tcPr>
+          <w:p>
+            <w:r>
+              <w:t>字段类型</w:t>
+            </w:r>
+          </w:p>
+        </w:tc>
+        <w:tc>
+          <w:tcPr>
+            <w:tcW w:type="dxa" w:w="1187"/>
+          </w:tcPr>
+          <w:p>
+            <w:r>
+              <w:t>不为空</w:t>
+            </w:r>
+          </w:p>
+        </w:tc>
+        <w:tc>
+          <w:tcPr>
+            <w:tcW w:type="dxa" w:w="1187"/>
+          </w:tcPr>
+          <w:p>
+            <w:r>
+              <w:t>主键</w:t>
+            </w:r>
+          </w:p>
+        </w:tc>
+        <w:tc>
+          <w:tcPr>
+            <w:tcW w:type="dxa" w:w="1187"/>
+          </w:tcPr>
+          <w:p>
+            <w:r>
+              <w:t>外键</w:t>
+            </w:r>
+          </w:p>
+        </w:tc>
+        <w:tc>
+          <w:tcPr>
+            <w:tcW w:type="dxa" w:w="1187"/>
+          </w:tcPr>
+          <w:p>
+            <w:r>
+              <w:t>字段说明</w:t>
+            </w:r>
+          </w:p>
+        </w:tc>
+      </w:tr>
+      <w:tr>
+        <w:tc>
+          <w:tcPr>
+            <w:tcW w:type="dxa" w:w="1187"/>
+          </w:tcPr>
+          <w:p>
+            <w:r>
+              <w:t>角色ID</w:t>
+            </w:r>
+          </w:p>
+        </w:tc>
+        <w:tc>
+          <w:tcPr>
+            <w:tcW w:type="dxa" w:w="1187"/>
+          </w:tcPr>
+          <w:p>
+            <w:r>
+              <w:t>role_id</w:t>
+            </w:r>
+          </w:p>
+        </w:tc>
+        <w:tc>
+          <w:tcPr>
+            <w:tcW w:type="dxa" w:w="1187"/>
+          </w:tcPr>
+          <w:p>
+            <w:r>
+              <w:t>BIGINT</w:t>
+            </w:r>
+          </w:p>
+        </w:tc>
+        <w:tc>
+          <w:tcPr>
+            <w:tcW w:type="dxa" w:w="1187"/>
+          </w:tcPr>
+          <w:p>
+            <w:r>
+              <w:t>是</w:t>
+            </w:r>
+          </w:p>
+        </w:tc>
+        <w:tc>
+          <w:tcPr>
+            <w:tcW w:type="dxa" w:w="1187"/>
+          </w:tcPr>
+          <w:p>
+            <w:r>
+              <w:t>是</w:t>
+            </w:r>
+          </w:p>
+        </w:tc>
+        <w:tc>
+          <w:tcPr>
+            <w:tcW w:type="dxa" w:w="1187"/>
+          </w:tcPr>
+          <w:p>
+            <w:r>
+              <w:t>否</w:t>
+            </w:r>
+          </w:p>
+        </w:tc>
+        <w:tc>
+          <w:tcPr>
+            <w:tcW w:type="dxa" w:w="1187"/>
+          </w:tcPr>
+          <w:p>
+            <w:r>
+              <w:t>关联sys_role.id</w:t>
+            </w:r>
+          </w:p>
+        </w:tc>
+      </w:tr>
+      <w:tr>
+        <w:tc>
+          <w:tcPr>
+            <w:tcW w:type="dxa" w:w="1187"/>
+          </w:tcPr>
+          <w:p>
+            <w:r>
+              <w:t>权限ID</w:t>
+            </w:r>
+          </w:p>
+        </w:tc>
+        <w:tc>
+          <w:tcPr>
+            <w:tcW w:type="dxa" w:w="1187"/>
+          </w:tcPr>
+          <w:p>
+            <w:r>
+              <w:t>permission_id</w:t>
+            </w:r>
+          </w:p>
+        </w:tc>
+        <w:tc>
+          <w:tcPr>
+            <w:tcW w:type="dxa" w:w="1187"/>
+          </w:tcPr>
+          <w:p>
+            <w:r>
+              <w:t>BIGINT</w:t>
+            </w:r>
+          </w:p>
+        </w:tc>
+        <w:tc>
+          <w:tcPr>
+            <w:tcW w:type="dxa" w:w="1187"/>
+          </w:tcPr>
+          <w:p>
+            <w:r>
+              <w:t>是</w:t>
+            </w:r>
+          </w:p>
+        </w:tc>
+        <w:tc>
+          <w:tcPr>
+            <w:tcW w:type="dxa" w:w="1187"/>
+          </w:tcPr>
+          <w:p>
+            <w:r>
+              <w:t>是</w:t>
+            </w:r>
+          </w:p>
+        </w:tc>
+        <w:tc>
+          <w:tcPr>
+            <w:tcW w:type="dxa" w:w="1187"/>
+          </w:tcPr>
+          <w:p>
+            <w:r>
+              <w:t>否</w:t>
+            </w:r>
+          </w:p>
+        </w:tc>
+        <w:tc>
+          <w:tcPr>
+            <w:tcW w:type="dxa" w:w="1187"/>
+          </w:tcPr>
+          <w:p>
+            <w:r>
+              <w:t>关联sys_permission.id</w:t>
+            </w:r>
+          </w:p>
+        </w:tc>
+      </w:tr>
+    </w:tbl>
+    <w:p/>
+    <w:p>
+      <w:pPr>
+        <w:pStyle w:val="3"/>
+      </w:pPr>
+      <w:r>
+        <w:t>学习成果目录表（achievement_catalog）</w:t>
+      </w:r>
+    </w:p>
+    <w:p>
+      <w:pPr/>
+      <w:r>
+        <w:t>字段中文名 | 字段名 | 字段类型 | 不为空 | 主键 | 外键 | 字段说明</w:t>
+      </w:r>
+    </w:p>
+    <w:tbl>
+      <w:tblPr>
+        <w:tblStyle w:val="af1"/>
+        <w:tblW w:type="auto" w:w="0"/>
+        <w:tblLook w:firstColumn="1" w:firstRow="1" w:lastColumn="0" w:lastRow="0" w:noHBand="0" w:noVBand="1" w:val="04A0"/>
+      </w:tblPr>
+      <w:tblGrid>
+        <w:gridCol w:w="1187"/>
+        <w:gridCol w:w="1187"/>
+        <w:gridCol w:w="1187"/>
+        <w:gridCol w:w="1187"/>
+        <w:gridCol w:w="1187"/>
+        <w:gridCol w:w="1187"/>
+        <w:gridCol w:w="1187"/>
+      </w:tblGrid>
+      <w:tr>
+        <w:tc>
+          <w:tcPr>
+            <w:tcW w:type="dxa" w:w="1187"/>
+          </w:tcPr>
+          <w:p>
+            <w:r>
+              <w:t>字段中文名</w:t>
+            </w:r>
+          </w:p>
+        </w:tc>
+        <w:tc>
+          <w:tcPr>
+            <w:tcW w:type="dxa" w:w="1187"/>
+          </w:tcPr>
+          <w:p>
+            <w:r>
+              <w:t>字段名</w:t>
+            </w:r>
+          </w:p>
+        </w:tc>
+        <w:tc>
+          <w:tcPr>
+            <w:tcW w:type="dxa" w:w="1187"/>
+          </w:tcPr>
+          <w:p>
+            <w:r>
+              <w:t>字段类型</w:t>
+            </w:r>
+          </w:p>
+        </w:tc>
+        <w:tc>
+          <w:tcPr>
+            <w:tcW w:type="dxa" w:w="1187"/>
+          </w:tcPr>
+          <w:p>
+            <w:r>
+              <w:t>不为空</w:t>
+            </w:r>
+          </w:p>
+        </w:tc>
+        <w:tc>
+          <w:tcPr>
+            <w:tcW w:type="dxa" w:w="1187"/>
+          </w:tcPr>
+          <w:p>
+            <w:r>
+              <w:t>主键</w:t>
+            </w:r>
+          </w:p>
+        </w:tc>
+        <w:tc>
+          <w:tcPr>
+            <w:tcW w:type="dxa" w:w="1187"/>
+          </w:tcPr>
+          <w:p>
+            <w:r>
+              <w:t>外键</w:t>
+            </w:r>
+          </w:p>
+        </w:tc>
+        <w:tc>
+          <w:tcPr>
+            <w:tcW w:type="dxa" w:w="1187"/>
+          </w:tcPr>
+          <w:p>
+            <w:r>
+              <w:t>字段说明</w:t>
+            </w:r>
+          </w:p>
+        </w:tc>
+      </w:tr>
+      <w:tr>
+        <w:tc>
+          <w:tcPr>
+            <w:tcW w:type="dxa" w:w="1187"/>
+          </w:tcPr>
+          <w:p>
+            <w:r>
+              <w:t>成果ID</w:t>
+            </w:r>
+          </w:p>
+        </w:tc>
+        <w:tc>
+          <w:tcPr>
+            <w:tcW w:type="dxa" w:w="1187"/>
+          </w:tcPr>
+          <w:p>
+            <w:r>
+              <w:t>id</w:t>
+            </w:r>
+          </w:p>
+        </w:tc>
+        <w:tc>
+          <w:tcPr>
+            <w:tcW w:type="dxa" w:w="1187"/>
+          </w:tcPr>
+          <w:p>
+            <w:r>
+              <w:t>BIGINT</w:t>
+            </w:r>
+          </w:p>
+        </w:tc>
+        <w:tc>
+          <w:tcPr>
+            <w:tcW w:type="dxa" w:w="1187"/>
+          </w:tcPr>
+          <w:p>
+            <w:r>
+              <w:t>是</w:t>
+            </w:r>
+          </w:p>
+        </w:tc>
+        <w:tc>
+          <w:tcPr>
+            <w:tcW w:type="dxa" w:w="1187"/>
+          </w:tcPr>
+          <w:p>
+            <w:r>
+              <w:t>是</w:t>
+            </w:r>
+          </w:p>
+        </w:tc>
+        <w:tc>
+          <w:tcPr>
+            <w:tcW w:type="dxa" w:w="1187"/>
+          </w:tcPr>
+          <w:p>
+            <w:r>
+              <w:t>否</w:t>
+            </w:r>
+          </w:p>
+        </w:tc>
+        <w:tc>
+          <w:tcPr>
+            <w:tcW w:type="dxa" w:w="1187"/>
+          </w:tcPr>
+          <w:p>
+            <w:r>
+              <w:t>主键自增</w:t>
+            </w:r>
+          </w:p>
+        </w:tc>
+      </w:tr>
+      <w:tr>
+        <w:tc>
+          <w:tcPr>
+            <w:tcW w:type="dxa" w:w="1187"/>
+          </w:tcPr>
+          <w:p>
+            <w:r>
+              <w:t>成果名称</w:t>
+            </w:r>
+          </w:p>
+        </w:tc>
+        <w:tc>
+          <w:tcPr>
+            <w:tcW w:type="dxa" w:w="1187"/>
+          </w:tcPr>
+          <w:p>
+            <w:r>
+              <w:t>catalog_name</w:t>
+            </w:r>
+          </w:p>
+        </w:tc>
+        <w:tc>
+          <w:tcPr>
+            <w:tcW w:type="dxa" w:w="1187"/>
+          </w:tcPr>
+          <w:p>
+            <w:r>
+              <w:t>VARCHAR(100)</w:t>
+            </w:r>
+          </w:p>
+        </w:tc>
+        <w:tc>
+          <w:tcPr>
+            <w:tcW w:type="dxa" w:w="1187"/>
+          </w:tcPr>
+          <w:p>
+            <w:r>
+              <w:t>是</w:t>
+            </w:r>
+          </w:p>
+        </w:tc>
+        <w:tc>
+          <w:tcPr>
+            <w:tcW w:type="dxa" w:w="1187"/>
+          </w:tcPr>
+          <w:p>
+            <w:r>
+              <w:t>否</w:t>
+            </w:r>
+          </w:p>
+        </w:tc>
+        <w:tc>
+          <w:tcPr>
+            <w:tcW w:type="dxa" w:w="1187"/>
+          </w:tcPr>
+          <w:p>
+            <w:r>
+              <w:t>否</w:t>
+            </w:r>
+          </w:p>
+        </w:tc>
+        <w:tc>
+          <w:tcPr>
+            <w:tcW w:type="dxa" w:w="1187"/>
+          </w:tcPr>
+          <w:p>
+            <w:r>
+              <w:t>成果名称</w:t>
+            </w:r>
+          </w:p>
+        </w:tc>
+      </w:tr>
+      <w:tr>
+        <w:tc>
+          <w:tcPr>
+            <w:tcW w:type="dxa" w:w="1187"/>
+          </w:tcPr>
+          <w:p>
+            <w:r>
+              <w:t>成果编码</w:t>
+            </w:r>
+          </w:p>
+        </w:tc>
+        <w:tc>
+          <w:tcPr>
+            <w:tcW w:type="dxa" w:w="1187"/>
+          </w:tcPr>
+          <w:p>
+            <w:r>
+              <w:t>catalog_code</w:t>
+            </w:r>
+          </w:p>
+        </w:tc>
+        <w:tc>
+          <w:tcPr>
+            <w:tcW w:type="dxa" w:w="1187"/>
+          </w:tcPr>
+          <w:p>
+            <w:r>
+              <w:t>VARCHAR(50)</w:t>
+            </w:r>
+          </w:p>
+        </w:tc>
+        <w:tc>
+          <w:tcPr>
+            <w:tcW w:type="dxa" w:w="1187"/>
+          </w:tcPr>
+          <w:p>
+            <w:r>
+              <w:t>是</w:t>
+            </w:r>
+          </w:p>
+        </w:tc>
+        <w:tc>
+          <w:tcPr>
+            <w:tcW w:type="dxa" w:w="1187"/>
+          </w:tcPr>
+          <w:p>
+            <w:r>
+              <w:t>否</w:t>
+            </w:r>
+          </w:p>
+        </w:tc>
+        <w:tc>
+          <w:tcPr>
+            <w:tcW w:type="dxa" w:w="1187"/>
+          </w:tcPr>
+          <w:p>
+            <w:r>
+              <w:t>否</w:t>
+            </w:r>
+          </w:p>
+        </w:tc>
+        <w:tc>
+          <w:tcPr>
+            <w:tcW w:type="dxa" w:w="1187"/>
+          </w:tcPr>
+          <w:p>
+            <w:r>
+              <w:t>唯一编码</w:t>
+            </w:r>
+          </w:p>
+        </w:tc>
+      </w:tr>
+      <w:tr>
+        <w:tc>
+          <w:tcPr>
+            <w:tcW w:type="dxa" w:w="1187"/>
+          </w:tcPr>
+          <w:p>
+            <w:r>
+              <w:t>成果类型</w:t>
+            </w:r>
+          </w:p>
+        </w:tc>
+        <w:tc>
+          <w:tcPr>
+            <w:tcW w:type="dxa" w:w="1187"/>
+          </w:tcPr>
+          <w:p>
+            <w:r>
+              <w:t>catalog_type</w:t>
+            </w:r>
+          </w:p>
+        </w:tc>
+        <w:tc>
+          <w:tcPr>
+            <w:tcW w:type="dxa" w:w="1187"/>
+          </w:tcPr>
+          <w:p>
+            <w:r>
+              <w:t>VARCHAR(20)</w:t>
+            </w:r>
+          </w:p>
+        </w:tc>
+        <w:tc>
+          <w:tcPr>
+            <w:tcW w:type="dxa" w:w="1187"/>
+          </w:tcPr>
+          <w:p>
+            <w:r>
+              <w:t>是</w:t>
+            </w:r>
+          </w:p>
+        </w:tc>
+        <w:tc>
+          <w:tcPr>
+            <w:tcW w:type="dxa" w:w="1187"/>
+          </w:tcPr>
+          <w:p>
+            <w:r>
+              <w:t>否</w:t>
+            </w:r>
+          </w:p>
+        </w:tc>
+        <w:tc>
+          <w:tcPr>
+            <w:tcW w:type="dxa" w:w="1187"/>
+          </w:tcPr>
+          <w:p>
+            <w:r>
+              <w:t>否</w:t>
+            </w:r>
+          </w:p>
+        </w:tc>
+        <w:tc>
+          <w:tcPr>
+            <w:tcW w:type="dxa" w:w="1187"/>
+          </w:tcPr>
+          <w:p>
+            <w:r>
+              <w:t>课程证书/毕业证书/学位证书/职业资格证书/技能等级证书/培训证书</w:t>
+            </w:r>
+          </w:p>
+        </w:tc>
+      </w:tr>
+      <w:tr>
+        <w:tc>
+          <w:tcPr>
+            <w:tcW w:type="dxa" w:w="1187"/>
+          </w:tcPr>
+          <w:p>
+            <w:r>
+              <w:t>基准学分值</w:t>
+            </w:r>
+          </w:p>
+        </w:tc>
+        <w:tc>
+          <w:tcPr>
+            <w:tcW w:type="dxa" w:w="1187"/>
+          </w:tcPr>
+          <w:p>
+            <w:r>
+              <w:t>credits</w:t>
+            </w:r>
+          </w:p>
+        </w:tc>
+        <w:tc>
+          <w:tcPr>
+            <w:tcW w:type="dxa" w:w="1187"/>
+          </w:tcPr>
+          <w:p>
+            <w:r>
+              <w:t>DECIMAL(5,2)</w:t>
+            </w:r>
+          </w:p>
+        </w:tc>
+        <w:tc>
+          <w:tcPr>
+            <w:tcW w:type="dxa" w:w="1187"/>
+          </w:tcPr>
+          <w:p>
+            <w:r>
+              <w:t>是</w:t>
+            </w:r>
+          </w:p>
+        </w:tc>
+        <w:tc>
+          <w:tcPr>
+            <w:tcW w:type="dxa" w:w="1187"/>
+          </w:tcPr>
+          <w:p>
+            <w:r>
+              <w:t>否</w:t>
+            </w:r>
+          </w:p>
+        </w:tc>
+        <w:tc>
+          <w:tcPr>
+            <w:tcW w:type="dxa" w:w="1187"/>
+          </w:tcPr>
+          <w:p>
+            <w:r>
+              <w:t>0.00</w:t>
+            </w:r>
+          </w:p>
+        </w:tc>
+        <w:tc>
+          <w:tcPr>
+            <w:tcW w:type="dxa" w:w="1187"/>
+          </w:tcPr>
+          <w:p>
+            <w:r>
+              <w:t>基准学分</w:t>
+            </w:r>
+          </w:p>
+        </w:tc>
+      </w:tr>
+      <w:tr>
+        <w:tc>
+          <w:tcPr>
+            <w:tcW w:type="dxa" w:w="1187"/>
+          </w:tcPr>
+          <w:p>
+            <w:r>
+              <w:t>审核状态</w:t>
+            </w:r>
+          </w:p>
+        </w:tc>
+        <w:tc>
+          <w:tcPr>
+            <w:tcW w:type="dxa" w:w="1187"/>
+          </w:tcPr>
+          <w:p>
+            <w:r>
+              <w:t>status</w:t>
+            </w:r>
+          </w:p>
+        </w:tc>
+        <w:tc>
+          <w:tcPr>
+            <w:tcW w:type="dxa" w:w="1187"/>
+          </w:tcPr>
+          <w:p>
+            <w:r>
+              <w:t>TINYINT</w:t>
+            </w:r>
+          </w:p>
+        </w:tc>
+        <w:tc>
+          <w:tcPr>
+            <w:tcW w:type="dxa" w:w="1187"/>
+          </w:tcPr>
+          <w:p>
+            <w:r>
+              <w:t>是</w:t>
+            </w:r>
+          </w:p>
+        </w:tc>
+        <w:tc>
+          <w:tcPr>
+            <w:tcW w:type="dxa" w:w="1187"/>
+          </w:tcPr>
+          <w:p>
+            <w:r>
+              <w:t>否</w:t>
+            </w:r>
+          </w:p>
+        </w:tc>
+        <w:tc>
+          <w:tcPr>
+            <w:tcW w:type="dxa" w:w="1187"/>
+          </w:tcPr>
+          <w:p>
+            <w:r>
+              <w:t>0</w:t>
+            </w:r>
+          </w:p>
+        </w:tc>
+        <w:tc>
+          <w:tcPr>
+            <w:tcW w:type="dxa" w:w="1187"/>
+          </w:tcPr>
+          <w:p>
+            <w:r>
+              <w:t>0-待审核/1-已发布/2-已停用</w:t>
+            </w:r>
+          </w:p>
+        </w:tc>
+      </w:tr>
+      <w:tr>
+        <w:tc>
+          <w:tcPr>
+            <w:tcW w:type="dxa" w:w="1187"/>
+          </w:tcPr>
+          <w:p>
+            <w:r>
+              <w:t>创建人ID</w:t>
+            </w:r>
+          </w:p>
+        </w:tc>
+        <w:tc>
+          <w:tcPr>
+            <w:tcW w:type="dxa" w:w="1187"/>
+          </w:tcPr>
+          <w:p>
+            <w:r>
+              <w:t>creator_id</w:t>
+            </w:r>
+          </w:p>
+        </w:tc>
+        <w:tc>
+          <w:tcPr>
+            <w:tcW w:type="dxa" w:w="1187"/>
+          </w:tcPr>
+          <w:p>
+            <w:r>
+              <w:t>BIGINT</w:t>
+            </w:r>
+          </w:p>
+        </w:tc>
+        <w:tc>
+          <w:tcPr>
+            <w:tcW w:type="dxa" w:w="1187"/>
+          </w:tcPr>
+          <w:p>
+            <w:r>
+              <w:t>否</w:t>
+            </w:r>
+          </w:p>
+        </w:tc>
+        <w:tc>
+          <w:tcPr>
+            <w:tcW w:type="dxa" w:w="1187"/>
+          </w:tcPr>
+          <w:p>
+            <w:r>
+              <w:t>否</w:t>
+            </w:r>
+          </w:p>
+        </w:tc>
+        <w:tc>
+          <w:tcPr>
+            <w:tcW w:type="dxa" w:w="1187"/>
+          </w:tcPr>
+          <w:p>
+            <w:r>
+              <w:t>否</w:t>
+            </w:r>
+          </w:p>
+        </w:tc>
+        <w:tc>
+          <w:tcPr>
+            <w:tcW w:type="dxa" w:w="1187"/>
+          </w:tcPr>
+          <w:p>
+            <w:r>
+              <w:t>创建人</w:t>
+            </w:r>
+          </w:p>
+        </w:tc>
+      </w:tr>
+      <w:tr>
+        <w:tc>
+          <w:tcPr>
+            <w:tcW w:type="dxa" w:w="1187"/>
+          </w:tcPr>
+          <w:p>
+            <w:r>
+              <w:t>创建时间</w:t>
+            </w:r>
+          </w:p>
+        </w:tc>
+        <w:tc>
+          <w:tcPr>
+            <w:tcW w:type="dxa" w:w="1187"/>
+          </w:tcPr>
+          <w:p>
+            <w:r>
+              <w:t>create_time</w:t>
+            </w:r>
+          </w:p>
+        </w:tc>
+        <w:tc>
+          <w:tcPr>
+            <w:tcW w:type="dxa" w:w="1187"/>
+          </w:tcPr>
+          <w:p>
+            <w:r>
+              <w:t>DATETIME</w:t>
+            </w:r>
+          </w:p>
+        </w:tc>
+        <w:tc>
+          <w:tcPr>
+            <w:tcW w:type="dxa" w:w="1187"/>
+          </w:tcPr>
+          <w:p>
+            <w:r>
+              <w:t>是</w:t>
+            </w:r>
+          </w:p>
+        </w:tc>
+        <w:tc>
+          <w:tcPr>
+            <w:tcW w:type="dxa" w:w="1187"/>
+          </w:tcPr>
+          <w:p>
+            <w:r>
+              <w:t>否</w:t>
+            </w:r>
+          </w:p>
+        </w:tc>
+        <w:tc>
+          <w:tcPr>
+            <w:tcW w:type="dxa" w:w="1187"/>
+          </w:tcPr>
+          <w:p>
+            <w:r>
+              <w:t>CURRENT_TIMESTAMP</w:t>
+            </w:r>
+          </w:p>
+        </w:tc>
+        <w:tc>
+          <w:tcPr>
+            <w:tcW w:type="dxa" w:w="1187"/>
+          </w:tcPr>
+          <w:p>
+            <w:r>
+              <w:t>创建时间</w:t>
+            </w:r>
+          </w:p>
+        </w:tc>
+      </w:tr>
+    </w:tbl>
+    <w:p/>
+    <w:p>
+      <w:pPr>
+        <w:pStyle w:val="3"/>
+      </w:pPr>
+      <w:r>
+        <w:t>学分账户表（credit_account）</w:t>
+      </w:r>
+    </w:p>
+    <w:p>
+      <w:pPr/>
+      <w:r>
+        <w:t>字段中文名 | 字段名 | 字段类型 | 不为空 | 主键 | 外键 | 字段说明</w:t>
+      </w:r>
+    </w:p>
+    <w:tbl>
+      <w:tblPr>
+        <w:tblStyle w:val="af1"/>
+        <w:tblW w:type="auto" w:w="0"/>
+        <w:tblLook w:firstColumn="1" w:firstRow="1" w:lastColumn="0" w:lastRow="0" w:noHBand="0" w:noVBand="1" w:val="04A0"/>
+      </w:tblPr>
+      <w:tblGrid>
+        <w:gridCol w:w="1187"/>
+        <w:gridCol w:w="1187"/>
+        <w:gridCol w:w="1187"/>
+        <w:gridCol w:w="1187"/>
+        <w:gridCol w:w="1187"/>
+        <w:gridCol w:w="1187"/>
+        <w:gridCol w:w="1187"/>
+      </w:tblGrid>
+      <w:tr>
+        <w:tc>
+          <w:tcPr>
+            <w:tcW w:type="dxa" w:w="1187"/>
+          </w:tcPr>
+          <w:p>
+            <w:r>
+              <w:t>字段中文名</w:t>
+            </w:r>
+          </w:p>
+        </w:tc>
+        <w:tc>
+          <w:tcPr>
+            <w:tcW w:type="dxa" w:w="1187"/>
+          </w:tcPr>
+          <w:p>
+            <w:r>
+              <w:t>字段名</w:t>
+            </w:r>
+          </w:p>
+        </w:tc>
+        <w:tc>
+          <w:tcPr>
+            <w:tcW w:type="dxa" w:w="1187"/>
+          </w:tcPr>
+          <w:p>
+            <w:r>
+              <w:t>字段类型</w:t>
+            </w:r>
+          </w:p>
+        </w:tc>
+        <w:tc>
+          <w:tcPr>
+            <w:tcW w:type="dxa" w:w="1187"/>
+          </w:tcPr>
+          <w:p>
+            <w:r>
+              <w:t>不为空</w:t>
+            </w:r>
+          </w:p>
+        </w:tc>
+        <w:tc>
+          <w:tcPr>
+            <w:tcW w:type="dxa" w:w="1187"/>
+          </w:tcPr>
+          <w:p>
+            <w:r>
+              <w:t>主键</w:t>
+            </w:r>
+          </w:p>
+        </w:tc>
+        <w:tc>
+          <w:tcPr>
+            <w:tcW w:type="dxa" w:w="1187"/>
+          </w:tcPr>
+          <w:p>
+            <w:r>
+              <w:t>外键</w:t>
+            </w:r>
+          </w:p>
+        </w:tc>
+        <w:tc>
+          <w:tcPr>
+            <w:tcW w:type="dxa" w:w="1187"/>
+          </w:tcPr>
+          <w:p>
+            <w:r>
+              <w:t>字段说明</w:t>
+            </w:r>
+          </w:p>
+        </w:tc>
+      </w:tr>
+      <w:tr>
+        <w:tc>
+          <w:tcPr>
+            <w:tcW w:type="dxa" w:w="1187"/>
+          </w:tcPr>
+          <w:p>
+            <w:r>
+              <w:t>账户ID</w:t>
+            </w:r>
+          </w:p>
+        </w:tc>
+        <w:tc>
+          <w:tcPr>
+            <w:tcW w:type="dxa" w:w="1187"/>
+          </w:tcPr>
+          <w:p>
+            <w:r>
+              <w:t>id</w:t>
+            </w:r>
+          </w:p>
+        </w:tc>
+        <w:tc>
+          <w:tcPr>
+            <w:tcW w:type="dxa" w:w="1187"/>
+          </w:tcPr>
+          <w:p>
+            <w:r>
+              <w:t>BIGINT</w:t>
+            </w:r>
+          </w:p>
+        </w:tc>
+        <w:tc>
+          <w:tcPr>
+            <w:tcW w:type="dxa" w:w="1187"/>
+          </w:tcPr>
+          <w:p>
+            <w:r>
+              <w:t>是</w:t>
+            </w:r>
+          </w:p>
+        </w:tc>
+        <w:tc>
+          <w:tcPr>
+            <w:tcW w:type="dxa" w:w="1187"/>
+          </w:tcPr>
+          <w:p>
+            <w:r>
+              <w:t>是</w:t>
+            </w:r>
+          </w:p>
+        </w:tc>
+        <w:tc>
+          <w:tcPr>
+            <w:tcW w:type="dxa" w:w="1187"/>
+          </w:tcPr>
+          <w:p>
+            <w:r>
+              <w:t>否</w:t>
+            </w:r>
+          </w:p>
+        </w:tc>
+        <w:tc>
+          <w:tcPr>
+            <w:tcW w:type="dxa" w:w="1187"/>
+          </w:tcPr>
+          <w:p>
+            <w:r>
+              <w:t>主键自增</w:t>
+            </w:r>
+          </w:p>
+        </w:tc>
+      </w:tr>
+      <w:tr>
+        <w:tc>
+          <w:tcPr>
+            <w:tcW w:type="dxa" w:w="1187"/>
+          </w:tcPr>
+          <w:p>
+            <w:r>
+              <w:t>学习者ID</w:t>
+            </w:r>
+          </w:p>
+        </w:tc>
+        <w:tc>
+          <w:tcPr>
+            <w:tcW w:type="dxa" w:w="1187"/>
+          </w:tcPr>
+          <w:p>
+            <w:r>
+              <w:t>learner_id</w:t>
+            </w:r>
+          </w:p>
+        </w:tc>
+        <w:tc>
+          <w:tcPr>
+            <w:tcW w:type="dxa" w:w="1187"/>
+          </w:tcPr>
+          <w:p>
+            <w:r>
+              <w:t>BIGINT</w:t>
+            </w:r>
+          </w:p>
+        </w:tc>
+        <w:tc>
+          <w:tcPr>
+            <w:tcW w:type="dxa" w:w="1187"/>
+          </w:tcPr>
+          <w:p>
+            <w:r>
+              <w:t>是</w:t>
+            </w:r>
+          </w:p>
+        </w:tc>
+        <w:tc>
+          <w:tcPr>
+            <w:tcW w:type="dxa" w:w="1187"/>
+          </w:tcPr>
+          <w:p>
+            <w:r>
+              <w:t>否</w:t>
+            </w:r>
+          </w:p>
+        </w:tc>
+        <w:tc>
+          <w:tcPr>
+            <w:tcW w:type="dxa" w:w="1187"/>
+          </w:tcPr>
+          <w:p>
+            <w:r>
+              <w:t>否</w:t>
+            </w:r>
+          </w:p>
+        </w:tc>
+        <w:tc>
+          <w:tcPr>
+            <w:tcW w:type="dxa" w:w="1187"/>
+          </w:tcPr>
+          <w:p>
+            <w:r>
+              <w:t>关联sys_user.id</w:t>
+            </w:r>
+          </w:p>
+        </w:tc>
+      </w:tr>
+      <w:tr>
+        <w:tc>
+          <w:tcPr>
+            <w:tcW w:type="dxa" w:w="1187"/>
+          </w:tcPr>
+          <w:p>
+            <w:r>
+              <w:t>学分余额</w:t>
+            </w:r>
+          </w:p>
+        </w:tc>
+        <w:tc>
+          <w:tcPr>
+            <w:tcW w:type="dxa" w:w="1187"/>
+          </w:tcPr>
+          <w:p>
+            <w:r>
+              <w:t>balance</w:t>
+            </w:r>
+          </w:p>
+        </w:tc>
+        <w:tc>
+          <w:tcPr>
+            <w:tcW w:type="dxa" w:w="1187"/>
+          </w:tcPr>
+          <w:p>
+            <w:r>
+              <w:t>DECIMAL(10,2)</w:t>
+            </w:r>
+          </w:p>
+        </w:tc>
+        <w:tc>
+          <w:tcPr>
+            <w:tcW w:type="dxa" w:w="1187"/>
+          </w:tcPr>
+          <w:p>
+            <w:r>
+              <w:t>是</w:t>
+            </w:r>
+          </w:p>
+        </w:tc>
+        <w:tc>
+          <w:tcPr>
+            <w:tcW w:type="dxa" w:w="1187"/>
+          </w:tcPr>
+          <w:p>
+            <w:r>
+              <w:t>否</w:t>
+            </w:r>
+          </w:p>
+        </w:tc>
+        <w:tc>
+          <w:tcPr>
+            <w:tcW w:type="dxa" w:w="1187"/>
+          </w:tcPr>
+          <w:p>
+            <w:r>
+              <w:t>0.00</w:t>
+            </w:r>
+          </w:p>
+        </w:tc>
+        <w:tc>
+          <w:tcPr>
+            <w:tcW w:type="dxa" w:w="1187"/>
+          </w:tcPr>
+          <w:p>
+            <w:r>
+              <w:t>当前学分余额</w:t>
+            </w:r>
+          </w:p>
+        </w:tc>
+      </w:tr>
+      <w:tr>
+        <w:tc>
+          <w:tcPr>
+            <w:tcW w:type="dxa" w:w="1187"/>
+          </w:tcPr>
+          <w:p>
+            <w:r>
+              <w:t>累计获取</w:t>
+            </w:r>
+          </w:p>
+        </w:tc>
+        <w:tc>
+          <w:tcPr>
+            <w:tcW w:type="dxa" w:w="1187"/>
+          </w:tcPr>
+          <w:p>
+            <w:r>
+              <w:t>total_earned</w:t>
+            </w:r>
+          </w:p>
+        </w:tc>
+        <w:tc>
+          <w:tcPr>
+            <w:tcW w:type="dxa" w:w="1187"/>
+          </w:tcPr>
+          <w:p>
+            <w:r>
+              <w:t>DECIMAL(10,2)</w:t>
+            </w:r>
+          </w:p>
+        </w:tc>
+        <w:tc>
+          <w:tcPr>
+            <w:tcW w:type="dxa" w:w="1187"/>
+          </w:tcPr>
+          <w:p>
+            <w:r>
+              <w:t>是</w:t>
+            </w:r>
+          </w:p>
+        </w:tc>
+        <w:tc>
+          <w:tcPr>
+            <w:tcW w:type="dxa" w:w="1187"/>
+          </w:tcPr>
+          <w:p>
+            <w:r>
+              <w:t>否</w:t>
+            </w:r>
+          </w:p>
+        </w:tc>
+        <w:tc>
+          <w:tcPr>
+            <w:tcW w:type="dxa" w:w="1187"/>
+          </w:tcPr>
+          <w:p>
+            <w:r>
+              <w:t>0.00</w:t>
+            </w:r>
+          </w:p>
+        </w:tc>
+        <w:tc>
+          <w:tcPr>
+            <w:tcW w:type="dxa" w:w="1187"/>
+          </w:tcPr>
+          <w:p>
+            <w:r>
+              <w:t>累计获取学分</w:t>
+            </w:r>
+          </w:p>
+        </w:tc>
+      </w:tr>
+      <w:tr>
+        <w:tc>
+          <w:tcPr>
+            <w:tcW w:type="dxa" w:w="1187"/>
+          </w:tcPr>
+          <w:p>
+            <w:r>
+              <w:t>累计使用</w:t>
+            </w:r>
+          </w:p>
+        </w:tc>
+        <w:tc>
+          <w:tcPr>
+            <w:tcW w:type="dxa" w:w="1187"/>
+          </w:tcPr>
+          <w:p>
+            <w:r>
+              <w:t>total_used</w:t>
+            </w:r>
+          </w:p>
+        </w:tc>
+        <w:tc>
+          <w:tcPr>
+            <w:tcW w:type="dxa" w:w="1187"/>
+          </w:tcPr>
+          <w:p>
+            <w:r>
+              <w:t>DECIMAL(10,2)</w:t>
+            </w:r>
+          </w:p>
+        </w:tc>
+        <w:tc>
+          <w:tcPr>
+            <w:tcW w:type="dxa" w:w="1187"/>
+          </w:tcPr>
+          <w:p>
+            <w:r>
+              <w:t>是</w:t>
+            </w:r>
+          </w:p>
+        </w:tc>
+        <w:tc>
+          <w:tcPr>
+            <w:tcW w:type="dxa" w:w="1187"/>
+          </w:tcPr>
+          <w:p>
+            <w:r>
+              <w:t>否</w:t>
+            </w:r>
+          </w:p>
+        </w:tc>
+        <w:tc>
+          <w:tcPr>
+            <w:tcW w:type="dxa" w:w="1187"/>
+          </w:tcPr>
+          <w:p>
+            <w:r>
+              <w:t>0.00</w:t>
+            </w:r>
+          </w:p>
+        </w:tc>
+        <w:tc>
+          <w:tcPr>
+            <w:tcW w:type="dxa" w:w="1187"/>
+          </w:tcPr>
+          <w:p>
+            <w:r>
+              <w:t>累计使用学分</w:t>
+            </w:r>
+          </w:p>
+        </w:tc>
+      </w:tr>
+      <w:tr>
+        <w:tc>
+          <w:tcPr>
+            <w:tcW w:type="dxa" w:w="1187"/>
+          </w:tcPr>
+          <w:p>
+            <w:r>
+              <w:t>更新时间</w:t>
+            </w:r>
+          </w:p>
+        </w:tc>
+        <w:tc>
+          <w:tcPr>
+            <w:tcW w:type="dxa" w:w="1187"/>
+          </w:tcPr>
+          <w:p>
+            <w:r>
+              <w:t>update_time</w:t>
+            </w:r>
+          </w:p>
+        </w:tc>
+        <w:tc>
+          <w:tcPr>
+            <w:tcW w:type="dxa" w:w="1187"/>
+          </w:tcPr>
+          <w:p>
+            <w:r>
+              <w:t>DATETIME</w:t>
+            </w:r>
+          </w:p>
+        </w:tc>
+        <w:tc>
+          <w:tcPr>
+            <w:tcW w:type="dxa" w:w="1187"/>
+          </w:tcPr>
+          <w:p>
+            <w:r>
+              <w:t>是</w:t>
+            </w:r>
+          </w:p>
+        </w:tc>
+        <w:tc>
+          <w:tcPr>
+            <w:tcW w:type="dxa" w:w="1187"/>
+          </w:tcPr>
+          <w:p>
+            <w:r>
+              <w:t>否</w:t>
+            </w:r>
+          </w:p>
+        </w:tc>
+        <w:tc>
+          <w:tcPr>
+            <w:tcW w:type="dxa" w:w="1187"/>
+          </w:tcPr>
+          <w:p>
+            <w:r>
+              <w:t>CURRENT_TIMESTAMP</w:t>
+            </w:r>
+          </w:p>
+        </w:tc>
+        <w:tc>
+          <w:tcPr>
+            <w:tcW w:type="dxa" w:w="1187"/>
+          </w:tcPr>
+          <w:p>
+            <w:r>
+              <w:t>最后更新时间</w:t>
+            </w:r>
+          </w:p>
+        </w:tc>
+      </w:tr>
+    </w:tbl>
+    <w:p/>
+    <w:p>
+      <w:pPr>
+        <w:pStyle w:val="3"/>
+      </w:pPr>
+      <w:r>
+        <w:t>学分明细表（credit_detail）</w:t>
+      </w:r>
+    </w:p>
+    <w:p>
+      <w:pPr/>
+      <w:r>
+        <w:t>字段中文名 | 字段名 | 字段类型 | 不为空 | 主键 | 外键 | 字段说明</w:t>
+      </w:r>
+    </w:p>
+    <w:tbl>
+      <w:tblPr>
+        <w:tblStyle w:val="af1"/>
+        <w:tblW w:type="auto" w:w="0"/>
+        <w:tblLook w:firstColumn="1" w:firstRow="1" w:lastColumn="0" w:lastRow="0" w:noHBand="0" w:noVBand="1" w:val="04A0"/>
+      </w:tblPr>
+      <w:tblGrid>
+        <w:gridCol w:w="1187"/>
+        <w:gridCol w:w="1187"/>
+        <w:gridCol w:w="1187"/>
+        <w:gridCol w:w="1187"/>
+        <w:gridCol w:w="1187"/>
+        <w:gridCol w:w="1187"/>
+        <w:gridCol w:w="1187"/>
+      </w:tblGrid>
+      <w:tr>
+        <w:tc>
+          <w:tcPr>
+            <w:tcW w:type="dxa" w:w="1187"/>
+          </w:tcPr>
+          <w:p>
+            <w:r>
+              <w:t>字段中文名</w:t>
+            </w:r>
+          </w:p>
+        </w:tc>
+        <w:tc>
+          <w:tcPr>
+            <w:tcW w:type="dxa" w:w="1187"/>
+          </w:tcPr>
+          <w:p>
+            <w:r>
+              <w:t>字段名</w:t>
+            </w:r>
+          </w:p>
+        </w:tc>
+        <w:tc>
+          <w:tcPr>
+            <w:tcW w:type="dxa" w:w="1187"/>
+          </w:tcPr>
+          <w:p>
+            <w:r>
+              <w:t>字段类型</w:t>
+            </w:r>
+          </w:p>
+        </w:tc>
+        <w:tc>
+          <w:tcPr>
+            <w:tcW w:type="dxa" w:w="1187"/>
+          </w:tcPr>
+          <w:p>
+            <w:r>
+              <w:t>不为空</w:t>
+            </w:r>
+          </w:p>
+        </w:tc>
+        <w:tc>
+          <w:tcPr>
+            <w:tcW w:type="dxa" w:w="1187"/>
+          </w:tcPr>
+          <w:p>
+            <w:r>
+              <w:t>主键</w:t>
+            </w:r>
+          </w:p>
+        </w:tc>
+        <w:tc>
+          <w:tcPr>
+            <w:tcW w:type="dxa" w:w="1187"/>
+          </w:tcPr>
+          <w:p>
+            <w:r>
+              <w:t>外键</w:t>
+            </w:r>
+          </w:p>
+        </w:tc>
+        <w:tc>
+          <w:tcPr>
+            <w:tcW w:type="dxa" w:w="1187"/>
+          </w:tcPr>
+          <w:p>
+            <w:r>
+              <w:t>字段说明</w:t>
+            </w:r>
+          </w:p>
+        </w:tc>
+      </w:tr>
+      <w:tr>
+        <w:tc>
+          <w:tcPr>
+            <w:tcW w:type="dxa" w:w="1187"/>
+          </w:tcPr>
+          <w:p>
+            <w:r>
+              <w:t>明细ID</w:t>
+            </w:r>
+          </w:p>
+        </w:tc>
+        <w:tc>
+          <w:tcPr>
+            <w:tcW w:type="dxa" w:w="1187"/>
+          </w:tcPr>
+          <w:p>
+            <w:r>
+              <w:t>id</w:t>
+            </w:r>
+          </w:p>
+        </w:tc>
+        <w:tc>
+          <w:tcPr>
+            <w:tcW w:type="dxa" w:w="1187"/>
+          </w:tcPr>
+          <w:p>
+            <w:r>
+              <w:t>BIGINT</w:t>
+            </w:r>
+          </w:p>
+        </w:tc>
+        <w:tc>
+          <w:tcPr>
+            <w:tcW w:type="dxa" w:w="1187"/>
+          </w:tcPr>
+          <w:p>
+            <w:r>
+              <w:t>是</w:t>
+            </w:r>
+          </w:p>
+        </w:tc>
+        <w:tc>
+          <w:tcPr>
+            <w:tcW w:type="dxa" w:w="1187"/>
+          </w:tcPr>
+          <w:p>
+            <w:r>
+              <w:t>是</w:t>
+            </w:r>
+          </w:p>
+        </w:tc>
+        <w:tc>
+          <w:tcPr>
+            <w:tcW w:type="dxa" w:w="1187"/>
+          </w:tcPr>
+          <w:p>
+            <w:r>
+              <w:t>否</w:t>
+            </w:r>
+          </w:p>
+        </w:tc>
+        <w:tc>
+          <w:tcPr>
+            <w:tcW w:type="dxa" w:w="1187"/>
+          </w:tcPr>
+          <w:p>
+            <w:r>
+              <w:t>主键自增</w:t>
+            </w:r>
+          </w:p>
+        </w:tc>
+      </w:tr>
+      <w:tr>
+        <w:tc>
+          <w:tcPr>
+            <w:tcW w:type="dxa" w:w="1187"/>
+          </w:tcPr>
+          <w:p>
+            <w:r>
+              <w:t>账户ID</w:t>
+            </w:r>
+          </w:p>
+        </w:tc>
+        <w:tc>
+          <w:tcPr>
+            <w:tcW w:type="dxa" w:w="1187"/>
+          </w:tcPr>
+          <w:p>
+            <w:r>
+              <w:t>account_id</w:t>
+            </w:r>
+          </w:p>
+        </w:tc>
+        <w:tc>
+          <w:tcPr>
+            <w:tcW w:type="dxa" w:w="1187"/>
+          </w:tcPr>
+          <w:p>
+            <w:r>
+              <w:t>BIGINT</w:t>
+            </w:r>
+          </w:p>
+        </w:tc>
+        <w:tc>
+          <w:tcPr>
+            <w:tcW w:type="dxa" w:w="1187"/>
+          </w:tcPr>
+          <w:p>
+            <w:r>
+              <w:t>是</w:t>
+            </w:r>
+          </w:p>
+        </w:tc>
+        <w:tc>
+          <w:tcPr>
+            <w:tcW w:type="dxa" w:w="1187"/>
+          </w:tcPr>
+          <w:p>
+            <w:r>
+              <w:t>否</w:t>
+            </w:r>
+          </w:p>
+        </w:tc>
+        <w:tc>
+          <w:tcPr>
+            <w:tcW w:type="dxa" w:w="1187"/>
+          </w:tcPr>
+          <w:p>
+            <w:r>
+              <w:t>否</w:t>
+            </w:r>
+          </w:p>
+        </w:tc>
+        <w:tc>
+          <w:tcPr>
+            <w:tcW w:type="dxa" w:w="1187"/>
+          </w:tcPr>
+          <w:p>
+            <w:r>
+              <w:t>关联credit_account.id</w:t>
+            </w:r>
+          </w:p>
+        </w:tc>
+      </w:tr>
+      <w:tr>
+        <w:tc>
+          <w:tcPr>
+            <w:tcW w:type="dxa" w:w="1187"/>
+          </w:tcPr>
+          <w:p>
+            <w:r>
+              <w:t>变动类型</w:t>
+            </w:r>
+          </w:p>
+        </w:tc>
+        <w:tc>
+          <w:tcPr>
+            <w:tcW w:type="dxa" w:w="1187"/>
+          </w:tcPr>
+          <w:p>
+            <w:r>
+              <w:t>change_type</w:t>
+            </w:r>
+          </w:p>
+        </w:tc>
+        <w:tc>
+          <w:tcPr>
+            <w:tcW w:type="dxa" w:w="1187"/>
+          </w:tcPr>
+          <w:p>
+            <w:r>
+              <w:t>VARCHAR(20)</w:t>
+            </w:r>
+          </w:p>
+        </w:tc>
+        <w:tc>
+          <w:tcPr>
+            <w:tcW w:type="dxa" w:w="1187"/>
+          </w:tcPr>
+          <w:p>
+            <w:r>
+              <w:t>是</w:t>
+            </w:r>
+          </w:p>
+        </w:tc>
+        <w:tc>
+          <w:tcPr>
+            <w:tcW w:type="dxa" w:w="1187"/>
+          </w:tcPr>
+          <w:p>
+            <w:r>
+              <w:t>否</w:t>
+            </w:r>
+          </w:p>
+        </w:tc>
+        <w:tc>
+          <w:tcPr>
+            <w:tcW w:type="dxa" w:w="1187"/>
+          </w:tcPr>
+          <w:p>
+            <w:r>
+              <w:t>否</w:t>
+            </w:r>
+          </w:p>
+        </w:tc>
+        <w:tc>
+          <w:tcPr>
+            <w:tcW w:type="dxa" w:w="1187"/>
+          </w:tcPr>
+          <w:p>
+            <w:r>
+              <w:t>获取/扣减/冻结/解冻</w:t>
+            </w:r>
+          </w:p>
+        </w:tc>
+      </w:tr>
+      <w:tr>
+        <w:tc>
+          <w:tcPr>
+            <w:tcW w:type="dxa" w:w="1187"/>
+          </w:tcPr>
+          <w:p>
+            <w:r>
+              <w:t>变动学分</w:t>
+            </w:r>
+          </w:p>
+        </w:tc>
+        <w:tc>
+          <w:tcPr>
+            <w:tcW w:type="dxa" w:w="1187"/>
+          </w:tcPr>
+          <w:p>
+            <w:r>
+              <w:t>change_credits</w:t>
+            </w:r>
+          </w:p>
+        </w:tc>
+        <w:tc>
+          <w:tcPr>
+            <w:tcW w:type="dxa" w:w="1187"/>
+          </w:tcPr>
+          <w:p>
+            <w:r>
+              <w:t>DECIMAL(5,2)</w:t>
+            </w:r>
+          </w:p>
+        </w:tc>
+        <w:tc>
+          <w:tcPr>
+            <w:tcW w:type="dxa" w:w="1187"/>
+          </w:tcPr>
+          <w:p>
+            <w:r>
+              <w:t>是</w:t>
+            </w:r>
+          </w:p>
+        </w:tc>
+        <w:tc>
+          <w:tcPr>
+            <w:tcW w:type="dxa" w:w="1187"/>
+          </w:tcPr>
+          <w:p>
+            <w:r>
+              <w:t>否</w:t>
+            </w:r>
+          </w:p>
+        </w:tc>
+        <w:tc>
+          <w:tcPr>
+            <w:tcW w:type="dxa" w:w="1187"/>
+          </w:tcPr>
+          <w:p>
+            <w:r>
+              <w:t>否</w:t>
+            </w:r>
+          </w:p>
+        </w:tc>
+        <w:tc>
+          <w:tcPr>
+            <w:tcW w:type="dxa" w:w="1187"/>
+          </w:tcPr>
+          <w:p>
+            <w:r>
+              <w:t>变动学分值</w:t>
+            </w:r>
+          </w:p>
+        </w:tc>
+      </w:tr>
+      <w:tr>
+        <w:tc>
+          <w:tcPr>
+            <w:tcW w:type="dxa" w:w="1187"/>
+          </w:tcPr>
+          <w:p>
+            <w:r>
+              <w:t>来源类型</w:t>
+            </w:r>
+          </w:p>
+        </w:tc>
+        <w:tc>
+          <w:tcPr>
+            <w:tcW w:type="dxa" w:w="1187"/>
+          </w:tcPr>
+          <w:p>
+            <w:r>
+              <w:t>source_type</w:t>
+            </w:r>
+          </w:p>
+        </w:tc>
+        <w:tc>
+          <w:tcPr>
+            <w:tcW w:type="dxa" w:w="1187"/>
+          </w:tcPr>
+          <w:p>
+            <w:r>
+              <w:t>VARCHAR(50)</w:t>
+            </w:r>
+          </w:p>
+        </w:tc>
+        <w:tc>
+          <w:tcPr>
+            <w:tcW w:type="dxa" w:w="1187"/>
+          </w:tcPr>
+          <w:p>
+            <w:r>
+              <w:t>否</w:t>
+            </w:r>
+          </w:p>
+        </w:tc>
+        <w:tc>
+          <w:tcPr>
+            <w:tcW w:type="dxa" w:w="1187"/>
+          </w:tcPr>
+          <w:p>
+            <w:r>
+              <w:t>否</w:t>
+            </w:r>
+          </w:p>
+        </w:tc>
+        <w:tc>
+          <w:tcPr>
+            <w:tcW w:type="dxa" w:w="1187"/>
+          </w:tcPr>
+          <w:p>
+            <w:r>
+              <w:t>否</w:t>
+            </w:r>
+          </w:p>
+        </w:tc>
+        <w:tc>
+          <w:tcPr>
+            <w:tcW w:type="dxa" w:w="1187"/>
+          </w:tcPr>
+          <w:p>
+            <w:r>
+              <w:t>认证/转换/系统</w:t>
+            </w:r>
+          </w:p>
+        </w:tc>
+      </w:tr>
+      <w:tr>
+        <w:tc>
+          <w:tcPr>
+            <w:tcW w:type="dxa" w:w="1187"/>
+          </w:tcPr>
+          <w:p>
+            <w:r>
+              <w:t>来源ID</w:t>
+            </w:r>
+          </w:p>
+        </w:tc>
+        <w:tc>
+          <w:tcPr>
+            <w:tcW w:type="dxa" w:w="1187"/>
+          </w:tcPr>
+          <w:p>
+            <w:r>
+              <w:t>source_id</w:t>
+            </w:r>
+          </w:p>
+        </w:tc>
+        <w:tc>
+          <w:tcPr>
+            <w:tcW w:type="dxa" w:w="1187"/>
+          </w:tcPr>
+          <w:p>
+            <w:r>
+              <w:t>BIGINT</w:t>
+            </w:r>
+          </w:p>
+        </w:tc>
+        <w:tc>
+          <w:tcPr>
+            <w:tcW w:type="dxa" w:w="1187"/>
+          </w:tcPr>
+          <w:p>
+            <w:r>
+              <w:t>否</w:t>
+            </w:r>
+          </w:p>
+        </w:tc>
+        <w:tc>
+          <w:tcPr>
+            <w:tcW w:type="dxa" w:w="1187"/>
+          </w:tcPr>
+          <w:p>
+            <w:r>
+              <w:t>否</w:t>
+            </w:r>
+          </w:p>
+        </w:tc>
+        <w:tc>
+          <w:tcPr>
+            <w:tcW w:type="dxa" w:w="1187"/>
+          </w:tcPr>
+          <w:p>
+            <w:r>
+              <w:t>否</w:t>
+            </w:r>
+          </w:p>
+        </w:tc>
+        <w:tc>
+          <w:tcPr>
+            <w:tcW w:type="dxa" w:w="1187"/>
+          </w:tcPr>
+          <w:p>
+            <w:r>
+              <w:t>来源业务ID</w:t>
+            </w:r>
+          </w:p>
+        </w:tc>
+      </w:tr>
+      <w:tr>
+        <w:tc>
+          <w:tcPr>
+            <w:tcW w:type="dxa" w:w="1187"/>
+          </w:tcPr>
+          <w:p>
+            <w:r>
+              <w:t>备注</w:t>
+            </w:r>
+          </w:p>
+        </w:tc>
+        <w:tc>
+          <w:tcPr>
+            <w:tcW w:type="dxa" w:w="1187"/>
+          </w:tcPr>
+          <w:p>
+            <w:r>
+              <w:t>remark</w:t>
+            </w:r>
+          </w:p>
+        </w:tc>
+        <w:tc>
+          <w:tcPr>
+            <w:tcW w:type="dxa" w:w="1187"/>
+          </w:tcPr>
+          <w:p>
+            <w:r>
+              <w:t>VARCHAR(200)</w:t>
+            </w:r>
+          </w:p>
+        </w:tc>
+        <w:tc>
+          <w:tcPr>
+            <w:tcW w:type="dxa" w:w="1187"/>
+          </w:tcPr>
+          <w:p>
+            <w:r>
+              <w:t>否</w:t>
+            </w:r>
+          </w:p>
+        </w:tc>
+        <w:tc>
+          <w:tcPr>
+            <w:tcW w:type="dxa" w:w="1187"/>
+          </w:tcPr>
+          <w:p>
+            <w:r>
+              <w:t>否</w:t>
+            </w:r>
+          </w:p>
+        </w:tc>
+        <w:tc>
+          <w:tcPr>
+            <w:tcW w:type="dxa" w:w="1187"/>
+          </w:tcPr>
+          <w:p>
+            <w:r>
+              <w:t>否</w:t>
+            </w:r>
+          </w:p>
+        </w:tc>
+        <w:tc>
+          <w:tcPr>
+            <w:tcW w:type="dxa" w:w="1187"/>
+          </w:tcPr>
+          <w:p>
+            <w:r>
+              <w:t>备注说明</w:t>
+            </w:r>
+          </w:p>
+        </w:tc>
+      </w:tr>
+      <w:tr>
+        <w:tc>
+          <w:tcPr>
+            <w:tcW w:type="dxa" w:w="1187"/>
+          </w:tcPr>
+          <w:p>
+            <w:r>
+              <w:t>创建时间</w:t>
+            </w:r>
+          </w:p>
+        </w:tc>
+        <w:tc>
+          <w:tcPr>
+            <w:tcW w:type="dxa" w:w="1187"/>
+          </w:tcPr>
+          <w:p>
+            <w:r>
+              <w:t>create_time</w:t>
+            </w:r>
+          </w:p>
+        </w:tc>
+        <w:tc>
+          <w:tcPr>
+            <w:tcW w:type="dxa" w:w="1187"/>
+          </w:tcPr>
+          <w:p>
+            <w:r>
+              <w:t>DATETIME</w:t>
+            </w:r>
+          </w:p>
+        </w:tc>
+        <w:tc>
+          <w:tcPr>
+            <w:tcW w:type="dxa" w:w="1187"/>
+          </w:tcPr>
+          <w:p>
+            <w:r>
+              <w:t>是</w:t>
+            </w:r>
+          </w:p>
+        </w:tc>
+        <w:tc>
+          <w:tcPr>
+            <w:tcW w:type="dxa" w:w="1187"/>
+          </w:tcPr>
+          <w:p>
+            <w:r>
+              <w:t>否</w:t>
+            </w:r>
+          </w:p>
+        </w:tc>
+        <w:tc>
+          <w:tcPr>
+            <w:tcW w:type="dxa" w:w="1187"/>
+          </w:tcPr>
+          <w:p>
+            <w:r>
+              <w:t>CURRENT_TIMESTAMP</w:t>
+            </w:r>
+          </w:p>
+        </w:tc>
+        <w:tc>
+          <w:tcPr>
+            <w:tcW w:type="dxa" w:w="1187"/>
+          </w:tcPr>
+          <w:p>
+            <w:r>
+              <w:t>创建时间</w:t>
+            </w:r>
+          </w:p>
+        </w:tc>
+      </w:tr>
+    </w:tbl>
+    <w:p/>
+    <w:p>
+      <w:pPr>
+        <w:pStyle w:val="3"/>
+      </w:pPr>
+      <w:r>
+        <w:t>专家信息表（expert）</w:t>
+      </w:r>
+    </w:p>
+    <w:p>
+      <w:pPr/>
+      <w:r>
+        <w:t>字段中文名 | 字段名 | 字段类型 | 不为空 | 主键 | 外键 | 字段说明</w:t>
+      </w:r>
+    </w:p>
+    <w:tbl>
+      <w:tblPr>
+        <w:tblStyle w:val="af1"/>
+        <w:tblW w:type="auto" w:w="0"/>
+        <w:tblLook w:firstColumn="1" w:firstRow="1" w:lastColumn="0" w:lastRow="0" w:noHBand="0" w:noVBand="1" w:val="04A0"/>
+      </w:tblPr>
+      <w:tblGrid>
+        <w:gridCol w:w="1187"/>
+        <w:gridCol w:w="1187"/>
+        <w:gridCol w:w="1187"/>
+        <w:gridCol w:w="1187"/>
+        <w:gridCol w:w="1187"/>
+        <w:gridCol w:w="1187"/>
+        <w:gridCol w:w="1187"/>
+      </w:tblGrid>
+      <w:tr>
+        <w:tc>
+          <w:tcPr>
+            <w:tcW w:type="dxa" w:w="1187"/>
+          </w:tcPr>
+          <w:p>
+            <w:r>
+              <w:t>字段中文名</w:t>
+            </w:r>
+          </w:p>
+        </w:tc>
+        <w:tc>
+          <w:tcPr>
+            <w:tcW w:type="dxa" w:w="1187"/>
+          </w:tcPr>
+          <w:p>
+            <w:r>
+              <w:t>字段名</w:t>
+            </w:r>
+          </w:p>
+        </w:tc>
+        <w:tc>
+          <w:tcPr>
+            <w:tcW w:type="dxa" w:w="1187"/>
+          </w:tcPr>
+          <w:p>
+            <w:r>
+              <w:t>字段类型</w:t>
+            </w:r>
+          </w:p>
+        </w:tc>
+        <w:tc>
+          <w:tcPr>
+            <w:tcW w:type="dxa" w:w="1187"/>
+          </w:tcPr>
+          <w:p>
+            <w:r>
+              <w:t>不为空</w:t>
+            </w:r>
+          </w:p>
+        </w:tc>
+        <w:tc>
+          <w:tcPr>
+            <w:tcW w:type="dxa" w:w="1187"/>
+          </w:tcPr>
+          <w:p>
+            <w:r>
+              <w:t>主键</w:t>
+            </w:r>
+          </w:p>
+        </w:tc>
+        <w:tc>
+          <w:tcPr>
+            <w:tcW w:type="dxa" w:w="1187"/>
+          </w:tcPr>
+          <w:p>
+            <w:r>
+              <w:t>外键</w:t>
+            </w:r>
+          </w:p>
+        </w:tc>
+        <w:tc>
+          <w:tcPr>
+            <w:tcW w:type="dxa" w:w="1187"/>
+          </w:tcPr>
+          <w:p>
+            <w:r>
+              <w:t>字段说明</w:t>
+            </w:r>
+          </w:p>
+        </w:tc>
+      </w:tr>
+      <w:tr>
+        <w:tc>
+          <w:tcPr>
+            <w:tcW w:type="dxa" w:w="1187"/>
+          </w:tcPr>
+          <w:p>
+            <w:r>
+              <w:t>专家ID</w:t>
+            </w:r>
+          </w:p>
+        </w:tc>
+        <w:tc>
+          <w:tcPr>
+            <w:tcW w:type="dxa" w:w="1187"/>
+          </w:tcPr>
+          <w:p>
+            <w:r>
+              <w:t>id</w:t>
+            </w:r>
+          </w:p>
+        </w:tc>
+        <w:tc>
+          <w:tcPr>
+            <w:tcW w:type="dxa" w:w="1187"/>
+          </w:tcPr>
+          <w:p>
+            <w:r>
+              <w:t>BIGINT</w:t>
+            </w:r>
+          </w:p>
+        </w:tc>
+        <w:tc>
+          <w:tcPr>
+            <w:tcW w:type="dxa" w:w="1187"/>
+          </w:tcPr>
+          <w:p>
+            <w:r>
+              <w:t>是</w:t>
+            </w:r>
+          </w:p>
+        </w:tc>
+        <w:tc>
+          <w:tcPr>
+            <w:tcW w:type="dxa" w:w="1187"/>
+          </w:tcPr>
+          <w:p>
+            <w:r>
+              <w:t>是</w:t>
+            </w:r>
+          </w:p>
+        </w:tc>
+        <w:tc>
+          <w:tcPr>
+            <w:tcW w:type="dxa" w:w="1187"/>
+          </w:tcPr>
+          <w:p>
+            <w:r>
+              <w:t>否</w:t>
+            </w:r>
+          </w:p>
+        </w:tc>
+        <w:tc>
+          <w:tcPr>
+            <w:tcW w:type="dxa" w:w="1187"/>
+          </w:tcPr>
+          <w:p>
+            <w:r>
+              <w:t>主键自增</w:t>
+            </w:r>
+          </w:p>
+        </w:tc>
+      </w:tr>
+      <w:tr>
+        <w:tc>
+          <w:tcPr>
+            <w:tcW w:type="dxa" w:w="1187"/>
+          </w:tcPr>
+          <w:p>
+            <w:r>
+              <w:t>用户ID</w:t>
+            </w:r>
+          </w:p>
+        </w:tc>
+        <w:tc>
+          <w:tcPr>
+            <w:tcW w:type="dxa" w:w="1187"/>
+          </w:tcPr>
+          <w:p>
+            <w:r>
+              <w:t>user_id</w:t>
+            </w:r>
+          </w:p>
+        </w:tc>
+        <w:tc>
+          <w:tcPr>
+            <w:tcW w:type="dxa" w:w="1187"/>
+          </w:tcPr>
+          <w:p>
+            <w:r>
+              <w:t>BIGINT</w:t>
+            </w:r>
+          </w:p>
+        </w:tc>
+        <w:tc>
+          <w:tcPr>
+            <w:tcW w:type="dxa" w:w="1187"/>
+          </w:tcPr>
+          <w:p>
+            <w:r>
+              <w:t>是</w:t>
+            </w:r>
+          </w:p>
+        </w:tc>
+        <w:tc>
+          <w:tcPr>
+            <w:tcW w:type="dxa" w:w="1187"/>
+          </w:tcPr>
+          <w:p>
+            <w:r>
+              <w:t>否</w:t>
+            </w:r>
+          </w:p>
+        </w:tc>
+        <w:tc>
+          <w:tcPr>
+            <w:tcW w:type="dxa" w:w="1187"/>
+          </w:tcPr>
+          <w:p>
+            <w:r>
+              <w:t>否</w:t>
+            </w:r>
+          </w:p>
+        </w:tc>
+        <w:tc>
+          <w:tcPr>
+            <w:tcW w:type="dxa" w:w="1187"/>
+          </w:tcPr>
+          <w:p>
+            <w:r>
+              <w:t>关联sys_user.id</w:t>
+            </w:r>
+          </w:p>
+        </w:tc>
+      </w:tr>
+      <w:tr>
+        <w:tc>
+          <w:tcPr>
+            <w:tcW w:type="dxa" w:w="1187"/>
+          </w:tcPr>
+          <w:p>
+            <w:r>
+              <w:t>专家姓名</w:t>
+            </w:r>
+          </w:p>
+        </w:tc>
+        <w:tc>
+          <w:tcPr>
+            <w:tcW w:type="dxa" w:w="1187"/>
+          </w:tcPr>
+          <w:p>
+            <w:r>
+              <w:t>expert_name</w:t>
+            </w:r>
+          </w:p>
+        </w:tc>
+        <w:tc>
+          <w:tcPr>
+            <w:tcW w:type="dxa" w:w="1187"/>
+          </w:tcPr>
+          <w:p>
+            <w:r>
+              <w:t>VARCHAR(50)</w:t>
+            </w:r>
+          </w:p>
+        </w:tc>
+        <w:tc>
+          <w:tcPr>
+            <w:tcW w:type="dxa" w:w="1187"/>
+          </w:tcPr>
+          <w:p>
+            <w:r>
+              <w:t>是</w:t>
+            </w:r>
+          </w:p>
+        </w:tc>
+        <w:tc>
+          <w:tcPr>
+            <w:tcW w:type="dxa" w:w="1187"/>
+          </w:tcPr>
+          <w:p>
+            <w:r>
+              <w:t>否</w:t>
+            </w:r>
+          </w:p>
+        </w:tc>
+        <w:tc>
+          <w:tcPr>
+            <w:tcW w:type="dxa" w:w="1187"/>
+          </w:tcPr>
+          <w:p>
+            <w:r>
+              <w:t>否</w:t>
+            </w:r>
+          </w:p>
+        </w:tc>
+        <w:tc>
+          <w:tcPr>
+            <w:tcW w:type="dxa" w:w="1187"/>
+          </w:tcPr>
+          <w:p>
+            <w:r>
+              <w:t>专家姓名</w:t>
+            </w:r>
+          </w:p>
+        </w:tc>
+      </w:tr>
+      <w:tr>
+        <w:tc>
+          <w:tcPr>
+            <w:tcW w:type="dxa" w:w="1187"/>
+          </w:tcPr>
+          <w:p>
+            <w:r>
+              <w:t>职称</w:t>
+            </w:r>
+          </w:p>
+        </w:tc>
+        <w:tc>
+          <w:tcPr>
+            <w:tcW w:type="dxa" w:w="1187"/>
+          </w:tcPr>
+          <w:p>
+            <w:r>
+              <w:t>title</w:t>
+            </w:r>
+          </w:p>
+        </w:tc>
+        <w:tc>
+          <w:tcPr>
+            <w:tcW w:type="dxa" w:w="1187"/>
+          </w:tcPr>
+          <w:p>
+            <w:r>
+              <w:t>VARCHAR(50)</w:t>
+            </w:r>
+          </w:p>
+        </w:tc>
+        <w:tc>
+          <w:tcPr>
+            <w:tcW w:type="dxa" w:w="1187"/>
+          </w:tcPr>
+          <w:p>
+            <w:r>
+              <w:t>否</w:t>
+            </w:r>
+          </w:p>
+        </w:tc>
+        <w:tc>
+          <w:tcPr>
+            <w:tcW w:type="dxa" w:w="1187"/>
+          </w:tcPr>
+          <w:p>
+            <w:r>
+              <w:t>否</w:t>
+            </w:r>
+          </w:p>
+        </w:tc>
+        <w:tc>
+          <w:tcPr>
+            <w:tcW w:type="dxa" w:w="1187"/>
+          </w:tcPr>
+          <w:p>
+            <w:r>
+              <w:t>否</w:t>
+            </w:r>
+          </w:p>
+        </w:tc>
+        <w:tc>
+          <w:tcPr>
+            <w:tcW w:type="dxa" w:w="1187"/>
+          </w:tcPr>
+          <w:p>
+            <w:r>
+              <w:t>教授/副教授/高工等</w:t>
+            </w:r>
+          </w:p>
+        </w:tc>
+      </w:tr>
+      <w:tr>
+        <w:tc>
+          <w:tcPr>
+            <w:tcW w:type="dxa" w:w="1187"/>
+          </w:tcPr>
+          <w:p>
+            <w:r>
+              <w:t>专业方向</w:t>
+            </w:r>
+          </w:p>
+        </w:tc>
+        <w:tc>
+          <w:tcPr>
+            <w:tcW w:type="dxa" w:w="1187"/>
+          </w:tcPr>
+          <w:p>
+            <w:r>
+              <w:t>field</w:t>
+            </w:r>
+          </w:p>
+        </w:tc>
+        <w:tc>
+          <w:tcPr>
+            <w:tcW w:type="dxa" w:w="1187"/>
+          </w:tcPr>
+          <w:p>
+            <w:r>
+              <w:t>VARCHAR(100)</w:t>
+            </w:r>
+          </w:p>
+        </w:tc>
+        <w:tc>
+          <w:tcPr>
+            <w:tcW w:type="dxa" w:w="1187"/>
+          </w:tcPr>
+          <w:p>
+            <w:r>
+              <w:t>是</w:t>
+            </w:r>
+          </w:p>
+        </w:tc>
+        <w:tc>
+          <w:tcPr>
+            <w:tcW w:type="dxa" w:w="1187"/>
+          </w:tcPr>
+          <w:p>
+            <w:r>
+              <w:t>否</w:t>
+            </w:r>
+          </w:p>
+        </w:tc>
+        <w:tc>
+          <w:tcPr>
+            <w:tcW w:type="dxa" w:w="1187"/>
+          </w:tcPr>
+          <w:p>
+            <w:r>
+              <w:t>否</w:t>
+            </w:r>
+          </w:p>
+        </w:tc>
+        <w:tc>
+          <w:tcPr>
+            <w:tcW w:type="dxa" w:w="1187"/>
+          </w:tcPr>
+          <w:p>
+            <w:r>
+              <w:t>专业擅长方向</w:t>
+            </w:r>
+          </w:p>
+        </w:tc>
+      </w:tr>
+      <w:tr>
+        <w:tc>
+          <w:tcPr>
+            <w:tcW w:type="dxa" w:w="1187"/>
+          </w:tcPr>
+          <w:p>
+            <w:r>
+              <w:t>联系方式</w:t>
+            </w:r>
+          </w:p>
+        </w:tc>
+        <w:tc>
+          <w:tcPr>
+            <w:tcW w:type="dxa" w:w="1187"/>
+          </w:tcPr>
+          <w:p>
+            <w:r>
+              <w:t>contact</w:t>
+            </w:r>
+          </w:p>
+        </w:tc>
+        <w:tc>
+          <w:tcPr>
+            <w:tcW w:type="dxa" w:w="1187"/>
+          </w:tcPr>
+          <w:p>
+            <w:r>
+              <w:t>VARCHAR(100)</w:t>
+            </w:r>
+          </w:p>
+        </w:tc>
+        <w:tc>
+          <w:tcPr>
+            <w:tcW w:type="dxa" w:w="1187"/>
+          </w:tcPr>
+          <w:p>
+            <w:r>
+              <w:t>否</w:t>
+            </w:r>
+          </w:p>
+        </w:tc>
+        <w:tc>
+          <w:tcPr>
+            <w:tcW w:type="dxa" w:w="1187"/>
+          </w:tcPr>
+          <w:p>
+            <w:r>
+              <w:t>否</w:t>
+            </w:r>
+          </w:p>
+        </w:tc>
+        <w:tc>
+          <w:tcPr>
+            <w:tcW w:type="dxa" w:w="1187"/>
+          </w:tcPr>
+          <w:p>
+            <w:r>
+              <w:t>否</w:t>
+            </w:r>
+          </w:p>
+        </w:tc>
+        <w:tc>
+          <w:tcPr>
+            <w:tcW w:type="dxa" w:w="1187"/>
+          </w:tcPr>
+          <w:p>
+            <w:r>
+              <w:t>手机/邮箱</w:t>
+            </w:r>
+          </w:p>
+        </w:tc>
+      </w:tr>
+      <w:tr>
+        <w:tc>
+          <w:tcPr>
+            <w:tcW w:type="dxa" w:w="1187"/>
+          </w:tcPr>
+          <w:p>
+            <w:r>
+              <w:t>状态</w:t>
+            </w:r>
+          </w:p>
+        </w:tc>
+        <w:tc>
+          <w:tcPr>
+            <w:tcW w:type="dxa" w:w="1187"/>
+          </w:tcPr>
+          <w:p>
+            <w:r>
+              <w:t>status</w:t>
+            </w:r>
+          </w:p>
+        </w:tc>
+        <w:tc>
+          <w:tcPr>
+            <w:tcW w:type="dxa" w:w="1187"/>
+          </w:tcPr>
+          <w:p>
+            <w:r>
+              <w:t>TINYINT</w:t>
+            </w:r>
+          </w:p>
+        </w:tc>
+        <w:tc>
+          <w:tcPr>
+            <w:tcW w:type="dxa" w:w="1187"/>
+          </w:tcPr>
+          <w:p>
+            <w:r>
+              <w:t>是</w:t>
+            </w:r>
+          </w:p>
+        </w:tc>
+        <w:tc>
+          <w:tcPr>
+            <w:tcW w:type="dxa" w:w="1187"/>
+          </w:tcPr>
+          <w:p>
+            <w:r>
+              <w:t>否</w:t>
+            </w:r>
+          </w:p>
+        </w:tc>
+        <w:tc>
+          <w:tcPr>
+            <w:tcW w:type="dxa" w:w="1187"/>
+          </w:tcPr>
+          <w:p>
+            <w:r>
+              <w:t>0</w:t>
+            </w:r>
+          </w:p>
+        </w:tc>
+        <w:tc>
+          <w:tcPr>
+            <w:tcW w:type="dxa" w:w="1187"/>
+          </w:tcPr>
+          <w:p>
+            <w:r>
+              <w:t>0-可用/1-休假/2-移出</w:t>
+            </w:r>
+          </w:p>
+        </w:tc>
+      </w:tr>
+      <w:tr>
+        <w:tc>
+          <w:tcPr>
+            <w:tcW w:type="dxa" w:w="1187"/>
+          </w:tcPr>
+          <w:p>
+            <w:r>
+              <w:t>创建时间</w:t>
+            </w:r>
+          </w:p>
+        </w:tc>
+        <w:tc>
+          <w:tcPr>
+            <w:tcW w:type="dxa" w:w="1187"/>
+          </w:tcPr>
+          <w:p>
+            <w:r>
+              <w:t>create_time</w:t>
+            </w:r>
+          </w:p>
+        </w:tc>
+        <w:tc>
+          <w:tcPr>
+            <w:tcW w:type="dxa" w:w="1187"/>
+          </w:tcPr>
+          <w:p>
+            <w:r>
+              <w:t>DATETIME</w:t>
+            </w:r>
+          </w:p>
+        </w:tc>
+        <w:tc>
+          <w:tcPr>
+            <w:tcW w:type="dxa" w:w="1187"/>
+          </w:tcPr>
+          <w:p>
+            <w:r>
+              <w:t>是</w:t>
+            </w:r>
+          </w:p>
+        </w:tc>
+        <w:tc>
+          <w:tcPr>
+            <w:tcW w:type="dxa" w:w="1187"/>
+          </w:tcPr>
+          <w:p>
+            <w:r>
+              <w:t>否</w:t>
+            </w:r>
+          </w:p>
+        </w:tc>
+        <w:tc>
+          <w:tcPr>
+            <w:tcW w:type="dxa" w:w="1187"/>
+          </w:tcPr>
+          <w:p>
+            <w:r>
+              <w:t>CURRENT_TIMESTAMP</w:t>
+            </w:r>
+          </w:p>
+        </w:tc>
+        <w:tc>
+          <w:tcPr>
+            <w:tcW w:type="dxa" w:w="1187"/>
+          </w:tcPr>
+          <w:p>
+            <w:r>
+              <w:t>创建时间</w:t>
+            </w:r>
+          </w:p>
+        </w:tc>
+      </w:tr>
+    </w:tbl>
+    <w:p/>
+    <w:p>
+      <w:pPr>
+        <w:pStyle w:val="3"/>
+      </w:pPr>
+      <w:r>
+        <w:t>系统公告表（notice）</w:t>
+      </w:r>
+    </w:p>
+    <w:p>
+      <w:pPr/>
+      <w:r>
+        <w:t>字段中文名 | 字段名 | 字段类型 | 不为空 | 主键 | 外键 | 字段说明</w:t>
+      </w:r>
+    </w:p>
+    <w:tbl>
+      <w:tblPr>
+        <w:tblStyle w:val="af1"/>
+        <w:tblW w:type="auto" w:w="0"/>
+        <w:tblLook w:firstColumn="1" w:firstRow="1" w:lastColumn="0" w:lastRow="0" w:noHBand="0" w:noVBand="1" w:val="04A0"/>
+      </w:tblPr>
+      <w:tblGrid>
+        <w:gridCol w:w="1187"/>
+        <w:gridCol w:w="1187"/>
+        <w:gridCol w:w="1187"/>
+        <w:gridCol w:w="1187"/>
+        <w:gridCol w:w="1187"/>
+        <w:gridCol w:w="1187"/>
+        <w:gridCol w:w="1187"/>
+      </w:tblGrid>
+      <w:tr>
+        <w:tc>
+          <w:tcPr>
+            <w:tcW w:type="dxa" w:w="1187"/>
+          </w:tcPr>
+          <w:p>
+            <w:r>
+              <w:t>字段中文名</w:t>
+            </w:r>
+          </w:p>
+        </w:tc>
+        <w:tc>
+          <w:tcPr>
+            <w:tcW w:type="dxa" w:w="1187"/>
+          </w:tcPr>
+          <w:p>
+            <w:r>
+              <w:t>字段名</w:t>
+            </w:r>
+          </w:p>
+        </w:tc>
+        <w:tc>
+          <w:tcPr>
+            <w:tcW w:type="dxa" w:w="1187"/>
+          </w:tcPr>
+          <w:p>
+            <w:r>
+              <w:t>字段类型</w:t>
+            </w:r>
+          </w:p>
+        </w:tc>
+        <w:tc>
+          <w:tcPr>
+            <w:tcW w:type="dxa" w:w="1187"/>
+          </w:tcPr>
+          <w:p>
+            <w:r>
+              <w:t>不为空</w:t>
+            </w:r>
+          </w:p>
+        </w:tc>
+        <w:tc>
+          <w:tcPr>
+            <w:tcW w:type="dxa" w:w="1187"/>
+          </w:tcPr>
+          <w:p>
+            <w:r>
+              <w:t>主键</w:t>
+            </w:r>
+          </w:p>
+        </w:tc>
+        <w:tc>
+          <w:tcPr>
+            <w:tcW w:type="dxa" w:w="1187"/>
+          </w:tcPr>
+          <w:p>
+            <w:r>
+              <w:t>外键</w:t>
+            </w:r>
+          </w:p>
+        </w:tc>
+        <w:tc>
+          <w:tcPr>
+            <w:tcW w:type="dxa" w:w="1187"/>
+          </w:tcPr>
+          <w:p>
+            <w:r>
+              <w:t>字段说明</w:t>
+            </w:r>
+          </w:p>
+        </w:tc>
+      </w:tr>
+      <w:tr>
+        <w:tc>
+          <w:tcPr>
+            <w:tcW w:type="dxa" w:w="1187"/>
+          </w:tcPr>
+          <w:p>
+            <w:r>
+              <w:t>公告ID</w:t>
+            </w:r>
+          </w:p>
+        </w:tc>
+        <w:tc>
+          <w:tcPr>
+            <w:tcW w:type="dxa" w:w="1187"/>
+          </w:tcPr>
+          <w:p>
+            <w:r>
+              <w:t>id</w:t>
+            </w:r>
+          </w:p>
+        </w:tc>
+        <w:tc>
+          <w:tcPr>
+            <w:tcW w:type="dxa" w:w="1187"/>
+          </w:tcPr>
+          <w:p>
+            <w:r>
+              <w:t>BIGINT</w:t>
+            </w:r>
+          </w:p>
+        </w:tc>
+        <w:tc>
+          <w:tcPr>
+            <w:tcW w:type="dxa" w:w="1187"/>
+          </w:tcPr>
+          <w:p>
+            <w:r>
+              <w:t>是</w:t>
+            </w:r>
+          </w:p>
+        </w:tc>
+        <w:tc>
+          <w:tcPr>
+            <w:tcW w:type="dxa" w:w="1187"/>
+          </w:tcPr>
+          <w:p>
+            <w:r>
+              <w:t>是</w:t>
+            </w:r>
+          </w:p>
+        </w:tc>
+        <w:tc>
+          <w:tcPr>
+            <w:tcW w:type="dxa" w:w="1187"/>
+          </w:tcPr>
+          <w:p>
+            <w:r>
+              <w:t>否</w:t>
+            </w:r>
+          </w:p>
+        </w:tc>
+        <w:tc>
+          <w:tcPr>
+            <w:tcW w:type="dxa" w:w="1187"/>
+          </w:tcPr>
+          <w:p>
+            <w:r>
+              <w:t>主键自增</w:t>
+            </w:r>
+          </w:p>
+        </w:tc>
+      </w:tr>
+      <w:tr>
+        <w:tc>
+          <w:tcPr>
+            <w:tcW w:type="dxa" w:w="1187"/>
+          </w:tcPr>
+          <w:p>
+            <w:r>
+              <w:t>公告标题</w:t>
+            </w:r>
+          </w:p>
+        </w:tc>
+        <w:tc>
+          <w:tcPr>
+            <w:tcW w:type="dxa" w:w="1187"/>
+          </w:tcPr>
+          <w:p>
+            <w:r>
+              <w:t>title</w:t>
+            </w:r>
+          </w:p>
+        </w:tc>
+        <w:tc>
+          <w:tcPr>
+            <w:tcW w:type="dxa" w:w="1187"/>
+          </w:tcPr>
+          <w:p>
+            <w:r>
+              <w:t>VARCHAR(100)</w:t>
+            </w:r>
+          </w:p>
+        </w:tc>
+        <w:tc>
+          <w:tcPr>
+            <w:tcW w:type="dxa" w:w="1187"/>
+          </w:tcPr>
+          <w:p>
+            <w:r>
+              <w:t>是</w:t>
+            </w:r>
+          </w:p>
+        </w:tc>
+        <w:tc>
+          <w:tcPr>
+            <w:tcW w:type="dxa" w:w="1187"/>
+          </w:tcPr>
+          <w:p>
+            <w:r>
+              <w:t>否</w:t>
+            </w:r>
+          </w:p>
+        </w:tc>
+        <w:tc>
+          <w:tcPr>
+            <w:tcW w:type="dxa" w:w="1187"/>
+          </w:tcPr>
+          <w:p>
+            <w:r>
+              <w:t>否</w:t>
+            </w:r>
+          </w:p>
+        </w:tc>
+        <w:tc>
+          <w:tcPr>
+            <w:tcW w:type="dxa" w:w="1187"/>
+          </w:tcPr>
+          <w:p>
+            <w:r>
+              <w:t>公告标题</w:t>
+            </w:r>
+          </w:p>
+        </w:tc>
+      </w:tr>
+      <w:tr>
+        <w:tc>
+          <w:tcPr>
+            <w:tcW w:type="dxa" w:w="1187"/>
+          </w:tcPr>
+          <w:p>
+            <w:r>
+              <w:t>公告内容</w:t>
+            </w:r>
+          </w:p>
+        </w:tc>
+        <w:tc>
+          <w:tcPr>
+            <w:tcW w:type="dxa" w:w="1187"/>
+          </w:tcPr>
+          <w:p>
+            <w:r>
+              <w:t>content</w:t>
+            </w:r>
+          </w:p>
+        </w:tc>
+        <w:tc>
+          <w:tcPr>
+            <w:tcW w:type="dxa" w:w="1187"/>
+          </w:tcPr>
+          <w:p>
+            <w:r>
+              <w:t>TEXT</w:t>
+            </w:r>
+          </w:p>
+        </w:tc>
+        <w:tc>
+          <w:tcPr>
+            <w:tcW w:type="dxa" w:w="1187"/>
+          </w:tcPr>
+          <w:p>
+            <w:r>
+              <w:t>是</w:t>
+            </w:r>
+          </w:p>
+        </w:tc>
+        <w:tc>
+          <w:tcPr>
+            <w:tcW w:type="dxa" w:w="1187"/>
+          </w:tcPr>
+          <w:p>
+            <w:r>
+              <w:t>否</w:t>
+            </w:r>
+          </w:p>
+        </w:tc>
+        <w:tc>
+          <w:tcPr>
+            <w:tcW w:type="dxa" w:w="1187"/>
+          </w:tcPr>
+          <w:p>
+            <w:r>
+              <w:t>否</w:t>
+            </w:r>
+          </w:p>
+        </w:tc>
+        <w:tc>
+          <w:tcPr>
+            <w:tcW w:type="dxa" w:w="1187"/>
+          </w:tcPr>
+          <w:p>
+            <w:r>
+              <w:t>公告内容</w:t>
+            </w:r>
+          </w:p>
+        </w:tc>
+      </w:tr>
+      <w:tr>
+        <w:tc>
+          <w:tcPr>
+            <w:tcW w:type="dxa" w:w="1187"/>
+          </w:tcPr>
+          <w:p>
+            <w:r>
+              <w:t>状态</w:t>
+            </w:r>
+          </w:p>
+        </w:tc>
+        <w:tc>
+          <w:tcPr>
+            <w:tcW w:type="dxa" w:w="1187"/>
+          </w:tcPr>
+          <w:p>
+            <w:r>
+              <w:t>status</w:t>
+            </w:r>
+          </w:p>
+        </w:tc>
+        <w:tc>
+          <w:tcPr>
+            <w:tcW w:type="dxa" w:w="1187"/>
+          </w:tcPr>
+          <w:p>
+            <w:r>
+              <w:t>TINYINT</w:t>
+            </w:r>
+          </w:p>
+        </w:tc>
+        <w:tc>
+          <w:tcPr>
+            <w:tcW w:type="dxa" w:w="1187"/>
+          </w:tcPr>
+          <w:p>
+            <w:r>
+              <w:t>是</w:t>
+            </w:r>
+          </w:p>
+        </w:tc>
+        <w:tc>
+          <w:tcPr>
+            <w:tcW w:type="dxa" w:w="1187"/>
+          </w:tcPr>
+          <w:p>
+            <w:r>
+              <w:t>否</w:t>
+            </w:r>
+          </w:p>
+        </w:tc>
+        <w:tc>
+          <w:tcPr>
+            <w:tcW w:type="dxa" w:w="1187"/>
+          </w:tcPr>
+          <w:p>
+            <w:r>
+              <w:t>0</w:t>
+            </w:r>
+          </w:p>
+        </w:tc>
+        <w:tc>
+          <w:tcPr>
+            <w:tcW w:type="dxa" w:w="1187"/>
+          </w:tcPr>
+          <w:p>
+            <w:r>
+              <w:t>0-停用/1-启用</w:t>
+            </w:r>
+          </w:p>
+        </w:tc>
+      </w:tr>
+      <w:tr>
+        <w:tc>
+          <w:tcPr>
+            <w:tcW w:type="dxa" w:w="1187"/>
+          </w:tcPr>
+          <w:p>
+            <w:r>
+              <w:t>创建人ID</w:t>
+            </w:r>
+          </w:p>
+        </w:tc>
+        <w:tc>
+          <w:tcPr>
+            <w:tcW w:type="dxa" w:w="1187"/>
+          </w:tcPr>
+          <w:p>
+            <w:r>
+              <w:t>creator_id</w:t>
+            </w:r>
+          </w:p>
+        </w:tc>
+        <w:tc>
+          <w:tcPr>
+            <w:tcW w:type="dxa" w:w="1187"/>
+          </w:tcPr>
+          <w:p>
+            <w:r>
+              <w:t>BIGINT</w:t>
+            </w:r>
+          </w:p>
+        </w:tc>
+        <w:tc>
+          <w:tcPr>
+            <w:tcW w:type="dxa" w:w="1187"/>
+          </w:tcPr>
+          <w:p>
+            <w:r>
+              <w:t>否</w:t>
+            </w:r>
+          </w:p>
+        </w:tc>
+        <w:tc>
+          <w:tcPr>
+            <w:tcW w:type="dxa" w:w="1187"/>
+          </w:tcPr>
+          <w:p>
+            <w:r>
+              <w:t>否</w:t>
+            </w:r>
+          </w:p>
+        </w:tc>
+        <w:tc>
+          <w:tcPr>
+            <w:tcW w:type="dxa" w:w="1187"/>
+          </w:tcPr>
+          <w:p>
+            <w:r>
+              <w:t>否</w:t>
+            </w:r>
+          </w:p>
+        </w:tc>
+        <w:tc>
+          <w:tcPr>
+            <w:tcW w:type="dxa" w:w="1187"/>
+          </w:tcPr>
+          <w:p>
+            <w:r>
+              <w:t>创建人</w:t>
+            </w:r>
+          </w:p>
+        </w:tc>
+      </w:tr>
+      <w:tr>
+        <w:tc>
+          <w:tcPr>
+            <w:tcW w:type="dxa" w:w="1187"/>
+          </w:tcPr>
+          <w:p>
+            <w:r>
+              <w:t>创建时间</w:t>
+            </w:r>
+          </w:p>
+        </w:tc>
+        <w:tc>
+          <w:tcPr>
+            <w:tcW w:type="dxa" w:w="1187"/>
+          </w:tcPr>
+          <w:p>
+            <w:r>
+              <w:t>create_time</w:t>
+            </w:r>
+          </w:p>
+        </w:tc>
+        <w:tc>
+          <w:tcPr>
+            <w:tcW w:type="dxa" w:w="1187"/>
+          </w:tcPr>
+          <w:p>
+            <w:r>
+              <w:t>DATETIME</w:t>
+            </w:r>
+          </w:p>
+        </w:tc>
+        <w:tc>
+          <w:tcPr>
+            <w:tcW w:type="dxa" w:w="1187"/>
+          </w:tcPr>
+          <w:p>
+            <w:r>
+              <w:t>是</w:t>
+            </w:r>
+          </w:p>
+        </w:tc>
+        <w:tc>
+          <w:tcPr>
+            <w:tcW w:type="dxa" w:w="1187"/>
+          </w:tcPr>
+          <w:p>
+            <w:r>
+              <w:t>否</w:t>
+            </w:r>
+          </w:p>
+        </w:tc>
+        <w:tc>
+          <w:tcPr>
+            <w:tcW w:type="dxa" w:w="1187"/>
+          </w:tcPr>
+          <w:p>
+            <w:r>
+              <w:t>CURRENT_TIMESTAMP</w:t>
+            </w:r>
+          </w:p>
+        </w:tc>
+        <w:tc>
+          <w:tcPr>
+            <w:tcW w:type="dxa" w:w="1187"/>
+          </w:tcPr>
+          <w:p>
+            <w:r>
+              <w:t>创建时间</w:t>
+            </w:r>
+          </w:p>
+        </w:tc>
+      </w:tr>
+    </w:tbl>
+    <w:p/>
+    <w:p>
+      <w:pPr>
+        <w:pStyle w:val="3"/>
+      </w:pPr>
+      <w:r>
+        <w:t>站内信表（message）</w:t>
+      </w:r>
+    </w:p>
+    <w:p>
+      <w:pPr/>
+      <w:r>
+        <w:t>字段中文名 | 字段名 | 字段类型 | 不为空 | 主键 | 外键 | 字段说明</w:t>
+      </w:r>
+    </w:p>
+    <w:tbl>
+      <w:tblPr>
+        <w:tblStyle w:val="af1"/>
+        <w:tblW w:type="auto" w:w="0"/>
+        <w:tblLook w:firstColumn="1" w:firstRow="1" w:lastColumn="0" w:lastRow="0" w:noHBand="0" w:noVBand="1" w:val="04A0"/>
+      </w:tblPr>
+      <w:tblGrid>
+        <w:gridCol w:w="1187"/>
+        <w:gridCol w:w="1187"/>
+        <w:gridCol w:w="1187"/>
+        <w:gridCol w:w="1187"/>
+        <w:gridCol w:w="1187"/>
+        <w:gridCol w:w="1187"/>
+        <w:gridCol w:w="1187"/>
+      </w:tblGrid>
+      <w:tr>
+        <w:tc>
+          <w:tcPr>
+            <w:tcW w:type="dxa" w:w="1187"/>
+          </w:tcPr>
+          <w:p>
+            <w:r>
+              <w:t>字段中文名</w:t>
+            </w:r>
+          </w:p>
+        </w:tc>
+        <w:tc>
+          <w:tcPr>
+            <w:tcW w:type="dxa" w:w="1187"/>
+          </w:tcPr>
+          <w:p>
+            <w:r>
+              <w:t>字段名</w:t>
+            </w:r>
+          </w:p>
+        </w:tc>
+        <w:tc>
+          <w:tcPr>
+            <w:tcW w:type="dxa" w:w="1187"/>
+          </w:tcPr>
+          <w:p>
+            <w:r>
+              <w:t>字段类型</w:t>
+            </w:r>
+          </w:p>
+        </w:tc>
+        <w:tc>
+          <w:tcPr>
+            <w:tcW w:type="dxa" w:w="1187"/>
+          </w:tcPr>
+          <w:p>
+            <w:r>
+              <w:t>不为空</w:t>
+            </w:r>
+          </w:p>
+        </w:tc>
+        <w:tc>
+          <w:tcPr>
+            <w:tcW w:type="dxa" w:w="1187"/>
+          </w:tcPr>
+          <w:p>
+            <w:r>
+              <w:t>主键</w:t>
+            </w:r>
+          </w:p>
+        </w:tc>
+        <w:tc>
+          <w:tcPr>
+            <w:tcW w:type="dxa" w:w="1187"/>
+          </w:tcPr>
+          <w:p>
+            <w:r>
+              <w:t>外键</w:t>
+            </w:r>
+          </w:p>
+        </w:tc>
+        <w:tc>
+          <w:tcPr>
+            <w:tcW w:type="dxa" w:w="1187"/>
+          </w:tcPr>
+          <w:p>
+            <w:r>
+              <w:t>字段说明</w:t>
+            </w:r>
+          </w:p>
+        </w:tc>
+      </w:tr>
+      <w:tr>
+        <w:tc>
+          <w:tcPr>
+            <w:tcW w:type="dxa" w:w="1187"/>
+          </w:tcPr>
+          <w:p>
+            <w:r>
+              <w:t>消息ID</w:t>
+            </w:r>
+          </w:p>
+        </w:tc>
+        <w:tc>
+          <w:tcPr>
+            <w:tcW w:type="dxa" w:w="1187"/>
+          </w:tcPr>
+          <w:p>
+            <w:r>
+              <w:t>id</w:t>
+            </w:r>
+          </w:p>
+        </w:tc>
+        <w:tc>
+          <w:tcPr>
+            <w:tcW w:type="dxa" w:w="1187"/>
+          </w:tcPr>
+          <w:p>
+            <w:r>
+              <w:t>BIGINT</w:t>
+            </w:r>
+          </w:p>
+        </w:tc>
+        <w:tc>
+          <w:tcPr>
+            <w:tcW w:type="dxa" w:w="1187"/>
+          </w:tcPr>
+          <w:p>
+            <w:r>
+              <w:t>是</w:t>
+            </w:r>
+          </w:p>
+        </w:tc>
+        <w:tc>
+          <w:tcPr>
+            <w:tcW w:type="dxa" w:w="1187"/>
+          </w:tcPr>
+          <w:p>
+            <w:r>
+              <w:t>是</w:t>
+            </w:r>
+          </w:p>
+        </w:tc>
+        <w:tc>
+          <w:tcPr>
+            <w:tcW w:type="dxa" w:w="1187"/>
+          </w:tcPr>
+          <w:p>
+            <w:r>
+              <w:t>否</w:t>
+            </w:r>
+          </w:p>
+        </w:tc>
+        <w:tc>
+          <w:tcPr>
+            <w:tcW w:type="dxa" w:w="1187"/>
+          </w:tcPr>
+          <w:p>
+            <w:r>
+              <w:t>主键自增</w:t>
+            </w:r>
+          </w:p>
+        </w:tc>
+      </w:tr>
+      <w:tr>
+        <w:tc>
+          <w:tcPr>
+            <w:tcW w:type="dxa" w:w="1187"/>
+          </w:tcPr>
+          <w:p>
+            <w:r>
+              <w:t>接收人ID</w:t>
+            </w:r>
+          </w:p>
+        </w:tc>
+        <w:tc>
+          <w:tcPr>
+            <w:tcW w:type="dxa" w:w="1187"/>
+          </w:tcPr>
+          <w:p>
+            <w:r>
+              <w:t>receiver_id</w:t>
+            </w:r>
+          </w:p>
+        </w:tc>
+        <w:tc>
+          <w:tcPr>
+            <w:tcW w:type="dxa" w:w="1187"/>
+          </w:tcPr>
+          <w:p>
+            <w:r>
+              <w:t>BIGINT</w:t>
+            </w:r>
+          </w:p>
+        </w:tc>
+        <w:tc>
+          <w:tcPr>
+            <w:tcW w:type="dxa" w:w="1187"/>
+          </w:tcPr>
+          <w:p>
+            <w:r>
+              <w:t>是</w:t>
+            </w:r>
+          </w:p>
+        </w:tc>
+        <w:tc>
+          <w:tcPr>
+            <w:tcW w:type="dxa" w:w="1187"/>
+          </w:tcPr>
+          <w:p>
+            <w:r>
+              <w:t>否</w:t>
+            </w:r>
+          </w:p>
+        </w:tc>
+        <w:tc>
+          <w:tcPr>
+            <w:tcW w:type="dxa" w:w="1187"/>
+          </w:tcPr>
+          <w:p>
+            <w:r>
+              <w:t>否</w:t>
+            </w:r>
+          </w:p>
+        </w:tc>
+        <w:tc>
+          <w:tcPr>
+            <w:tcW w:type="dxa" w:w="1187"/>
+          </w:tcPr>
+          <w:p>
+            <w:r>
+              <w:t>关联sys_user.id</w:t>
+            </w:r>
+          </w:p>
+        </w:tc>
+      </w:tr>
+      <w:tr>
+        <w:tc>
+          <w:tcPr>
+            <w:tcW w:type="dxa" w:w="1187"/>
+          </w:tcPr>
+          <w:p>
+            <w:r>
+              <w:t>消息标题</w:t>
+            </w:r>
+          </w:p>
+        </w:tc>
+        <w:tc>
+          <w:tcPr>
+            <w:tcW w:type="dxa" w:w="1187"/>
+          </w:tcPr>
+          <w:p>
+            <w:r>
+              <w:t>title</w:t>
+            </w:r>
+          </w:p>
+        </w:tc>
+        <w:tc>
+          <w:tcPr>
+            <w:tcW w:type="dxa" w:w="1187"/>
+          </w:tcPr>
+          <w:p>
+            <w:r>
+              <w:t>VARCHAR(100)</w:t>
+            </w:r>
+          </w:p>
+        </w:tc>
+        <w:tc>
+          <w:tcPr>
+            <w:tcW w:type="dxa" w:w="1187"/>
+          </w:tcPr>
+          <w:p>
+            <w:r>
+              <w:t>是</w:t>
+            </w:r>
+          </w:p>
+        </w:tc>
+        <w:tc>
+          <w:tcPr>
+            <w:tcW w:type="dxa" w:w="1187"/>
+          </w:tcPr>
+          <w:p>
+            <w:r>
+              <w:t>否</w:t>
+            </w:r>
+          </w:p>
+        </w:tc>
+        <w:tc>
+          <w:tcPr>
+            <w:tcW w:type="dxa" w:w="1187"/>
+          </w:tcPr>
+          <w:p>
+            <w:r>
+              <w:t>否</w:t>
+            </w:r>
+          </w:p>
+        </w:tc>
+        <w:tc>
+          <w:tcPr>
+            <w:tcW w:type="dxa" w:w="1187"/>
+          </w:tcPr>
+          <w:p>
+            <w:r>
+              <w:t>消息标题</w:t>
+            </w:r>
+          </w:p>
+        </w:tc>
+      </w:tr>
+      <w:tr>
+        <w:tc>
+          <w:tcPr>
+            <w:tcW w:type="dxa" w:w="1187"/>
+          </w:tcPr>
+          <w:p>
+            <w:r>
+              <w:t>消息内容</w:t>
+            </w:r>
+          </w:p>
+        </w:tc>
+        <w:tc>
+          <w:tcPr>
+            <w:tcW w:type="dxa" w:w="1187"/>
+          </w:tcPr>
+          <w:p>
+            <w:r>
+              <w:t>content</w:t>
+            </w:r>
+          </w:p>
+        </w:tc>
+        <w:tc>
+          <w:tcPr>
+            <w:tcW w:type="dxa" w:w="1187"/>
+          </w:tcPr>
+          <w:p>
+            <w:r>
+              <w:t>TEXT</w:t>
+            </w:r>
+          </w:p>
+        </w:tc>
+        <w:tc>
+          <w:tcPr>
+            <w:tcW w:type="dxa" w:w="1187"/>
+          </w:tcPr>
+          <w:p>
+            <w:r>
+              <w:t>是</w:t>
+            </w:r>
+          </w:p>
+        </w:tc>
+        <w:tc>
+          <w:tcPr>
+            <w:tcW w:type="dxa" w:w="1187"/>
+          </w:tcPr>
+          <w:p>
+            <w:r>
+              <w:t>否</w:t>
+            </w:r>
+          </w:p>
+        </w:tc>
+        <w:tc>
+          <w:tcPr>
+            <w:tcW w:type="dxa" w:w="1187"/>
+          </w:tcPr>
+          <w:p>
+            <w:r>
+              <w:t>否</w:t>
+            </w:r>
+          </w:p>
+        </w:tc>
+        <w:tc>
+          <w:tcPr>
+            <w:tcW w:type="dxa" w:w="1187"/>
+          </w:tcPr>
+          <w:p>
+            <w:r>
+              <w:t>消息内容</w:t>
+            </w:r>
+          </w:p>
+        </w:tc>
+      </w:tr>
+      <w:tr>
+        <w:tc>
+          <w:tcPr>
+            <w:tcW w:type="dxa" w:w="1187"/>
+          </w:tcPr>
+          <w:p>
+            <w:r>
+              <w:t>消息类型</w:t>
+            </w:r>
+          </w:p>
+        </w:tc>
+        <w:tc>
+          <w:tcPr>
+            <w:tcW w:type="dxa" w:w="1187"/>
+          </w:tcPr>
+          <w:p>
+            <w:r>
+              <w:t>msg_type</w:t>
+            </w:r>
+          </w:p>
+        </w:tc>
+        <w:tc>
+          <w:tcPr>
+            <w:tcW w:type="dxa" w:w="1187"/>
+          </w:tcPr>
+          <w:p>
+            <w:r>
+              <w:t>VARCHAR(20)</w:t>
+            </w:r>
+          </w:p>
+        </w:tc>
+        <w:tc>
+          <w:tcPr>
+            <w:tcW w:type="dxa" w:w="1187"/>
+          </w:tcPr>
+          <w:p>
+            <w:r>
+              <w:t>是</w:t>
+            </w:r>
+          </w:p>
+        </w:tc>
+        <w:tc>
+          <w:tcPr>
+            <w:tcW w:type="dxa" w:w="1187"/>
+          </w:tcPr>
+          <w:p>
+            <w:r>
+              <w:t>否</w:t>
+            </w:r>
+          </w:p>
+        </w:tc>
+        <w:tc>
+          <w:tcPr>
+            <w:tcW w:type="dxa" w:w="1187"/>
+          </w:tcPr>
+          <w:p>
+            <w:r>
+              <w:t>否</w:t>
+            </w:r>
+          </w:p>
+        </w:tc>
+        <w:tc>
+          <w:tcPr>
+            <w:tcW w:type="dxa" w:w="1187"/>
+          </w:tcPr>
+          <w:p>
+            <w:r>
+              <w:t>认证通知/转换通知/评审通知/系统公告</w:t>
+            </w:r>
+          </w:p>
+        </w:tc>
+      </w:tr>
+      <w:tr>
+        <w:tc>
+          <w:tcPr>
+            <w:tcW w:type="dxa" w:w="1187"/>
+          </w:tcPr>
+          <w:p>
+            <w:r>
+              <w:t>已读状态</w:t>
+            </w:r>
+          </w:p>
+        </w:tc>
+        <w:tc>
+          <w:tcPr>
+            <w:tcW w:type="dxa" w:w="1187"/>
+          </w:tcPr>
+          <w:p>
+            <w:r>
+              <w:t>is_read</w:t>
+            </w:r>
+          </w:p>
+        </w:tc>
+        <w:tc>
+          <w:tcPr>
+            <w:tcW w:type="dxa" w:w="1187"/>
+          </w:tcPr>
+          <w:p>
+            <w:r>
+              <w:t>TINYINT</w:t>
+            </w:r>
+          </w:p>
+        </w:tc>
+        <w:tc>
+          <w:tcPr>
+            <w:tcW w:type="dxa" w:w="1187"/>
+          </w:tcPr>
+          <w:p>
+            <w:r>
+              <w:t>是</w:t>
+            </w:r>
+          </w:p>
+        </w:tc>
+        <w:tc>
+          <w:tcPr>
+            <w:tcW w:type="dxa" w:w="1187"/>
+          </w:tcPr>
+          <w:p>
+            <w:r>
+              <w:t>否</w:t>
+            </w:r>
+          </w:p>
+        </w:tc>
+        <w:tc>
+          <w:tcPr>
+            <w:tcW w:type="dxa" w:w="1187"/>
+          </w:tcPr>
+          <w:p>
+            <w:r>
+              <w:t>0</w:t>
+            </w:r>
+          </w:p>
+        </w:tc>
+        <w:tc>
+          <w:tcPr>
+            <w:tcW w:type="dxa" w:w="1187"/>
+          </w:tcPr>
+          <w:p>
+            <w:r>
+              <w:t>0-未读/1-已读</w:t>
+            </w:r>
+          </w:p>
+        </w:tc>
+      </w:tr>
+      <w:tr>
+        <w:tc>
+          <w:tcPr>
+            <w:tcW w:type="dxa" w:w="1187"/>
+          </w:tcPr>
+          <w:p>
+            <w:r>
+              <w:t>创建时间</w:t>
+            </w:r>
+          </w:p>
+        </w:tc>
+        <w:tc>
+          <w:tcPr>
+            <w:tcW w:type="dxa" w:w="1187"/>
+          </w:tcPr>
+          <w:p>
+            <w:r>
+              <w:t>create_time</w:t>
+            </w:r>
+          </w:p>
+        </w:tc>
+        <w:tc>
+          <w:tcPr>
+            <w:tcW w:type="dxa" w:w="1187"/>
+          </w:tcPr>
+          <w:p>
+            <w:r>
+              <w:t>DATETIME</w:t>
+            </w:r>
+          </w:p>
+        </w:tc>
+        <w:tc>
+          <w:tcPr>
+            <w:tcW w:type="dxa" w:w="1187"/>
+          </w:tcPr>
+          <w:p>
+            <w:r>
+              <w:t>是</w:t>
+            </w:r>
+          </w:p>
+        </w:tc>
+        <w:tc>
+          <w:tcPr>
+            <w:tcW w:type="dxa" w:w="1187"/>
+          </w:tcPr>
+          <w:p>
+            <w:r>
+              <w:t>否</w:t>
+            </w:r>
+          </w:p>
+        </w:tc>
+        <w:tc>
+          <w:tcPr>
+            <w:tcW w:type="dxa" w:w="1187"/>
+          </w:tcPr>
+          <w:p>
+            <w:r>
+              <w:t>CURRENT_TIMESTAMP</w:t>
+            </w:r>
+          </w:p>
+        </w:tc>
+        <w:tc>
+          <w:tcPr>
+            <w:tcW w:type="dxa" w:w="1187"/>
+          </w:tcPr>
+          <w:p>
+            <w:r>
+              <w:t>创建时间</w:t>
+            </w:r>
+          </w:p>
+        </w:tc>
+      </w:tr>
+    </w:tbl>
+    <w:p/>
+    <w:p>
+      <w:pPr>
+        <w:pStyle w:val="3"/>
+      </w:pPr>
+      <w:r>
+        <w:t>系统日志表（sys_log）</w:t>
+      </w:r>
+    </w:p>
+    <w:p>
+      <w:pPr/>
+      <w:r>
+        <w:t>字段中文名 | 字段名 | 字段类型 | 不为空 | 主键 | 外键 | 字段说明</w:t>
+      </w:r>
+    </w:p>
+    <w:tbl>
+      <w:tblPr>
+        <w:tblStyle w:val="af1"/>
+        <w:tblW w:type="auto" w:w="0"/>
+        <w:tblLook w:firstColumn="1" w:firstRow="1" w:lastColumn="0" w:lastRow="0" w:noHBand="0" w:noVBand="1" w:val="04A0"/>
+      </w:tblPr>
+      <w:tblGrid>
+        <w:gridCol w:w="1187"/>
+        <w:gridCol w:w="1187"/>
+        <w:gridCol w:w="1187"/>
+        <w:gridCol w:w="1187"/>
+        <w:gridCol w:w="1187"/>
+        <w:gridCol w:w="1187"/>
+        <w:gridCol w:w="1187"/>
+      </w:tblGrid>
+      <w:tr>
+        <w:tc>
+          <w:tcPr>
+            <w:tcW w:type="dxa" w:w="1187"/>
+          </w:tcPr>
+          <w:p>
+            <w:r>
+              <w:t>字段中文名</w:t>
+            </w:r>
+          </w:p>
+        </w:tc>
+        <w:tc>
+          <w:tcPr>
+            <w:tcW w:type="dxa" w:w="1187"/>
+          </w:tcPr>
+          <w:p>
+            <w:r>
+              <w:t>字段名</w:t>
+            </w:r>
+          </w:p>
+        </w:tc>
+        <w:tc>
+          <w:tcPr>
+            <w:tcW w:type="dxa" w:w="1187"/>
+          </w:tcPr>
+          <w:p>
+            <w:r>
+              <w:t>字段类型</w:t>
+            </w:r>
+          </w:p>
+        </w:tc>
+        <w:tc>
+          <w:tcPr>
+            <w:tcW w:type="dxa" w:w="1187"/>
+          </w:tcPr>
+          <w:p>
+            <w:r>
+              <w:t>不为空</w:t>
+            </w:r>
+          </w:p>
+        </w:tc>
+        <w:tc>
+          <w:tcPr>
+            <w:tcW w:type="dxa" w:w="1187"/>
+          </w:tcPr>
+          <w:p>
+            <w:r>
+              <w:t>主键</w:t>
+            </w:r>
+          </w:p>
+        </w:tc>
+        <w:tc>
+          <w:tcPr>
+            <w:tcW w:type="dxa" w:w="1187"/>
+          </w:tcPr>
+          <w:p>
+            <w:r>
+              <w:t>外键</w:t>
+            </w:r>
+          </w:p>
+        </w:tc>
+        <w:tc>
+          <w:tcPr>
+            <w:tcW w:type="dxa" w:w="1187"/>
+          </w:tcPr>
+          <w:p>
+            <w:r>
+              <w:t>字段说明</w:t>
+            </w:r>
+          </w:p>
+        </w:tc>
+      </w:tr>
+      <w:tr>
+        <w:tc>
+          <w:tcPr>
+            <w:tcW w:type="dxa" w:w="1187"/>
+          </w:tcPr>
+          <w:p>
+            <w:r>
+              <w:t>日志ID</w:t>
+            </w:r>
+          </w:p>
+        </w:tc>
+        <w:tc>
+          <w:tcPr>
+            <w:tcW w:type="dxa" w:w="1187"/>
+          </w:tcPr>
+          <w:p>
+            <w:r>
+              <w:t>id</w:t>
+            </w:r>
+          </w:p>
+        </w:tc>
+        <w:tc>
+          <w:tcPr>
+            <w:tcW w:type="dxa" w:w="1187"/>
+          </w:tcPr>
+          <w:p>
+            <w:r>
+              <w:t>BIGINT</w:t>
+            </w:r>
+          </w:p>
+        </w:tc>
+        <w:tc>
+          <w:tcPr>
+            <w:tcW w:type="dxa" w:w="1187"/>
+          </w:tcPr>
+          <w:p>
+            <w:r>
+              <w:t>是</w:t>
+            </w:r>
+          </w:p>
+        </w:tc>
+        <w:tc>
+          <w:tcPr>
+            <w:tcW w:type="dxa" w:w="1187"/>
+          </w:tcPr>
+          <w:p>
+            <w:r>
+              <w:t>是</w:t>
+            </w:r>
+          </w:p>
+        </w:tc>
+        <w:tc>
+          <w:tcPr>
+            <w:tcW w:type="dxa" w:w="1187"/>
+          </w:tcPr>
+          <w:p>
+            <w:r>
+              <w:t>否</w:t>
+            </w:r>
+          </w:p>
+        </w:tc>
+        <w:tc>
+          <w:tcPr>
+            <w:tcW w:type="dxa" w:w="1187"/>
+          </w:tcPr>
+          <w:p>
+            <w:r>
+              <w:t>主键自增</w:t>
+            </w:r>
+          </w:p>
+        </w:tc>
+      </w:tr>
+      <w:tr>
+        <w:tc>
+          <w:tcPr>
+            <w:tcW w:type="dxa" w:w="1187"/>
+          </w:tcPr>
+          <w:p>
+            <w:r>
+              <w:t>操作人ID</w:t>
+            </w:r>
+          </w:p>
+        </w:tc>
+        <w:tc>
+          <w:tcPr>
+            <w:tcW w:type="dxa" w:w="1187"/>
+          </w:tcPr>
+          <w:p>
+            <w:r>
+              <w:t>user_id</w:t>
+            </w:r>
+          </w:p>
+        </w:tc>
+        <w:tc>
+          <w:tcPr>
+            <w:tcW w:type="dxa" w:w="1187"/>
+          </w:tcPr>
+          <w:p>
+            <w:r>
+              <w:t>BIGINT</w:t>
+            </w:r>
+          </w:p>
+        </w:tc>
+        <w:tc>
+          <w:tcPr>
+            <w:tcW w:type="dxa" w:w="1187"/>
+          </w:tcPr>
+          <w:p>
+            <w:r>
+              <w:t>否</w:t>
+            </w:r>
+          </w:p>
+        </w:tc>
+        <w:tc>
+          <w:tcPr>
+            <w:tcW w:type="dxa" w:w="1187"/>
+          </w:tcPr>
+          <w:p>
+            <w:r>
+              <w:t>否</w:t>
+            </w:r>
+          </w:p>
+        </w:tc>
+        <w:tc>
+          <w:tcPr>
+            <w:tcW w:type="dxa" w:w="1187"/>
+          </w:tcPr>
+          <w:p>
+            <w:r>
+              <w:t>否</w:t>
+            </w:r>
+          </w:p>
+        </w:tc>
+        <w:tc>
+          <w:tcPr>
+            <w:tcW w:type="dxa" w:w="1187"/>
+          </w:tcPr>
+          <w:p>
+            <w:r>
+              <w:t>操作人</w:t>
+            </w:r>
+          </w:p>
+        </w:tc>
+      </w:tr>
+      <w:tr>
+        <w:tc>
+          <w:tcPr>
+            <w:tcW w:type="dxa" w:w="1187"/>
+          </w:tcPr>
+          <w:p>
+            <w:r>
+              <w:t>操作类型</w:t>
+            </w:r>
+          </w:p>
+        </w:tc>
+        <w:tc>
+          <w:tcPr>
+            <w:tcW w:type="dxa" w:w="1187"/>
+          </w:tcPr>
+          <w:p>
+            <w:r>
+              <w:t>operation</w:t>
+            </w:r>
+          </w:p>
+        </w:tc>
+        <w:tc>
+          <w:tcPr>
+            <w:tcW w:type="dxa" w:w="1187"/>
+          </w:tcPr>
+          <w:p>
+            <w:r>
+              <w:t>VARCHAR(50)</w:t>
+            </w:r>
+          </w:p>
+        </w:tc>
+        <w:tc>
+          <w:tcPr>
+            <w:tcW w:type="dxa" w:w="1187"/>
+          </w:tcPr>
+          <w:p>
+            <w:r>
+              <w:t>是</w:t>
+            </w:r>
+          </w:p>
+        </w:tc>
+        <w:tc>
+          <w:tcPr>
+            <w:tcW w:type="dxa" w:w="1187"/>
+          </w:tcPr>
+          <w:p>
+            <w:r>
+              <w:t>否</w:t>
+            </w:r>
+          </w:p>
+        </w:tc>
+        <w:tc>
+          <w:tcPr>
+            <w:tcW w:type="dxa" w:w="1187"/>
+          </w:tcPr>
+          <w:p>
+            <w:r>
+              <w:t>否</w:t>
+            </w:r>
+          </w:p>
+        </w:tc>
+        <w:tc>
+          <w:tcPr>
+            <w:tcW w:type="dxa" w:w="1187"/>
+          </w:tcPr>
+          <w:p>
+            <w:r>
+              <w:t>登录/注册/认证/转换/审核等</w:t>
+            </w:r>
+          </w:p>
+        </w:tc>
+      </w:tr>
+      <w:tr>
+        <w:tc>
+          <w:tcPr>
+            <w:tcW w:type="dxa" w:w="1187"/>
+          </w:tcPr>
+          <w:p>
+            <w:r>
+              <w:t>操作内容</w:t>
+            </w:r>
+          </w:p>
+        </w:tc>
+        <w:tc>
+          <w:tcPr>
+            <w:tcW w:type="dxa" w:w="1187"/>
+          </w:tcPr>
+          <w:p>
+            <w:r>
+              <w:t>content</w:t>
+            </w:r>
+          </w:p>
+        </w:tc>
+        <w:tc>
+          <w:tcPr>
+            <w:tcW w:type="dxa" w:w="1187"/>
+          </w:tcPr>
+          <w:p>
+            <w:r>
+              <w:t>VARCHAR(500)</w:t>
+            </w:r>
+          </w:p>
+        </w:tc>
+        <w:tc>
+          <w:tcPr>
+            <w:tcW w:type="dxa" w:w="1187"/>
+          </w:tcPr>
+          <w:p>
+            <w:r>
+              <w:t>否</w:t>
+            </w:r>
+          </w:p>
+        </w:tc>
+        <w:tc>
+          <w:tcPr>
+            <w:tcW w:type="dxa" w:w="1187"/>
+          </w:tcPr>
+          <w:p>
+            <w:r>
+              <w:t>否</w:t>
+            </w:r>
+          </w:p>
+        </w:tc>
+        <w:tc>
+          <w:tcPr>
+            <w:tcW w:type="dxa" w:w="1187"/>
+          </w:tcPr>
+          <w:p>
+            <w:r>
+              <w:t>否</w:t>
+            </w:r>
+          </w:p>
+        </w:tc>
+        <w:tc>
+          <w:tcPr>
+            <w:tcW w:type="dxa" w:w="1187"/>
+          </w:tcPr>
+          <w:p>
+            <w:r>
+              <w:t>操作详情</w:t>
+            </w:r>
+          </w:p>
+        </w:tc>
+      </w:tr>
+      <w:tr>
+        <w:tc>
+          <w:tcPr>
+            <w:tcW w:type="dxa" w:w="1187"/>
+          </w:tcPr>
+          <w:p>
+            <w:r>
+              <w:t>IP地址</w:t>
+            </w:r>
+          </w:p>
+        </w:tc>
+        <w:tc>
+          <w:tcPr>
+            <w:tcW w:type="dxa" w:w="1187"/>
+          </w:tcPr>
+          <w:p>
+            <w:r>
+              <w:t>ip_address</w:t>
+            </w:r>
+          </w:p>
+        </w:tc>
+        <w:tc>
+          <w:tcPr>
+            <w:tcW w:type="dxa" w:w="1187"/>
+          </w:tcPr>
+          <w:p>
+            <w:r>
+              <w:t>VARCHAR(50)</w:t>
+            </w:r>
+          </w:p>
+        </w:tc>
+        <w:tc>
+          <w:tcPr>
+            <w:tcW w:type="dxa" w:w="1187"/>
+          </w:tcPr>
+          <w:p>
+            <w:r>
+              <w:t>否</w:t>
+            </w:r>
+          </w:p>
+        </w:tc>
+        <w:tc>
+          <w:tcPr>
+            <w:tcW w:type="dxa" w:w="1187"/>
+          </w:tcPr>
+          <w:p>
+            <w:r>
+              <w:t>否</w:t>
+            </w:r>
+          </w:p>
+        </w:tc>
+        <w:tc>
+          <w:tcPr>
+            <w:tcW w:type="dxa" w:w="1187"/>
+          </w:tcPr>
+          <w:p>
+            <w:r>
+              <w:t>否</w:t>
+            </w:r>
+          </w:p>
+        </w:tc>
+        <w:tc>
+          <w:tcPr>
+            <w:tcW w:type="dxa" w:w="1187"/>
+          </w:tcPr>
+          <w:p>
+            <w:r>
+              <w:t>操作IP</w:t>
+            </w:r>
+          </w:p>
+        </w:tc>
+      </w:tr>
+      <w:tr>
+        <w:tc>
+          <w:tcPr>
+            <w:tcW w:type="dxa" w:w="1187"/>
+          </w:tcPr>
+          <w:p>
+            <w:r>
+              <w:t>创建时间</w:t>
+            </w:r>
+          </w:p>
+        </w:tc>
+        <w:tc>
+          <w:tcPr>
+            <w:tcW w:type="dxa" w:w="1187"/>
+          </w:tcPr>
+          <w:p>
+            <w:r>
+              <w:t>create_time</w:t>
+            </w:r>
+          </w:p>
+        </w:tc>
+        <w:tc>
+          <w:tcPr>
+            <w:tcW w:type="dxa" w:w="1187"/>
+          </w:tcPr>
+          <w:p>
+            <w:r>
+              <w:t>DATETIME</w:t>
+            </w:r>
+          </w:p>
+        </w:tc>
+        <w:tc>
+          <w:tcPr>
+            <w:tcW w:type="dxa" w:w="1187"/>
+          </w:tcPr>
+          <w:p>
+            <w:r>
+              <w:t>是</w:t>
+            </w:r>
+          </w:p>
+        </w:tc>
+        <w:tc>
+          <w:tcPr>
+            <w:tcW w:type="dxa" w:w="1187"/>
+          </w:tcPr>
+          <w:p>
+            <w:r>
+              <w:t>否</w:t>
+            </w:r>
+          </w:p>
+        </w:tc>
+        <w:tc>
+          <w:tcPr>
+            <w:tcW w:type="dxa" w:w="1187"/>
+          </w:tcPr>
+          <w:p>
+            <w:r>
+              <w:t>CURRENT_TIMESTAMP</w:t>
+            </w:r>
+          </w:p>
+        </w:tc>
+        <w:tc>
+          <w:tcPr>
+            <w:tcW w:type="dxa" w:w="1187"/>
+          </w:tcPr>
+          <w:p>
+            <w:r>
+              <w:t>创建时间</w:t>
+            </w:r>
+          </w:p>
+        </w:tc>
+      </w:tr>
+    </w:tbl>
+    <w:p/>
+    <w:p>
+      <w:pPr>
+        <w:pStyle w:val="3"/>
+      </w:pPr>
+      <w:r>
+        <w:t>数据字典表（sys_dict）</w:t>
+      </w:r>
+    </w:p>
+    <w:p>
+      <w:pPr/>
+      <w:r>
+        <w:t>字段中文名 | 字段名 | 字段类型 | 不为空 | 主键 | 外键 | 字段说明</w:t>
+      </w:r>
+    </w:p>
+    <w:tbl>
+      <w:tblPr>
+        <w:tblStyle w:val="af1"/>
+        <w:tblW w:type="auto" w:w="0"/>
+        <w:tblLook w:firstColumn="1" w:firstRow="1" w:lastColumn="0" w:lastRow="0" w:noHBand="0" w:noVBand="1" w:val="04A0"/>
+      </w:tblPr>
+      <w:tblGrid>
+        <w:gridCol w:w="1187"/>
+        <w:gridCol w:w="1187"/>
+        <w:gridCol w:w="1187"/>
+        <w:gridCol w:w="1187"/>
+        <w:gridCol w:w="1187"/>
+        <w:gridCol w:w="1187"/>
+        <w:gridCol w:w="1187"/>
+      </w:tblGrid>
+      <w:tr>
+        <w:tc>
+          <w:tcPr>
+            <w:tcW w:type="dxa" w:w="1187"/>
+          </w:tcPr>
+          <w:p>
+            <w:r>
+              <w:t>字段中文名</w:t>
+            </w:r>
+          </w:p>
+        </w:tc>
+        <w:tc>
+          <w:tcPr>
+            <w:tcW w:type="dxa" w:w="1187"/>
+          </w:tcPr>
+          <w:p>
+            <w:r>
+              <w:t>字段名</w:t>
+            </w:r>
+          </w:p>
+        </w:tc>
+        <w:tc>
+          <w:tcPr>
+            <w:tcW w:type="dxa" w:w="1187"/>
+          </w:tcPr>
+          <w:p>
+            <w:r>
+              <w:t>字段类型</w:t>
+            </w:r>
+          </w:p>
+        </w:tc>
+        <w:tc>
+          <w:tcPr>
+            <w:tcW w:type="dxa" w:w="1187"/>
+          </w:tcPr>
+          <w:p>
+            <w:r>
+              <w:t>不为空</w:t>
+            </w:r>
+          </w:p>
+        </w:tc>
+        <w:tc>
+          <w:tcPr>
+            <w:tcW w:type="dxa" w:w="1187"/>
+          </w:tcPr>
+          <w:p>
+            <w:r>
+              <w:t>主键</w:t>
+            </w:r>
+          </w:p>
+        </w:tc>
+        <w:tc>
+          <w:tcPr>
+            <w:tcW w:type="dxa" w:w="1187"/>
+          </w:tcPr>
+          <w:p>
+            <w:r>
+              <w:t>外键</w:t>
+            </w:r>
+          </w:p>
+        </w:tc>
+        <w:tc>
+          <w:tcPr>
+            <w:tcW w:type="dxa" w:w="1187"/>
+          </w:tcPr>
+          <w:p>
+            <w:r>
+              <w:t>字段说明</w:t>
+            </w:r>
+          </w:p>
+        </w:tc>
+      </w:tr>
+      <w:tr>
+        <w:tc>
+          <w:tcPr>
+            <w:tcW w:type="dxa" w:w="1187"/>
+          </w:tcPr>
+          <w:p>
+            <w:r>
+              <w:t>字典ID</w:t>
+            </w:r>
+          </w:p>
+        </w:tc>
+        <w:tc>
+          <w:tcPr>
+            <w:tcW w:type="dxa" w:w="1187"/>
+          </w:tcPr>
+          <w:p>
+            <w:r>
+              <w:t>id</w:t>
+            </w:r>
+          </w:p>
+        </w:tc>
+        <w:tc>
+          <w:tcPr>
+            <w:tcW w:type="dxa" w:w="1187"/>
+          </w:tcPr>
+          <w:p>
+            <w:r>
+              <w:t>BIGINT</w:t>
+            </w:r>
+          </w:p>
+        </w:tc>
+        <w:tc>
+          <w:tcPr>
+            <w:tcW w:type="dxa" w:w="1187"/>
+          </w:tcPr>
+          <w:p>
+            <w:r>
+              <w:t>是</w:t>
+            </w:r>
+          </w:p>
+        </w:tc>
+        <w:tc>
+          <w:tcPr>
+            <w:tcW w:type="dxa" w:w="1187"/>
+          </w:tcPr>
+          <w:p>
+            <w:r>
+              <w:t>是</w:t>
+            </w:r>
+          </w:p>
+        </w:tc>
+        <w:tc>
+          <w:tcPr>
+            <w:tcW w:type="dxa" w:w="1187"/>
+          </w:tcPr>
+          <w:p>
+            <w:r>
+              <w:t>否</w:t>
+            </w:r>
+          </w:p>
+        </w:tc>
+        <w:tc>
+          <w:tcPr>
+            <w:tcW w:type="dxa" w:w="1187"/>
+          </w:tcPr>
+          <w:p>
+            <w:r>
+              <w:t>主键自增</w:t>
+            </w:r>
+          </w:p>
+        </w:tc>
+      </w:tr>
+      <w:tr>
+        <w:tc>
+          <w:tcPr>
+            <w:tcW w:type="dxa" w:w="1187"/>
+          </w:tcPr>
+          <w:p>
+            <w:r>
+              <w:t>字典名称</w:t>
+            </w:r>
+          </w:p>
+        </w:tc>
+        <w:tc>
+          <w:tcPr>
+            <w:tcW w:type="dxa" w:w="1187"/>
+          </w:tcPr>
+          <w:p>
+            <w:r>
+              <w:t>dict_name</w:t>
+            </w:r>
+          </w:p>
+        </w:tc>
+        <w:tc>
+          <w:tcPr>
+            <w:tcW w:type="dxa" w:w="1187"/>
+          </w:tcPr>
+          <w:p>
+            <w:r>
+              <w:t>VARCHAR(100)</w:t>
+            </w:r>
+          </w:p>
+        </w:tc>
+        <w:tc>
+          <w:tcPr>
+            <w:tcW w:type="dxa" w:w="1187"/>
+          </w:tcPr>
+          <w:p>
+            <w:r>
+              <w:t>是</w:t>
+            </w:r>
+          </w:p>
+        </w:tc>
+        <w:tc>
+          <w:tcPr>
+            <w:tcW w:type="dxa" w:w="1187"/>
+          </w:tcPr>
+          <w:p>
+            <w:r>
+              <w:t>否</w:t>
+            </w:r>
+          </w:p>
+        </w:tc>
+        <w:tc>
+          <w:tcPr>
+            <w:tcW w:type="dxa" w:w="1187"/>
+          </w:tcPr>
+          <w:p>
+            <w:r>
+              <w:t>否</w:t>
+            </w:r>
+          </w:p>
+        </w:tc>
+        <w:tc>
+          <w:tcPr>
+            <w:tcW w:type="dxa" w:w="1187"/>
+          </w:tcPr>
+          <w:p>
+            <w:r>
+              <w:t>字典名称</w:t>
+            </w:r>
+          </w:p>
+        </w:tc>
+      </w:tr>
+      <w:tr>
+        <w:tc>
+          <w:tcPr>
+            <w:tcW w:type="dxa" w:w="1187"/>
+          </w:tcPr>
+          <w:p>
+            <w:r>
+              <w:t>字典编码</w:t>
+            </w:r>
+          </w:p>
+        </w:tc>
+        <w:tc>
+          <w:tcPr>
+            <w:tcW w:type="dxa" w:w="1187"/>
+          </w:tcPr>
+          <w:p>
+            <w:r>
+              <w:t>dict_code</w:t>
+            </w:r>
+          </w:p>
+        </w:tc>
+        <w:tc>
+          <w:tcPr>
+            <w:tcW w:type="dxa" w:w="1187"/>
+          </w:tcPr>
+          <w:p>
+            <w:r>
+              <w:t>VARCHAR(50)</w:t>
+            </w:r>
+          </w:p>
+        </w:tc>
+        <w:tc>
+          <w:tcPr>
+            <w:tcW w:type="dxa" w:w="1187"/>
+          </w:tcPr>
+          <w:p>
+            <w:r>
+              <w:t>是</w:t>
+            </w:r>
+          </w:p>
+        </w:tc>
+        <w:tc>
+          <w:tcPr>
+            <w:tcW w:type="dxa" w:w="1187"/>
+          </w:tcPr>
+          <w:p>
+            <w:r>
+              <w:t>否</w:t>
+            </w:r>
+          </w:p>
+        </w:tc>
+        <w:tc>
+          <w:tcPr>
+            <w:tcW w:type="dxa" w:w="1187"/>
+          </w:tcPr>
+          <w:p>
+            <w:r>
+              <w:t>否</w:t>
+            </w:r>
+          </w:p>
+        </w:tc>
+        <w:tc>
+          <w:tcPr>
+            <w:tcW w:type="dxa" w:w="1187"/>
+          </w:tcPr>
+          <w:p>
+            <w:r>
+              <w:t>唯一编码</w:t>
+            </w:r>
+          </w:p>
+        </w:tc>
+      </w:tr>
+      <w:tr>
+        <w:tc>
+          <w:tcPr>
+            <w:tcW w:type="dxa" w:w="1187"/>
+          </w:tcPr>
+          <w:p>
+            <w:r>
+              <w:t>状态</w:t>
+            </w:r>
+          </w:p>
+        </w:tc>
+        <w:tc>
+          <w:tcPr>
+            <w:tcW w:type="dxa" w:w="1187"/>
+          </w:tcPr>
+          <w:p>
+            <w:r>
+              <w:t>status</w:t>
+            </w:r>
+          </w:p>
+        </w:tc>
+        <w:tc>
+          <w:tcPr>
+            <w:tcW w:type="dxa" w:w="1187"/>
+          </w:tcPr>
+          <w:p>
+            <w:r>
+              <w:t>TINYINT</w:t>
+            </w:r>
+          </w:p>
+        </w:tc>
+        <w:tc>
+          <w:tcPr>
+            <w:tcW w:type="dxa" w:w="1187"/>
+          </w:tcPr>
+          <w:p>
+            <w:r>
+              <w:t>是</w:t>
+            </w:r>
+          </w:p>
+        </w:tc>
+        <w:tc>
+          <w:tcPr>
+            <w:tcW w:type="dxa" w:w="1187"/>
+          </w:tcPr>
+          <w:p>
+            <w:r>
+              <w:t>否</w:t>
+            </w:r>
+          </w:p>
+        </w:tc>
+        <w:tc>
+          <w:tcPr>
+            <w:tcW w:type="dxa" w:w="1187"/>
+          </w:tcPr>
+          <w:p>
+            <w:r>
+              <w:t>1</w:t>
+            </w:r>
+          </w:p>
+        </w:tc>
+        <w:tc>
+          <w:tcPr>
+            <w:tcW w:type="dxa" w:w="1187"/>
+          </w:tcPr>
+          <w:p>
+            <w:r>
+              <w:t>0-停用/1-启用</w:t>
+            </w:r>
+          </w:p>
+        </w:tc>
+      </w:tr>
+      <w:tr>
+        <w:tc>
+          <w:tcPr>
+            <w:tcW w:type="dxa" w:w="1187"/>
+          </w:tcPr>
+          <w:p>
+            <w:r>
+              <w:t>备注</w:t>
+            </w:r>
+          </w:p>
+        </w:tc>
+        <w:tc>
+          <w:tcPr>
+            <w:tcW w:type="dxa" w:w="1187"/>
+          </w:tcPr>
+          <w:p>
+            <w:r>
+              <w:t>remark</w:t>
+            </w:r>
+          </w:p>
+        </w:tc>
+        <w:tc>
+          <w:tcPr>
+            <w:tcW w:type="dxa" w:w="1187"/>
+          </w:tcPr>
+          <w:p>
+            <w:r>
+              <w:t>VARCHAR(200)</w:t>
+            </w:r>
+          </w:p>
+        </w:tc>
+        <w:tc>
+          <w:tcPr>
+            <w:tcW w:type="dxa" w:w="1187"/>
+          </w:tcPr>
+          <w:p>
+            <w:r>
+              <w:t>否</w:t>
+            </w:r>
+          </w:p>
+        </w:tc>
+        <w:tc>
+          <w:tcPr>
+            <w:tcW w:type="dxa" w:w="1187"/>
+          </w:tcPr>
+          <w:p>
+            <w:r>
+              <w:t>否</w:t>
+            </w:r>
+          </w:p>
+        </w:tc>
+        <w:tc>
+          <w:tcPr>
+            <w:tcW w:type="dxa" w:w="1187"/>
+          </w:tcPr>
+          <w:p>
+            <w:r>
+              <w:t>否</w:t>
+            </w:r>
+          </w:p>
+        </w:tc>
+        <w:tc>
+          <w:tcPr>
+            <w:tcW w:type="dxa" w:w="1187"/>
+          </w:tcPr>
+          <w:p>
+            <w:r>
+              <w:t>备注说明</w:t>
+            </w:r>
+          </w:p>
+        </w:tc>
+      </w:tr>
+    </w:tbl>
+    <w:p/>
+    <w:p>
+      <w:pPr>
+        <w:pStyle w:val="3"/>
+      </w:pPr>
+      <w:r>
+        <w:t>数据字典项表（sys_dict_item）</w:t>
+      </w:r>
+    </w:p>
+    <w:p>
+      <w:pPr/>
+      <w:r>
+        <w:t>字段中文名 | 字段名 | 字段类型 | 不为空 | 主键 | 外键 | 字段说明</w:t>
+      </w:r>
+    </w:p>
+    <w:tbl>
+      <w:tblPr>
+        <w:tblStyle w:val="af1"/>
+        <w:tblW w:type="auto" w:w="0"/>
+        <w:tblLook w:firstColumn="1" w:firstRow="1" w:lastColumn="0" w:lastRow="0" w:noHBand="0" w:noVBand="1" w:val="04A0"/>
+      </w:tblPr>
+      <w:tblGrid>
+        <w:gridCol w:w="1187"/>
+        <w:gridCol w:w="1187"/>
+        <w:gridCol w:w="1187"/>
+        <w:gridCol w:w="1187"/>
+        <w:gridCol w:w="1187"/>
+        <w:gridCol w:w="1187"/>
+        <w:gridCol w:w="1187"/>
+      </w:tblGrid>
+      <w:tr>
+        <w:tc>
+          <w:tcPr>
+            <w:tcW w:type="dxa" w:w="1187"/>
+          </w:tcPr>
+          <w:p>
+            <w:r>
+              <w:t>字段中文名</w:t>
+            </w:r>
+          </w:p>
+        </w:tc>
+        <w:tc>
+          <w:tcPr>
+            <w:tcW w:type="dxa" w:w="1187"/>
+          </w:tcPr>
+          <w:p>
+            <w:r>
+              <w:t>字段名</w:t>
+            </w:r>
+          </w:p>
+        </w:tc>
+        <w:tc>
+          <w:tcPr>
+            <w:tcW w:type="dxa" w:w="1187"/>
+          </w:tcPr>
+          <w:p>
+            <w:r>
+              <w:t>字段类型</w:t>
+            </w:r>
+          </w:p>
+        </w:tc>
+        <w:tc>
+          <w:tcPr>
+            <w:tcW w:type="dxa" w:w="1187"/>
+          </w:tcPr>
+          <w:p>
+            <w:r>
+              <w:t>不为空</w:t>
+            </w:r>
+          </w:p>
+        </w:tc>
+        <w:tc>
+          <w:tcPr>
+            <w:tcW w:type="dxa" w:w="1187"/>
+          </w:tcPr>
+          <w:p>
+            <w:r>
+              <w:t>主键</w:t>
+            </w:r>
+          </w:p>
+        </w:tc>
+        <w:tc>
+          <w:tcPr>
+            <w:tcW w:type="dxa" w:w="1187"/>
+          </w:tcPr>
+          <w:p>
+            <w:r>
+              <w:t>外键</w:t>
+            </w:r>
+          </w:p>
+        </w:tc>
+        <w:tc>
+          <w:tcPr>
+            <w:tcW w:type="dxa" w:w="1187"/>
+          </w:tcPr>
+          <w:p>
+            <w:r>
+              <w:t>字段说明</w:t>
+            </w:r>
+          </w:p>
+        </w:tc>
+      </w:tr>
+      <w:tr>
+        <w:tc>
+          <w:tcPr>
+            <w:tcW w:type="dxa" w:w="1187"/>
+          </w:tcPr>
+          <w:p>
+            <w:r>
+              <w:t>字典项ID</w:t>
+            </w:r>
+          </w:p>
+        </w:tc>
+        <w:tc>
+          <w:tcPr>
+            <w:tcW w:type="dxa" w:w="1187"/>
+          </w:tcPr>
+          <w:p>
+            <w:r>
+              <w:t>id</w:t>
+            </w:r>
+          </w:p>
+        </w:tc>
+        <w:tc>
+          <w:tcPr>
+            <w:tcW w:type="dxa" w:w="1187"/>
+          </w:tcPr>
+          <w:p>
+            <w:r>
+              <w:t>BIGINT</w:t>
+            </w:r>
+          </w:p>
+        </w:tc>
+        <w:tc>
+          <w:tcPr>
+            <w:tcW w:type="dxa" w:w="1187"/>
+          </w:tcPr>
+          <w:p>
+            <w:r>
+              <w:t>是</w:t>
+            </w:r>
+          </w:p>
+        </w:tc>
+        <w:tc>
+          <w:tcPr>
+            <w:tcW w:type="dxa" w:w="1187"/>
+          </w:tcPr>
+          <w:p>
+            <w:r>
+              <w:t>是</w:t>
+            </w:r>
+          </w:p>
+        </w:tc>
+        <w:tc>
+          <w:tcPr>
+            <w:tcW w:type="dxa" w:w="1187"/>
+          </w:tcPr>
+          <w:p>
+            <w:r>
+              <w:t>否</w:t>
+            </w:r>
+          </w:p>
+        </w:tc>
+        <w:tc>
+          <w:tcPr>
+            <w:tcW w:type="dxa" w:w="1187"/>
+          </w:tcPr>
+          <w:p>
+            <w:r>
+              <w:t>主键自增</w:t>
+            </w:r>
+          </w:p>
+        </w:tc>
+      </w:tr>
+      <w:tr>
+        <w:tc>
+          <w:tcPr>
+            <w:tcW w:type="dxa" w:w="1187"/>
+          </w:tcPr>
+          <w:p>
+            <w:r>
+              <w:t>字典ID</w:t>
+            </w:r>
+          </w:p>
+        </w:tc>
+        <w:tc>
+          <w:tcPr>
+            <w:tcW w:type="dxa" w:w="1187"/>
+          </w:tcPr>
+          <w:p>
+            <w:r>
+              <w:t>dict_id</w:t>
+            </w:r>
+          </w:p>
+        </w:tc>
+        <w:tc>
+          <w:tcPr>
+            <w:tcW w:type="dxa" w:w="1187"/>
+          </w:tcPr>
+          <w:p>
+            <w:r>
+              <w:t>BIGINT</w:t>
+            </w:r>
+          </w:p>
+        </w:tc>
+        <w:tc>
+          <w:tcPr>
+            <w:tcW w:type="dxa" w:w="1187"/>
+          </w:tcPr>
+          <w:p>
+            <w:r>
+              <w:t>是</w:t>
+            </w:r>
+          </w:p>
+        </w:tc>
+        <w:tc>
+          <w:tcPr>
+            <w:tcW w:type="dxa" w:w="1187"/>
+          </w:tcPr>
+          <w:p>
+            <w:r>
+              <w:t>否</w:t>
+            </w:r>
+          </w:p>
+        </w:tc>
+        <w:tc>
+          <w:tcPr>
+            <w:tcW w:type="dxa" w:w="1187"/>
+          </w:tcPr>
+          <w:p>
+            <w:r>
+              <w:t>否</w:t>
+            </w:r>
+          </w:p>
+        </w:tc>
+        <w:tc>
+          <w:tcPr>
+            <w:tcW w:type="dxa" w:w="1187"/>
+          </w:tcPr>
+          <w:p>
+            <w:r>
+              <w:t>关联sys_dict.id</w:t>
+            </w:r>
+          </w:p>
+        </w:tc>
+      </w:tr>
+      <w:tr>
+        <w:tc>
+          <w:tcPr>
+            <w:tcW w:type="dxa" w:w="1187"/>
+          </w:tcPr>
+          <w:p>
+            <w:r>
+              <w:t>项编码</w:t>
+            </w:r>
+          </w:p>
+        </w:tc>
+        <w:tc>
+          <w:tcPr>
+            <w:tcW w:type="dxa" w:w="1187"/>
+          </w:tcPr>
+          <w:p>
+            <w:r>
+              <w:t>item_code</w:t>
+            </w:r>
+          </w:p>
+        </w:tc>
+        <w:tc>
+          <w:tcPr>
+            <w:tcW w:type="dxa" w:w="1187"/>
+          </w:tcPr>
+          <w:p>
+            <w:r>
+              <w:t>VARCHAR(50)</w:t>
+            </w:r>
+          </w:p>
+        </w:tc>
+        <w:tc>
+          <w:tcPr>
+            <w:tcW w:type="dxa" w:w="1187"/>
+          </w:tcPr>
+          <w:p>
+            <w:r>
+              <w:t>是</w:t>
+            </w:r>
+          </w:p>
+        </w:tc>
+        <w:tc>
+          <w:tcPr>
+            <w:tcW w:type="dxa" w:w="1187"/>
+          </w:tcPr>
+          <w:p>
+            <w:r>
+              <w:t>否</w:t>
+            </w:r>
+          </w:p>
+        </w:tc>
+        <w:tc>
+          <w:tcPr>
+            <w:tcW w:type="dxa" w:w="1187"/>
+          </w:tcPr>
+          <w:p>
+            <w:r>
+              <w:t>否</w:t>
+            </w:r>
+          </w:p>
+        </w:tc>
+        <w:tc>
+          <w:tcPr>
+            <w:tcW w:type="dxa" w:w="1187"/>
+          </w:tcPr>
+          <w:p>
+            <w:r>
+              <w:t>字典项编码</w:t>
+            </w:r>
+          </w:p>
+        </w:tc>
+      </w:tr>
+      <w:tr>
+        <w:tc>
+          <w:tcPr>
+            <w:tcW w:type="dxa" w:w="1187"/>
+          </w:tcPr>
+          <w:p>
+            <w:r>
+              <w:t>项名称</w:t>
+            </w:r>
+          </w:p>
+        </w:tc>
+        <w:tc>
+          <w:tcPr>
+            <w:tcW w:type="dxa" w:w="1187"/>
+          </w:tcPr>
+          <w:p>
+            <w:r>
+              <w:t>item_name</w:t>
+            </w:r>
+          </w:p>
+        </w:tc>
+        <w:tc>
+          <w:tcPr>
+            <w:tcW w:type="dxa" w:w="1187"/>
+          </w:tcPr>
+          <w:p>
+            <w:r>
+              <w:t>VARCHAR(100)</w:t>
+            </w:r>
+          </w:p>
+        </w:tc>
+        <w:tc>
+          <w:tcPr>
+            <w:tcW w:type="dxa" w:w="1187"/>
+          </w:tcPr>
+          <w:p>
+            <w:r>
+              <w:t>是</w:t>
+            </w:r>
+          </w:p>
+        </w:tc>
+        <w:tc>
+          <w:tcPr>
+            <w:tcW w:type="dxa" w:w="1187"/>
+          </w:tcPr>
+          <w:p>
+            <w:r>
+              <w:t>否</w:t>
+            </w:r>
+          </w:p>
+        </w:tc>
+        <w:tc>
+          <w:tcPr>
+            <w:tcW w:type="dxa" w:w="1187"/>
+          </w:tcPr>
+          <w:p>
+            <w:r>
+              <w:t>否</w:t>
+            </w:r>
+          </w:p>
+        </w:tc>
+        <w:tc>
+          <w:tcPr>
+            <w:tcW w:type="dxa" w:w="1187"/>
+          </w:tcPr>
+          <w:p>
+            <w:r>
+              <w:t>字典项名称</w:t>
+            </w:r>
+          </w:p>
+        </w:tc>
+      </w:tr>
+      <w:tr>
+        <w:tc>
+          <w:tcPr>
+            <w:tcW w:type="dxa" w:w="1187"/>
+          </w:tcPr>
+          <w:p>
+            <w:r>
+              <w:t>排序号</w:t>
+            </w:r>
+          </w:p>
+        </w:tc>
+        <w:tc>
+          <w:tcPr>
+            <w:tcW w:type="dxa" w:w="1187"/>
+          </w:tcPr>
+          <w:p>
+            <w:r>
+              <w:t>sort_order</w:t>
+            </w:r>
+          </w:p>
+        </w:tc>
+        <w:tc>
+          <w:tcPr>
+            <w:tcW w:type="dxa" w:w="1187"/>
+          </w:tcPr>
+          <w:p>
+            <w:r>
+              <w:t>INT</w:t>
+            </w:r>
+          </w:p>
+        </w:tc>
+        <w:tc>
+          <w:tcPr>
+            <w:tcW w:type="dxa" w:w="1187"/>
+          </w:tcPr>
+          <w:p>
+            <w:r>
+              <w:t>否</w:t>
+            </w:r>
+          </w:p>
+        </w:tc>
+        <w:tc>
+          <w:tcPr>
+            <w:tcW w:type="dxa" w:w="1187"/>
+          </w:tcPr>
+          <w:p>
+            <w:r>
+              <w:t>否</w:t>
+            </w:r>
+          </w:p>
+        </w:tc>
+        <w:tc>
+          <w:tcPr>
+            <w:tcW w:type="dxa" w:w="1187"/>
+          </w:tcPr>
+          <w:p>
+            <w:r>
+              <w:t>0</w:t>
+            </w:r>
+          </w:p>
+        </w:tc>
+        <w:tc>
+          <w:tcPr>
+            <w:tcW w:type="dxa" w:w="1187"/>
+          </w:tcPr>
+          <w:p>
+            <w:r>
+              <w:t>排序号</w:t>
+            </w:r>
+          </w:p>
+        </w:tc>
+      </w:tr>
+      <w:tr>
+        <w:tc>
+          <w:tcPr>
+            <w:tcW w:type="dxa" w:w="1187"/>
+          </w:tcPr>
+          <w:p>
+            <w:r>
+              <w:t>状态</w:t>
+            </w:r>
+          </w:p>
+        </w:tc>
+        <w:tc>
+          <w:tcPr>
+            <w:tcW w:type="dxa" w:w="1187"/>
+          </w:tcPr>
+          <w:p>
+            <w:r>
+              <w:t>status</w:t>
+            </w:r>
+          </w:p>
+        </w:tc>
+        <w:tc>
+          <w:tcPr>
+            <w:tcW w:type="dxa" w:w="1187"/>
+          </w:tcPr>
+          <w:p>
+            <w:r>
+              <w:t>TINYINT</w:t>
+            </w:r>
+          </w:p>
+        </w:tc>
+        <w:tc>
+          <w:tcPr>
+            <w:tcW w:type="dxa" w:w="1187"/>
+          </w:tcPr>
+          <w:p>
+            <w:r>
+              <w:t>是</w:t>
+            </w:r>
+          </w:p>
+        </w:tc>
+        <w:tc>
+          <w:tcPr>
+            <w:tcW w:type="dxa" w:w="1187"/>
+          </w:tcPr>
+          <w:p>
+            <w:r>
+              <w:t>否</w:t>
+            </w:r>
+          </w:p>
+        </w:tc>
+        <w:tc>
+          <w:tcPr>
+            <w:tcW w:type="dxa" w:w="1187"/>
+          </w:tcPr>
+          <w:p>
+            <w:r>
+              <w:t>1</w:t>
+            </w:r>
+          </w:p>
+        </w:tc>
+        <w:tc>
+          <w:tcPr>
+            <w:tcW w:type="dxa" w:w="1187"/>
+          </w:tcPr>
+          <w:p>
+            <w:r>
+              <w:t>0-停用/1-启用</w:t>
+            </w:r>
+          </w:p>
+        </w:tc>
+      </w:tr>
+    </w:tbl>
+    <w:p/>
+    <w:p>
+      <w:pPr>
+        <w:pStyle w:val="3"/>
+      </w:pPr>
+      <w:r>
+        <w:t>教育经历表（learner_education）</w:t>
+      </w:r>
+    </w:p>
+    <w:p>
+      <w:pPr/>
+      <w:r>
+        <w:t>字段中文名 | 字段名 | 字段类型 | 不为空 | 主键 | 外键 | 字段说明</w:t>
+      </w:r>
+    </w:p>
+    <w:tbl>
+      <w:tblPr>
+        <w:tblStyle w:val="af1"/>
+        <w:tblW w:type="auto" w:w="0"/>
+        <w:tblLook w:firstColumn="1" w:firstRow="1" w:lastColumn="0" w:lastRow="0" w:noHBand="0" w:noVBand="1" w:val="04A0"/>
+      </w:tblPr>
+      <w:tblGrid>
+        <w:gridCol w:w="1187"/>
+        <w:gridCol w:w="1187"/>
+        <w:gridCol w:w="1187"/>
+        <w:gridCol w:w="1187"/>
+        <w:gridCol w:w="1187"/>
+        <w:gridCol w:w="1187"/>
+        <w:gridCol w:w="1187"/>
+      </w:tblGrid>
+      <w:tr>
+        <w:tc>
+          <w:tcPr>
+            <w:tcW w:type="dxa" w:w="1187"/>
+          </w:tcPr>
+          <w:p>
+            <w:r>
+              <w:t>字段中文名</w:t>
+            </w:r>
+          </w:p>
+        </w:tc>
+        <w:tc>
+          <w:tcPr>
+            <w:tcW w:type="dxa" w:w="1187"/>
+          </w:tcPr>
+          <w:p>
+            <w:r>
+              <w:t>字段名</w:t>
+            </w:r>
+          </w:p>
+        </w:tc>
+        <w:tc>
+          <w:tcPr>
+            <w:tcW w:type="dxa" w:w="1187"/>
+          </w:tcPr>
+          <w:p>
+            <w:r>
+              <w:t>字段类型</w:t>
+            </w:r>
+          </w:p>
+        </w:tc>
+        <w:tc>
+          <w:tcPr>
+            <w:tcW w:type="dxa" w:w="1187"/>
+          </w:tcPr>
+          <w:p>
+            <w:r>
+              <w:t>不为空</w:t>
+            </w:r>
+          </w:p>
+        </w:tc>
+        <w:tc>
+          <w:tcPr>
+            <w:tcW w:type="dxa" w:w="1187"/>
+          </w:tcPr>
+          <w:p>
+            <w:r>
+              <w:t>主键</w:t>
+            </w:r>
+          </w:p>
+        </w:tc>
+        <w:tc>
+          <w:tcPr>
+            <w:tcW w:type="dxa" w:w="1187"/>
+          </w:tcPr>
+          <w:p>
+            <w:r>
+              <w:t>外键</w:t>
+            </w:r>
+          </w:p>
+        </w:tc>
+        <w:tc>
+          <w:tcPr>
+            <w:tcW w:type="dxa" w:w="1187"/>
+          </w:tcPr>
+          <w:p>
+            <w:r>
+              <w:t>字段说明</w:t>
+            </w:r>
+          </w:p>
+        </w:tc>
+      </w:tr>
+      <w:tr>
+        <w:tc>
+          <w:tcPr>
+            <w:tcW w:type="dxa" w:w="1187"/>
+          </w:tcPr>
+          <w:p>
+            <w:r>
+              <w:t>经历ID</w:t>
+            </w:r>
+          </w:p>
+        </w:tc>
+        <w:tc>
+          <w:tcPr>
+            <w:tcW w:type="dxa" w:w="1187"/>
+          </w:tcPr>
+          <w:p>
+            <w:r>
+              <w:t>id</w:t>
+            </w:r>
+          </w:p>
+        </w:tc>
+        <w:tc>
+          <w:tcPr>
+            <w:tcW w:type="dxa" w:w="1187"/>
+          </w:tcPr>
+          <w:p>
+            <w:r>
+              <w:t>BIGINT</w:t>
+            </w:r>
+          </w:p>
+        </w:tc>
+        <w:tc>
+          <w:tcPr>
+            <w:tcW w:type="dxa" w:w="1187"/>
+          </w:tcPr>
+          <w:p>
+            <w:r>
+              <w:t>是</w:t>
+            </w:r>
+          </w:p>
+        </w:tc>
+        <w:tc>
+          <w:tcPr>
+            <w:tcW w:type="dxa" w:w="1187"/>
+          </w:tcPr>
+          <w:p>
+            <w:r>
+              <w:t>是</w:t>
+            </w:r>
+          </w:p>
+        </w:tc>
+        <w:tc>
+          <w:tcPr>
+            <w:tcW w:type="dxa" w:w="1187"/>
+          </w:tcPr>
+          <w:p>
+            <w:r>
+              <w:t>否</w:t>
+            </w:r>
+          </w:p>
+        </w:tc>
+        <w:tc>
+          <w:tcPr>
+            <w:tcW w:type="dxa" w:w="1187"/>
+          </w:tcPr>
+          <w:p>
+            <w:r>
+              <w:t>主键自增</w:t>
+            </w:r>
+          </w:p>
+        </w:tc>
+      </w:tr>
+      <w:tr>
+        <w:tc>
+          <w:tcPr>
+            <w:tcW w:type="dxa" w:w="1187"/>
+          </w:tcPr>
+          <w:p>
+            <w:r>
+              <w:t>学习者ID</w:t>
+            </w:r>
+          </w:p>
+        </w:tc>
+        <w:tc>
+          <w:tcPr>
+            <w:tcW w:type="dxa" w:w="1187"/>
+          </w:tcPr>
+          <w:p>
+            <w:r>
+              <w:t>learner_id</w:t>
+            </w:r>
+          </w:p>
+        </w:tc>
+        <w:tc>
+          <w:tcPr>
+            <w:tcW w:type="dxa" w:w="1187"/>
+          </w:tcPr>
+          <w:p>
+            <w:r>
+              <w:t>BIGINT</w:t>
+            </w:r>
+          </w:p>
+        </w:tc>
+        <w:tc>
+          <w:tcPr>
+            <w:tcW w:type="dxa" w:w="1187"/>
+          </w:tcPr>
+          <w:p>
+            <w:r>
+              <w:t>是</w:t>
+            </w:r>
+          </w:p>
+        </w:tc>
+        <w:tc>
+          <w:tcPr>
+            <w:tcW w:type="dxa" w:w="1187"/>
+          </w:tcPr>
+          <w:p>
+            <w:r>
+              <w:t>否</w:t>
+            </w:r>
+          </w:p>
+        </w:tc>
+        <w:tc>
+          <w:tcPr>
+            <w:tcW w:type="dxa" w:w="1187"/>
+          </w:tcPr>
+          <w:p>
+            <w:r>
+              <w:t>否</w:t>
+            </w:r>
+          </w:p>
+        </w:tc>
+        <w:tc>
+          <w:tcPr>
+            <w:tcW w:type="dxa" w:w="1187"/>
+          </w:tcPr>
+          <w:p>
+            <w:r>
+              <w:t>关联sys_user.id</w:t>
+            </w:r>
+          </w:p>
+        </w:tc>
+      </w:tr>
+      <w:tr>
+        <w:tc>
+          <w:tcPr>
+            <w:tcW w:type="dxa" w:w="1187"/>
+          </w:tcPr>
+          <w:p>
+            <w:r>
+              <w:t>学校名称</w:t>
+            </w:r>
+          </w:p>
+        </w:tc>
+        <w:tc>
+          <w:tcPr>
+            <w:tcW w:type="dxa" w:w="1187"/>
+          </w:tcPr>
+          <w:p>
+            <w:r>
+              <w:t>school_name</w:t>
+            </w:r>
+          </w:p>
+        </w:tc>
+        <w:tc>
+          <w:tcPr>
+            <w:tcW w:type="dxa" w:w="1187"/>
+          </w:tcPr>
+          <w:p>
+            <w:r>
+              <w:t>VARCHAR(100)</w:t>
+            </w:r>
+          </w:p>
+        </w:tc>
+        <w:tc>
+          <w:tcPr>
+            <w:tcW w:type="dxa" w:w="1187"/>
+          </w:tcPr>
+          <w:p>
+            <w:r>
+              <w:t>是</w:t>
+            </w:r>
+          </w:p>
+        </w:tc>
+        <w:tc>
+          <w:tcPr>
+            <w:tcW w:type="dxa" w:w="1187"/>
+          </w:tcPr>
+          <w:p>
+            <w:r>
+              <w:t>否</w:t>
+            </w:r>
+          </w:p>
+        </w:tc>
+        <w:tc>
+          <w:tcPr>
+            <w:tcW w:type="dxa" w:w="1187"/>
+          </w:tcPr>
+          <w:p>
+            <w:r>
+              <w:t>否</w:t>
+            </w:r>
+          </w:p>
+        </w:tc>
+        <w:tc>
+          <w:tcPr>
+            <w:tcW w:type="dxa" w:w="1187"/>
+          </w:tcPr>
+          <w:p>
+            <w:r>
+              <w:t>学校名称</w:t>
+            </w:r>
+          </w:p>
+        </w:tc>
+      </w:tr>
+      <w:tr>
+        <w:tc>
+          <w:tcPr>
+            <w:tcW w:type="dxa" w:w="1187"/>
+          </w:tcPr>
+          <w:p>
+            <w:r>
+              <w:t>专业</w:t>
+            </w:r>
+          </w:p>
+        </w:tc>
+        <w:tc>
+          <w:tcPr>
+            <w:tcW w:type="dxa" w:w="1187"/>
+          </w:tcPr>
+          <w:p>
+            <w:r>
+              <w:t>major</w:t>
+            </w:r>
+          </w:p>
+        </w:tc>
+        <w:tc>
+          <w:tcPr>
+            <w:tcW w:type="dxa" w:w="1187"/>
+          </w:tcPr>
+          <w:p>
+            <w:r>
+              <w:t>VARCHAR(100)</w:t>
+            </w:r>
+          </w:p>
+        </w:tc>
+        <w:tc>
+          <w:tcPr>
+            <w:tcW w:type="dxa" w:w="1187"/>
+          </w:tcPr>
+          <w:p>
+            <w:r>
+              <w:t>否</w:t>
+            </w:r>
+          </w:p>
+        </w:tc>
+        <w:tc>
+          <w:tcPr>
+            <w:tcW w:type="dxa" w:w="1187"/>
+          </w:tcPr>
+          <w:p>
+            <w:r>
+              <w:t>否</w:t>
+            </w:r>
+          </w:p>
+        </w:tc>
+        <w:tc>
+          <w:tcPr>
+            <w:tcW w:type="dxa" w:w="1187"/>
+          </w:tcPr>
+          <w:p>
+            <w:r>
+              <w:t>否</w:t>
+            </w:r>
+          </w:p>
+        </w:tc>
+        <w:tc>
+          <w:tcPr>
+            <w:tcW w:type="dxa" w:w="1187"/>
+          </w:tcPr>
+          <w:p>
+            <w:r>
+              <w:t>专业名称</w:t>
+            </w:r>
+          </w:p>
+        </w:tc>
+      </w:tr>
+      <w:tr>
+        <w:tc>
+          <w:tcPr>
+            <w:tcW w:type="dxa" w:w="1187"/>
+          </w:tcPr>
+          <w:p>
+            <w:r>
+              <w:t>学历</w:t>
+            </w:r>
+          </w:p>
+        </w:tc>
+        <w:tc>
+          <w:tcPr>
+            <w:tcW w:type="dxa" w:w="1187"/>
+          </w:tcPr>
+          <w:p>
+            <w:r>
+              <w:t>education</w:t>
+            </w:r>
+          </w:p>
+        </w:tc>
+        <w:tc>
+          <w:tcPr>
+            <w:tcW w:type="dxa" w:w="1187"/>
+          </w:tcPr>
+          <w:p>
+            <w:r>
+              <w:t>VARCHAR(20)</w:t>
+            </w:r>
+          </w:p>
+        </w:tc>
+        <w:tc>
+          <w:tcPr>
+            <w:tcW w:type="dxa" w:w="1187"/>
+          </w:tcPr>
+          <w:p>
+            <w:r>
+              <w:t>否</w:t>
+            </w:r>
+          </w:p>
+        </w:tc>
+        <w:tc>
+          <w:tcPr>
+            <w:tcW w:type="dxa" w:w="1187"/>
+          </w:tcPr>
+          <w:p>
+            <w:r>
+              <w:t>否</w:t>
+            </w:r>
+          </w:p>
+        </w:tc>
+        <w:tc>
+          <w:tcPr>
+            <w:tcW w:type="dxa" w:w="1187"/>
+          </w:tcPr>
+          <w:p>
+            <w:r>
+              <w:t>否</w:t>
+            </w:r>
+          </w:p>
+        </w:tc>
+        <w:tc>
+          <w:tcPr>
+            <w:tcW w:type="dxa" w:w="1187"/>
+          </w:tcPr>
+          <w:p>
+            <w:r>
+              <w:t>高中/专科/本科/硕士/博士</w:t>
+            </w:r>
+          </w:p>
+        </w:tc>
+      </w:tr>
+      <w:tr>
+        <w:tc>
+          <w:tcPr>
+            <w:tcW w:type="dxa" w:w="1187"/>
+          </w:tcPr>
+          <w:p>
+            <w:r>
+              <w:t>入学时间</w:t>
+            </w:r>
+          </w:p>
+        </w:tc>
+        <w:tc>
+          <w:tcPr>
+            <w:tcW w:type="dxa" w:w="1187"/>
+          </w:tcPr>
+          <w:p>
+            <w:r>
+              <w:t>start_date</w:t>
+            </w:r>
+          </w:p>
+        </w:tc>
+        <w:tc>
+          <w:tcPr>
+            <w:tcW w:type="dxa" w:w="1187"/>
+          </w:tcPr>
+          <w:p>
+            <w:r>
+              <w:t>DATE</w:t>
+            </w:r>
+          </w:p>
+        </w:tc>
+        <w:tc>
+          <w:tcPr>
+            <w:tcW w:type="dxa" w:w="1187"/>
+          </w:tcPr>
+          <w:p>
+            <w:r>
+              <w:t>否</w:t>
+            </w:r>
+          </w:p>
+        </w:tc>
+        <w:tc>
+          <w:tcPr>
+            <w:tcW w:type="dxa" w:w="1187"/>
+          </w:tcPr>
+          <w:p>
+            <w:r>
+              <w:t>否</w:t>
+            </w:r>
+          </w:p>
+        </w:tc>
+        <w:tc>
+          <w:tcPr>
+            <w:tcW w:type="dxa" w:w="1187"/>
+          </w:tcPr>
+          <w:p>
+            <w:r>
+              <w:t>否</w:t>
+            </w:r>
+          </w:p>
+        </w:tc>
+        <w:tc>
+          <w:tcPr>
+            <w:tcW w:type="dxa" w:w="1187"/>
+          </w:tcPr>
+          <w:p>
+            <w:r>
+              <w:t>入学日期</w:t>
+            </w:r>
+          </w:p>
+        </w:tc>
+      </w:tr>
+      <w:tr>
+        <w:tc>
+          <w:tcPr>
+            <w:tcW w:type="dxa" w:w="1187"/>
+          </w:tcPr>
+          <w:p>
+            <w:r>
+              <w:t>毕业时间</w:t>
+            </w:r>
+          </w:p>
+        </w:tc>
+        <w:tc>
+          <w:tcPr>
+            <w:tcW w:type="dxa" w:w="1187"/>
+          </w:tcPr>
+          <w:p>
+            <w:r>
+              <w:t>end_date</w:t>
+            </w:r>
+          </w:p>
+        </w:tc>
+        <w:tc>
+          <w:tcPr>
+            <w:tcW w:type="dxa" w:w="1187"/>
+          </w:tcPr>
+          <w:p>
+            <w:r>
+              <w:t>DATE</w:t>
+            </w:r>
+          </w:p>
+        </w:tc>
+        <w:tc>
+          <w:tcPr>
+            <w:tcW w:type="dxa" w:w="1187"/>
+          </w:tcPr>
+          <w:p>
+            <w:r>
+              <w:t>否</w:t>
+            </w:r>
+          </w:p>
+        </w:tc>
+        <w:tc>
+          <w:tcPr>
+            <w:tcW w:type="dxa" w:w="1187"/>
+          </w:tcPr>
+          <w:p>
+            <w:r>
+              <w:t>否</w:t>
+            </w:r>
+          </w:p>
+        </w:tc>
+        <w:tc>
+          <w:tcPr>
+            <w:tcW w:type="dxa" w:w="1187"/>
+          </w:tcPr>
+          <w:p>
+            <w:r>
+              <w:t>否</w:t>
+            </w:r>
+          </w:p>
+        </w:tc>
+        <w:tc>
+          <w:tcPr>
+            <w:tcW w:type="dxa" w:w="1187"/>
+          </w:tcPr>
+          <w:p>
+            <w:r>
+              <w:t>毕业日期</w:t>
+            </w:r>
+          </w:p>
+        </w:tc>
+      </w:tr>
+      <w:tr>
+        <w:tc>
+          <w:tcPr>
+            <w:tcW w:type="dxa" w:w="1187"/>
+          </w:tcPr>
+          <w:p>
+            <w:r>
+              <w:t>创建时间</w:t>
+            </w:r>
+          </w:p>
+        </w:tc>
+        <w:tc>
+          <w:tcPr>
+            <w:tcW w:type="dxa" w:w="1187"/>
+          </w:tcPr>
+          <w:p>
+            <w:r>
+              <w:t>create_time</w:t>
+            </w:r>
+          </w:p>
+        </w:tc>
+        <w:tc>
+          <w:tcPr>
+            <w:tcW w:type="dxa" w:w="1187"/>
+          </w:tcPr>
+          <w:p>
+            <w:r>
+              <w:t>DATETIME</w:t>
+            </w:r>
+          </w:p>
+        </w:tc>
+        <w:tc>
+          <w:tcPr>
+            <w:tcW w:type="dxa" w:w="1187"/>
+          </w:tcPr>
+          <w:p>
+            <w:r>
+              <w:t>是</w:t>
+            </w:r>
+          </w:p>
+        </w:tc>
+        <w:tc>
+          <w:tcPr>
+            <w:tcW w:type="dxa" w:w="1187"/>
+          </w:tcPr>
+          <w:p>
+            <w:r>
+              <w:t>否</w:t>
+            </w:r>
+          </w:p>
+        </w:tc>
+        <w:tc>
+          <w:tcPr>
+            <w:tcW w:type="dxa" w:w="1187"/>
+          </w:tcPr>
+          <w:p>
+            <w:r>
+              <w:t>CURRENT_TIMESTAMP</w:t>
+            </w:r>
+          </w:p>
+        </w:tc>
+        <w:tc>
+          <w:tcPr>
+            <w:tcW w:type="dxa" w:w="1187"/>
+          </w:tcPr>
+          <w:p>
+            <w:r>
+              <w:t>创建时间</w:t>
+            </w:r>
+          </w:p>
+        </w:tc>
+      </w:tr>
+    </w:tbl>
+    <w:p/>
+    <w:p>
+      <w:pPr>
+        <w:pStyle w:val="3"/>
+      </w:pPr>
+      <w:r>
+        <w:t>工作经历表（learner_work）</w:t>
+      </w:r>
+    </w:p>
+    <w:p>
+      <w:pPr/>
+      <w:r>
+        <w:t>字段中文名 | 字段名 | 字段类型 | 不为空 | 主键 | 外键 | 字段说明</w:t>
+      </w:r>
+    </w:p>
+    <w:tbl>
+      <w:tblPr>
+        <w:tblStyle w:val="af1"/>
+        <w:tblW w:type="auto" w:w="0"/>
+        <w:tblLook w:firstColumn="1" w:firstRow="1" w:lastColumn="0" w:lastRow="0" w:noHBand="0" w:noVBand="1" w:val="04A0"/>
+      </w:tblPr>
+      <w:tblGrid>
+        <w:gridCol w:w="1187"/>
+        <w:gridCol w:w="1187"/>
+        <w:gridCol w:w="1187"/>
+        <w:gridCol w:w="1187"/>
+        <w:gridCol w:w="1187"/>
+        <w:gridCol w:w="1187"/>
+        <w:gridCol w:w="1187"/>
+      </w:tblGrid>
+      <w:tr>
+        <w:tc>
+          <w:tcPr>
+            <w:tcW w:type="dxa" w:w="1187"/>
+          </w:tcPr>
+          <w:p>
+            <w:r>
+              <w:t>字段中文名</w:t>
+            </w:r>
+          </w:p>
+        </w:tc>
+        <w:tc>
+          <w:tcPr>
+            <w:tcW w:type="dxa" w:w="1187"/>
+          </w:tcPr>
+          <w:p>
+            <w:r>
+              <w:t>字段名</w:t>
+            </w:r>
+          </w:p>
+        </w:tc>
+        <w:tc>
+          <w:tcPr>
+            <w:tcW w:type="dxa" w:w="1187"/>
+          </w:tcPr>
+          <w:p>
+            <w:r>
+              <w:t>字段类型</w:t>
+            </w:r>
+          </w:p>
+        </w:tc>
+        <w:tc>
+          <w:tcPr>
+            <w:tcW w:type="dxa" w:w="1187"/>
+          </w:tcPr>
+          <w:p>
+            <w:r>
+              <w:t>不为空</w:t>
+            </w:r>
+          </w:p>
+        </w:tc>
+        <w:tc>
+          <w:tcPr>
+            <w:tcW w:type="dxa" w:w="1187"/>
+          </w:tcPr>
+          <w:p>
+            <w:r>
+              <w:t>主键</w:t>
+            </w:r>
+          </w:p>
+        </w:tc>
+        <w:tc>
+          <w:tcPr>
+            <w:tcW w:type="dxa" w:w="1187"/>
+          </w:tcPr>
+          <w:p>
+            <w:r>
+              <w:t>外键</w:t>
+            </w:r>
+          </w:p>
+        </w:tc>
+        <w:tc>
+          <w:tcPr>
+            <w:tcW w:type="dxa" w:w="1187"/>
+          </w:tcPr>
+          <w:p>
+            <w:r>
+              <w:t>字段说明</w:t>
+            </w:r>
+          </w:p>
+        </w:tc>
+      </w:tr>
+      <w:tr>
+        <w:tc>
+          <w:tcPr>
+            <w:tcW w:type="dxa" w:w="1187"/>
+          </w:tcPr>
+          <w:p>
+            <w:r>
+              <w:t>经历ID</w:t>
+            </w:r>
+          </w:p>
+        </w:tc>
+        <w:tc>
+          <w:tcPr>
+            <w:tcW w:type="dxa" w:w="1187"/>
+          </w:tcPr>
+          <w:p>
+            <w:r>
+              <w:t>id</w:t>
+            </w:r>
+          </w:p>
+        </w:tc>
+        <w:tc>
+          <w:tcPr>
+            <w:tcW w:type="dxa" w:w="1187"/>
+          </w:tcPr>
+          <w:p>
+            <w:r>
+              <w:t>BIGINT</w:t>
+            </w:r>
+          </w:p>
+        </w:tc>
+        <w:tc>
+          <w:tcPr>
+            <w:tcW w:type="dxa" w:w="1187"/>
+          </w:tcPr>
+          <w:p>
+            <w:r>
+              <w:t>是</w:t>
+            </w:r>
+          </w:p>
+        </w:tc>
+        <w:tc>
+          <w:tcPr>
+            <w:tcW w:type="dxa" w:w="1187"/>
+          </w:tcPr>
+          <w:p>
+            <w:r>
+              <w:t>是</w:t>
+            </w:r>
+          </w:p>
+        </w:tc>
+        <w:tc>
+          <w:tcPr>
+            <w:tcW w:type="dxa" w:w="1187"/>
+          </w:tcPr>
+          <w:p>
+            <w:r>
+              <w:t>否</w:t>
+            </w:r>
+          </w:p>
+        </w:tc>
+        <w:tc>
+          <w:tcPr>
+            <w:tcW w:type="dxa" w:w="1187"/>
+          </w:tcPr>
+          <w:p>
+            <w:r>
+              <w:t>主键自增</w:t>
+            </w:r>
+          </w:p>
+        </w:tc>
+      </w:tr>
+      <w:tr>
+        <w:tc>
+          <w:tcPr>
+            <w:tcW w:type="dxa" w:w="1187"/>
+          </w:tcPr>
+          <w:p>
+            <w:r>
+              <w:t>学习者ID</w:t>
+            </w:r>
+          </w:p>
+        </w:tc>
+        <w:tc>
+          <w:tcPr>
+            <w:tcW w:type="dxa" w:w="1187"/>
+          </w:tcPr>
+          <w:p>
+            <w:r>
+              <w:t>learner_id</w:t>
+            </w:r>
+          </w:p>
+        </w:tc>
+        <w:tc>
+          <w:tcPr>
+            <w:tcW w:type="dxa" w:w="1187"/>
+          </w:tcPr>
+          <w:p>
+            <w:r>
+              <w:t>BIGINT</w:t>
+            </w:r>
+          </w:p>
+        </w:tc>
+        <w:tc>
+          <w:tcPr>
+            <w:tcW w:type="dxa" w:w="1187"/>
+          </w:tcPr>
+          <w:p>
+            <w:r>
+              <w:t>是</w:t>
+            </w:r>
+          </w:p>
+        </w:tc>
+        <w:tc>
+          <w:tcPr>
+            <w:tcW w:type="dxa" w:w="1187"/>
+          </w:tcPr>
+          <w:p>
+            <w:r>
+              <w:t>否</w:t>
+            </w:r>
+          </w:p>
+        </w:tc>
+        <w:tc>
+          <w:tcPr>
+            <w:tcW w:type="dxa" w:w="1187"/>
+          </w:tcPr>
+          <w:p>
+            <w:r>
+              <w:t>否</w:t>
+            </w:r>
+          </w:p>
+        </w:tc>
+        <w:tc>
+          <w:tcPr>
+            <w:tcW w:type="dxa" w:w="1187"/>
+          </w:tcPr>
+          <w:p>
+            <w:r>
+              <w:t>关联sys_user.id</w:t>
+            </w:r>
+          </w:p>
+        </w:tc>
+      </w:tr>
+      <w:tr>
+        <w:tc>
+          <w:tcPr>
+            <w:tcW w:type="dxa" w:w="1187"/>
+          </w:tcPr>
+          <w:p>
+            <w:r>
+              <w:t>公司名称</w:t>
+            </w:r>
+          </w:p>
+        </w:tc>
+        <w:tc>
+          <w:tcPr>
+            <w:tcW w:type="dxa" w:w="1187"/>
+          </w:tcPr>
+          <w:p>
+            <w:r>
+              <w:t>company_name</w:t>
+            </w:r>
+          </w:p>
+        </w:tc>
+        <w:tc>
+          <w:tcPr>
+            <w:tcW w:type="dxa" w:w="1187"/>
+          </w:tcPr>
+          <w:p>
+            <w:r>
+              <w:t>VARCHAR(100)</w:t>
+            </w:r>
+          </w:p>
+        </w:tc>
+        <w:tc>
+          <w:tcPr>
+            <w:tcW w:type="dxa" w:w="1187"/>
+          </w:tcPr>
+          <w:p>
+            <w:r>
+              <w:t>是</w:t>
+            </w:r>
+          </w:p>
+        </w:tc>
+        <w:tc>
+          <w:tcPr>
+            <w:tcW w:type="dxa" w:w="1187"/>
+          </w:tcPr>
+          <w:p>
+            <w:r>
+              <w:t>否</w:t>
+            </w:r>
+          </w:p>
+        </w:tc>
+        <w:tc>
+          <w:tcPr>
+            <w:tcW w:type="dxa" w:w="1187"/>
+          </w:tcPr>
+          <w:p>
+            <w:r>
+              <w:t>否</w:t>
+            </w:r>
+          </w:p>
+        </w:tc>
+        <w:tc>
+          <w:tcPr>
+            <w:tcW w:type="dxa" w:w="1187"/>
+          </w:tcPr>
+          <w:p>
+            <w:r>
+              <w:t>公司名称</w:t>
+            </w:r>
+          </w:p>
+        </w:tc>
+      </w:tr>
+      <w:tr>
+        <w:tc>
+          <w:tcPr>
+            <w:tcW w:type="dxa" w:w="1187"/>
+          </w:tcPr>
+          <w:p>
+            <w:r>
+              <w:t>职位</w:t>
+            </w:r>
+          </w:p>
+        </w:tc>
+        <w:tc>
+          <w:tcPr>
+            <w:tcW w:type="dxa" w:w="1187"/>
+          </w:tcPr>
+          <w:p>
+            <w:r>
+              <w:t>position</w:t>
+            </w:r>
+          </w:p>
+        </w:tc>
+        <w:tc>
+          <w:tcPr>
+            <w:tcW w:type="dxa" w:w="1187"/>
+          </w:tcPr>
+          <w:p>
+            <w:r>
+              <w:t>VARCHAR(100)</w:t>
+            </w:r>
+          </w:p>
+        </w:tc>
+        <w:tc>
+          <w:tcPr>
+            <w:tcW w:type="dxa" w:w="1187"/>
+          </w:tcPr>
+          <w:p>
+            <w:r>
+              <w:t>否</w:t>
+            </w:r>
+          </w:p>
+        </w:tc>
+        <w:tc>
+          <w:tcPr>
+            <w:tcW w:type="dxa" w:w="1187"/>
+          </w:tcPr>
+          <w:p>
+            <w:r>
+              <w:t>否</w:t>
+            </w:r>
+          </w:p>
+        </w:tc>
+        <w:tc>
+          <w:tcPr>
+            <w:tcW w:type="dxa" w:w="1187"/>
+          </w:tcPr>
+          <w:p>
+            <w:r>
+              <w:t>否</w:t>
+            </w:r>
+          </w:p>
+        </w:tc>
+        <w:tc>
+          <w:tcPr>
+            <w:tcW w:type="dxa" w:w="1187"/>
+          </w:tcPr>
+          <w:p>
+            <w:r>
+              <w:t>职位名称</w:t>
+            </w:r>
+          </w:p>
+        </w:tc>
+      </w:tr>
+      <w:tr>
+        <w:tc>
+          <w:tcPr>
+            <w:tcW w:type="dxa" w:w="1187"/>
+          </w:tcPr>
+          <w:p>
+            <w:r>
+              <w:t>入职时间</w:t>
+            </w:r>
+          </w:p>
+        </w:tc>
+        <w:tc>
+          <w:tcPr>
+            <w:tcW w:type="dxa" w:w="1187"/>
+          </w:tcPr>
+          <w:p>
+            <w:r>
+              <w:t>start_date</w:t>
+            </w:r>
+          </w:p>
+        </w:tc>
+        <w:tc>
+          <w:tcPr>
+            <w:tcW w:type="dxa" w:w="1187"/>
+          </w:tcPr>
+          <w:p>
+            <w:r>
+              <w:t>DATE</w:t>
+            </w:r>
+          </w:p>
+        </w:tc>
+        <w:tc>
+          <w:tcPr>
+            <w:tcW w:type="dxa" w:w="1187"/>
+          </w:tcPr>
+          <w:p>
+            <w:r>
+              <w:t>否</w:t>
+            </w:r>
+          </w:p>
+        </w:tc>
+        <w:tc>
+          <w:tcPr>
+            <w:tcW w:type="dxa" w:w="1187"/>
+          </w:tcPr>
+          <w:p>
+            <w:r>
+              <w:t>否</w:t>
+            </w:r>
+          </w:p>
+        </w:tc>
+        <w:tc>
+          <w:tcPr>
+            <w:tcW w:type="dxa" w:w="1187"/>
+          </w:tcPr>
+          <w:p>
+            <w:r>
+              <w:t>否</w:t>
+            </w:r>
+          </w:p>
+        </w:tc>
+        <w:tc>
+          <w:tcPr>
+            <w:tcW w:type="dxa" w:w="1187"/>
+          </w:tcPr>
+          <w:p>
+            <w:r>
+              <w:t>入职日期</w:t>
+            </w:r>
+          </w:p>
+        </w:tc>
+      </w:tr>
+      <w:tr>
+        <w:tc>
+          <w:tcPr>
+            <w:tcW w:type="dxa" w:w="1187"/>
+          </w:tcPr>
+          <w:p>
+            <w:r>
+              <w:t>离职时间</w:t>
+            </w:r>
+          </w:p>
+        </w:tc>
+        <w:tc>
+          <w:tcPr>
+            <w:tcW w:type="dxa" w:w="1187"/>
+          </w:tcPr>
+          <w:p>
+            <w:r>
+              <w:t>end_date</w:t>
+            </w:r>
+          </w:p>
+        </w:tc>
+        <w:tc>
+          <w:tcPr>
+            <w:tcW w:type="dxa" w:w="1187"/>
+          </w:tcPr>
+          <w:p>
+            <w:r>
+              <w:t>DATE</w:t>
+            </w:r>
+          </w:p>
+        </w:tc>
+        <w:tc>
+          <w:tcPr>
+            <w:tcW w:type="dxa" w:w="1187"/>
+          </w:tcPr>
+          <w:p>
+            <w:r>
+              <w:t>否</w:t>
+            </w:r>
+          </w:p>
+        </w:tc>
+        <w:tc>
+          <w:tcPr>
+            <w:tcW w:type="dxa" w:w="1187"/>
+          </w:tcPr>
+          <w:p>
+            <w:r>
+              <w:t>否</w:t>
+            </w:r>
+          </w:p>
+        </w:tc>
+        <w:tc>
+          <w:tcPr>
+            <w:tcW w:type="dxa" w:w="1187"/>
+          </w:tcPr>
+          <w:p>
+            <w:r>
+              <w:t>否</w:t>
+            </w:r>
+          </w:p>
+        </w:tc>
+        <w:tc>
+          <w:tcPr>
+            <w:tcW w:type="dxa" w:w="1187"/>
+          </w:tcPr>
+          <w:p>
+            <w:r>
+              <w:t>离职日期</w:t>
+            </w:r>
+          </w:p>
+        </w:tc>
+      </w:tr>
+      <w:tr>
+        <w:tc>
+          <w:tcPr>
+            <w:tcW w:type="dxa" w:w="1187"/>
+          </w:tcPr>
+          <w:p>
+            <w:r>
+              <w:t>创建时间</w:t>
+            </w:r>
+          </w:p>
+        </w:tc>
+        <w:tc>
+          <w:tcPr>
+            <w:tcW w:type="dxa" w:w="1187"/>
+          </w:tcPr>
+          <w:p>
+            <w:r>
+              <w:t>create_time</w:t>
+            </w:r>
+          </w:p>
+        </w:tc>
+        <w:tc>
+          <w:tcPr>
+            <w:tcW w:type="dxa" w:w="1187"/>
+          </w:tcPr>
+          <w:p>
+            <w:r>
+              <w:t>DATETIME</w:t>
+            </w:r>
+          </w:p>
+        </w:tc>
+        <w:tc>
+          <w:tcPr>
+            <w:tcW w:type="dxa" w:w="1187"/>
+          </w:tcPr>
+          <w:p>
+            <w:r>
+              <w:t>是</w:t>
+            </w:r>
+          </w:p>
+        </w:tc>
+        <w:tc>
+          <w:tcPr>
+            <w:tcW w:type="dxa" w:w="1187"/>
+          </w:tcPr>
+          <w:p>
+            <w:r>
+              <w:t>否</w:t>
+            </w:r>
+          </w:p>
+        </w:tc>
+        <w:tc>
+          <w:tcPr>
+            <w:tcW w:type="dxa" w:w="1187"/>
+          </w:tcPr>
+          <w:p>
+            <w:r>
+              <w:t>CURRENT_TIMESTAMP</w:t>
+            </w:r>
+          </w:p>
+        </w:tc>
+        <w:tc>
+          <w:tcPr>
+            <w:tcW w:type="dxa" w:w="1187"/>
+          </w:tcPr>
+          <w:p>
+            <w:r>
+              <w:t>创建时间</w:t>
+            </w:r>
+          </w:p>
+        </w:tc>
+      </w:tr>
+    </w:tbl>
+    <w:p/>
+    <w:p>
+      <w:pPr>
+        <w:pStyle w:val="3"/>
+      </w:pPr>
+      <w:r>
+        <w:t>意见反馈表（feedback）</w:t>
+      </w:r>
+    </w:p>
+    <w:p>
+      <w:pPr/>
+      <w:r>
+        <w:t>字段中文名 | 字段名 | 字段类型 | 不为空 | 主键 | 外键 | 字段说明</w:t>
+      </w:r>
+    </w:p>
+    <w:tbl>
+      <w:tblPr>
+        <w:tblStyle w:val="af1"/>
+        <w:tblW w:type="auto" w:w="0"/>
+        <w:tblLook w:firstColumn="1" w:firstRow="1" w:lastColumn="0" w:lastRow="0" w:noHBand="0" w:noVBand="1" w:val="04A0"/>
+      </w:tblPr>
+      <w:tblGrid>
+        <w:gridCol w:w="1187"/>
+        <w:gridCol w:w="1187"/>
+        <w:gridCol w:w="1187"/>
+        <w:gridCol w:w="1187"/>
+        <w:gridCol w:w="1187"/>
+        <w:gridCol w:w="1187"/>
+        <w:gridCol w:w="1187"/>
+      </w:tblGrid>
+      <w:tr>
+        <w:tc>
+          <w:tcPr>
+            <w:tcW w:type="dxa" w:w="1187"/>
+          </w:tcPr>
+          <w:p>
+            <w:r>
+              <w:t>字段中文名</w:t>
+            </w:r>
+          </w:p>
+        </w:tc>
+        <w:tc>
+          <w:tcPr>
+            <w:tcW w:type="dxa" w:w="1187"/>
+          </w:tcPr>
+          <w:p>
+            <w:r>
+              <w:t>字段名</w:t>
+            </w:r>
+          </w:p>
+        </w:tc>
+        <w:tc>
+          <w:tcPr>
+            <w:tcW w:type="dxa" w:w="1187"/>
+          </w:tcPr>
+          <w:p>
+            <w:r>
+              <w:t>字段类型</w:t>
+            </w:r>
+          </w:p>
+        </w:tc>
+        <w:tc>
+          <w:tcPr>
+            <w:tcW w:type="dxa" w:w="1187"/>
+          </w:tcPr>
+          <w:p>
+            <w:r>
+              <w:t>不为空</w:t>
+            </w:r>
+          </w:p>
+        </w:tc>
+        <w:tc>
+          <w:tcPr>
+            <w:tcW w:type="dxa" w:w="1187"/>
+          </w:tcPr>
+          <w:p>
+            <w:r>
+              <w:t>主键</w:t>
+            </w:r>
+          </w:p>
+        </w:tc>
+        <w:tc>
+          <w:tcPr>
+            <w:tcW w:type="dxa" w:w="1187"/>
+          </w:tcPr>
+          <w:p>
+            <w:r>
+              <w:t>外键</w:t>
+            </w:r>
+          </w:p>
+        </w:tc>
+        <w:tc>
+          <w:tcPr>
+            <w:tcW w:type="dxa" w:w="1187"/>
+          </w:tcPr>
+          <w:p>
+            <w:r>
+              <w:t>字段说明</w:t>
+            </w:r>
+          </w:p>
+        </w:tc>
+      </w:tr>
+      <w:tr>
+        <w:tc>
+          <w:tcPr>
+            <w:tcW w:type="dxa" w:w="1187"/>
+          </w:tcPr>
+          <w:p>
+            <w:r>
+              <w:t>反馈ID</w:t>
+            </w:r>
+          </w:p>
+        </w:tc>
+        <w:tc>
+          <w:tcPr>
+            <w:tcW w:type="dxa" w:w="1187"/>
+          </w:tcPr>
+          <w:p>
+            <w:r>
+              <w:t>id</w:t>
+            </w:r>
+          </w:p>
+        </w:tc>
+        <w:tc>
+          <w:tcPr>
+            <w:tcW w:type="dxa" w:w="1187"/>
+          </w:tcPr>
+          <w:p>
+            <w:r>
+              <w:t>BIGINT</w:t>
+            </w:r>
+          </w:p>
+        </w:tc>
+        <w:tc>
+          <w:tcPr>
+            <w:tcW w:type="dxa" w:w="1187"/>
+          </w:tcPr>
+          <w:p>
+            <w:r>
+              <w:t>是</w:t>
+            </w:r>
+          </w:p>
+        </w:tc>
+        <w:tc>
+          <w:tcPr>
+            <w:tcW w:type="dxa" w:w="1187"/>
+          </w:tcPr>
+          <w:p>
+            <w:r>
+              <w:t>是</w:t>
+            </w:r>
+          </w:p>
+        </w:tc>
+        <w:tc>
+          <w:tcPr>
+            <w:tcW w:type="dxa" w:w="1187"/>
+          </w:tcPr>
+          <w:p>
+            <w:r>
+              <w:t>否</w:t>
+            </w:r>
+          </w:p>
+        </w:tc>
+        <w:tc>
+          <w:tcPr>
+            <w:tcW w:type="dxa" w:w="1187"/>
+          </w:tcPr>
+          <w:p>
+            <w:r>
+              <w:t>主键自增</w:t>
+            </w:r>
+          </w:p>
+        </w:tc>
+      </w:tr>
+      <w:tr>
+        <w:tc>
+          <w:tcPr>
+            <w:tcW w:type="dxa" w:w="1187"/>
+          </w:tcPr>
+          <w:p>
+            <w:r>
+              <w:t>反馈人ID</w:t>
+            </w:r>
+          </w:p>
+        </w:tc>
+        <w:tc>
+          <w:tcPr>
+            <w:tcW w:type="dxa" w:w="1187"/>
+          </w:tcPr>
+          <w:p>
+            <w:r>
+              <w:t>user_id</w:t>
+            </w:r>
+          </w:p>
+        </w:tc>
+        <w:tc>
+          <w:tcPr>
+            <w:tcW w:type="dxa" w:w="1187"/>
+          </w:tcPr>
+          <w:p>
+            <w:r>
+              <w:t>BIGINT</w:t>
+            </w:r>
+          </w:p>
+        </w:tc>
+        <w:tc>
+          <w:tcPr>
+            <w:tcW w:type="dxa" w:w="1187"/>
+          </w:tcPr>
+          <w:p>
+            <w:r>
+              <w:t>是</w:t>
+            </w:r>
+          </w:p>
+        </w:tc>
+        <w:tc>
+          <w:tcPr>
+            <w:tcW w:type="dxa" w:w="1187"/>
+          </w:tcPr>
+          <w:p>
+            <w:r>
+              <w:t>否</w:t>
+            </w:r>
+          </w:p>
+        </w:tc>
+        <w:tc>
+          <w:tcPr>
+            <w:tcW w:type="dxa" w:w="1187"/>
+          </w:tcPr>
+          <w:p>
+            <w:r>
+              <w:t>否</w:t>
+            </w:r>
+          </w:p>
+        </w:tc>
+        <w:tc>
+          <w:tcPr>
+            <w:tcW w:type="dxa" w:w="1187"/>
+          </w:tcPr>
+          <w:p>
+            <w:r>
+              <w:t>关联sys_user.id</w:t>
+            </w:r>
+          </w:p>
+        </w:tc>
+      </w:tr>
+      <w:tr>
+        <w:tc>
+          <w:tcPr>
+            <w:tcW w:type="dxa" w:w="1187"/>
+          </w:tcPr>
+          <w:p>
+            <w:r>
+              <w:t>反馈标题</w:t>
+            </w:r>
+          </w:p>
+        </w:tc>
+        <w:tc>
+          <w:tcPr>
+            <w:tcW w:type="dxa" w:w="1187"/>
+          </w:tcPr>
+          <w:p>
+            <w:r>
+              <w:t>title</w:t>
+            </w:r>
+          </w:p>
+        </w:tc>
+        <w:tc>
+          <w:tcPr>
+            <w:tcW w:type="dxa" w:w="1187"/>
+          </w:tcPr>
+          <w:p>
+            <w:r>
+              <w:t>VARCHAR(100)</w:t>
+            </w:r>
+          </w:p>
+        </w:tc>
+        <w:tc>
+          <w:tcPr>
+            <w:tcW w:type="dxa" w:w="1187"/>
+          </w:tcPr>
+          <w:p>
+            <w:r>
+              <w:t>是</w:t>
+            </w:r>
+          </w:p>
+        </w:tc>
+        <w:tc>
+          <w:tcPr>
+            <w:tcW w:type="dxa" w:w="1187"/>
+          </w:tcPr>
+          <w:p>
+            <w:r>
+              <w:t>否</w:t>
+            </w:r>
+          </w:p>
+        </w:tc>
+        <w:tc>
+          <w:tcPr>
+            <w:tcW w:type="dxa" w:w="1187"/>
+          </w:tcPr>
+          <w:p>
+            <w:r>
+              <w:t>否</w:t>
+            </w:r>
+          </w:p>
+        </w:tc>
+        <w:tc>
+          <w:tcPr>
+            <w:tcW w:type="dxa" w:w="1187"/>
+          </w:tcPr>
+          <w:p>
+            <w:r>
+              <w:t>反馈标题</w:t>
+            </w:r>
+          </w:p>
+        </w:tc>
+      </w:tr>
+      <w:tr>
+        <w:tc>
+          <w:tcPr>
+            <w:tcW w:type="dxa" w:w="1187"/>
+          </w:tcPr>
+          <w:p>
+            <w:r>
+              <w:t>反馈内容</w:t>
+            </w:r>
+          </w:p>
+        </w:tc>
+        <w:tc>
+          <w:tcPr>
+            <w:tcW w:type="dxa" w:w="1187"/>
+          </w:tcPr>
+          <w:p>
+            <w:r>
+              <w:t>content</w:t>
+            </w:r>
+          </w:p>
+        </w:tc>
+        <w:tc>
+          <w:tcPr>
+            <w:tcW w:type="dxa" w:w="1187"/>
+          </w:tcPr>
+          <w:p>
+            <w:r>
+              <w:t>TEXT</w:t>
+            </w:r>
+          </w:p>
+        </w:tc>
+        <w:tc>
+          <w:tcPr>
+            <w:tcW w:type="dxa" w:w="1187"/>
+          </w:tcPr>
+          <w:p>
+            <w:r>
+              <w:t>是</w:t>
+            </w:r>
+          </w:p>
+        </w:tc>
+        <w:tc>
+          <w:tcPr>
+            <w:tcW w:type="dxa" w:w="1187"/>
+          </w:tcPr>
+          <w:p>
+            <w:r>
+              <w:t>否</w:t>
+            </w:r>
+          </w:p>
+        </w:tc>
+        <w:tc>
+          <w:tcPr>
+            <w:tcW w:type="dxa" w:w="1187"/>
+          </w:tcPr>
+          <w:p>
+            <w:r>
+              <w:t>否</w:t>
+            </w:r>
+          </w:p>
+        </w:tc>
+        <w:tc>
+          <w:tcPr>
+            <w:tcW w:type="dxa" w:w="1187"/>
+          </w:tcPr>
+          <w:p>
+            <w:r>
+              <w:t>反馈内容</w:t>
+            </w:r>
+          </w:p>
+        </w:tc>
+      </w:tr>
+      <w:tr>
+        <w:tc>
+          <w:tcPr>
+            <w:tcW w:type="dxa" w:w="1187"/>
+          </w:tcPr>
+          <w:p>
+            <w:r>
+              <w:t>联系方式</w:t>
+            </w:r>
+          </w:p>
+        </w:tc>
+        <w:tc>
+          <w:tcPr>
+            <w:tcW w:type="dxa" w:w="1187"/>
+          </w:tcPr>
+          <w:p>
+            <w:r>
+              <w:t>contact</w:t>
+            </w:r>
+          </w:p>
+        </w:tc>
+        <w:tc>
+          <w:tcPr>
+            <w:tcW w:type="dxa" w:w="1187"/>
+          </w:tcPr>
+          <w:p>
+            <w:r>
+              <w:t>VARCHAR(100)</w:t>
+            </w:r>
+          </w:p>
+        </w:tc>
+        <w:tc>
+          <w:tcPr>
+            <w:tcW w:type="dxa" w:w="1187"/>
+          </w:tcPr>
+          <w:p>
+            <w:r>
+              <w:t>否</w:t>
+            </w:r>
+          </w:p>
+        </w:tc>
+        <w:tc>
+          <w:tcPr>
+            <w:tcW w:type="dxa" w:w="1187"/>
+          </w:tcPr>
+          <w:p>
+            <w:r>
+              <w:t>否</w:t>
+            </w:r>
+          </w:p>
+        </w:tc>
+        <w:tc>
+          <w:tcPr>
+            <w:tcW w:type="dxa" w:w="1187"/>
+          </w:tcPr>
+          <w:p>
+            <w:r>
+              <w:t>否</w:t>
+            </w:r>
+          </w:p>
+        </w:tc>
+        <w:tc>
+          <w:tcPr>
+            <w:tcW w:type="dxa" w:w="1187"/>
+          </w:tcPr>
+          <w:p>
+            <w:r>
+              <w:t>联系方式</w:t>
+            </w:r>
+          </w:p>
+        </w:tc>
+      </w:tr>
+      <w:tr>
+        <w:tc>
+          <w:tcPr>
+            <w:tcW w:type="dxa" w:w="1187"/>
+          </w:tcPr>
+          <w:p>
+            <w:r>
+              <w:t>附件路径</w:t>
+            </w:r>
+          </w:p>
+        </w:tc>
+        <w:tc>
+          <w:tcPr>
+            <w:tcW w:type="dxa" w:w="1187"/>
+          </w:tcPr>
+          <w:p>
+            <w:r>
+              <w:t>file_url</w:t>
+            </w:r>
+          </w:p>
+        </w:tc>
+        <w:tc>
+          <w:tcPr>
+            <w:tcW w:type="dxa" w:w="1187"/>
+          </w:tcPr>
+          <w:p>
+            <w:r>
+              <w:t>VARCHAR(500)</w:t>
+            </w:r>
+          </w:p>
+        </w:tc>
+        <w:tc>
+          <w:tcPr>
+            <w:tcW w:type="dxa" w:w="1187"/>
+          </w:tcPr>
+          <w:p>
+            <w:r>
+              <w:t>否</w:t>
+            </w:r>
+          </w:p>
+        </w:tc>
+        <w:tc>
+          <w:tcPr>
+            <w:tcW w:type="dxa" w:w="1187"/>
+          </w:tcPr>
+          <w:p>
+            <w:r>
+              <w:t>否</w:t>
+            </w:r>
+          </w:p>
+        </w:tc>
+        <w:tc>
+          <w:tcPr>
+            <w:tcW w:type="dxa" w:w="1187"/>
+          </w:tcPr>
+          <w:p>
+            <w:r>
+              <w:t>否</w:t>
+            </w:r>
+          </w:p>
+        </w:tc>
+        <w:tc>
+          <w:tcPr>
+            <w:tcW w:type="dxa" w:w="1187"/>
+          </w:tcPr>
+          <w:p>
+            <w:r>
+              <w:t>附件URL</w:t>
+            </w:r>
+          </w:p>
+        </w:tc>
+      </w:tr>
+      <w:tr>
+        <w:tc>
+          <w:tcPr>
+            <w:tcW w:type="dxa" w:w="1187"/>
+          </w:tcPr>
+          <w:p>
+            <w:r>
+              <w:t>处理状态</w:t>
+            </w:r>
+          </w:p>
+        </w:tc>
+        <w:tc>
+          <w:tcPr>
+            <w:tcW w:type="dxa" w:w="1187"/>
+          </w:tcPr>
+          <w:p>
+            <w:r>
+              <w:t>status</w:t>
+            </w:r>
+          </w:p>
+        </w:tc>
+        <w:tc>
+          <w:tcPr>
+            <w:tcW w:type="dxa" w:w="1187"/>
+          </w:tcPr>
+          <w:p>
+            <w:r>
+              <w:t>TINYINT</w:t>
+            </w:r>
+          </w:p>
+        </w:tc>
+        <w:tc>
+          <w:tcPr>
+            <w:tcW w:type="dxa" w:w="1187"/>
+          </w:tcPr>
+          <w:p>
+            <w:r>
+              <w:t>是</w:t>
+            </w:r>
+          </w:p>
+        </w:tc>
+        <w:tc>
+          <w:tcPr>
+            <w:tcW w:type="dxa" w:w="1187"/>
+          </w:tcPr>
+          <w:p>
+            <w:r>
+              <w:t>否</w:t>
+            </w:r>
+          </w:p>
+        </w:tc>
+        <w:tc>
+          <w:tcPr>
+            <w:tcW w:type="dxa" w:w="1187"/>
+          </w:tcPr>
+          <w:p>
+            <w:r>
+              <w:t>0</w:t>
+            </w:r>
+          </w:p>
+        </w:tc>
+        <w:tc>
+          <w:tcPr>
+            <w:tcW w:type="dxa" w:w="1187"/>
+          </w:tcPr>
+          <w:p>
+            <w:r>
+              <w:t>0-待处理/1-已处理</w:t>
+            </w:r>
+          </w:p>
+        </w:tc>
+      </w:tr>
+      <w:tr>
+        <w:tc>
+          <w:tcPr>
+            <w:tcW w:type="dxa" w:w="1187"/>
+          </w:tcPr>
+          <w:p>
+            <w:r>
+              <w:t>回复内容</w:t>
+            </w:r>
+          </w:p>
+        </w:tc>
+        <w:tc>
+          <w:tcPr>
+            <w:tcW w:type="dxa" w:w="1187"/>
+          </w:tcPr>
+          <w:p>
+            <w:r>
+              <w:t>reply</w:t>
+            </w:r>
+          </w:p>
+        </w:tc>
+        <w:tc>
+          <w:tcPr>
+            <w:tcW w:type="dxa" w:w="1187"/>
+          </w:tcPr>
+          <w:p>
+            <w:r>
+              <w:t>TEXT</w:t>
+            </w:r>
+          </w:p>
+        </w:tc>
+        <w:tc>
+          <w:tcPr>
+            <w:tcW w:type="dxa" w:w="1187"/>
+          </w:tcPr>
+          <w:p>
+            <w:r>
+              <w:t>否</w:t>
+            </w:r>
+          </w:p>
+        </w:tc>
+        <w:tc>
+          <w:tcPr>
+            <w:tcW w:type="dxa" w:w="1187"/>
+          </w:tcPr>
+          <w:p>
+            <w:r>
+              <w:t>否</w:t>
+            </w:r>
+          </w:p>
+        </w:tc>
+        <w:tc>
+          <w:tcPr>
+            <w:tcW w:type="dxa" w:w="1187"/>
+          </w:tcPr>
+          <w:p>
+            <w:r>
+              <w:t>否</w:t>
+            </w:r>
+          </w:p>
+        </w:tc>
+        <w:tc>
+          <w:tcPr>
+            <w:tcW w:type="dxa" w:w="1187"/>
+          </w:tcPr>
+          <w:p>
+            <w:r>
+              <w:t>管理员回复</w:t>
+            </w:r>
+          </w:p>
+        </w:tc>
+      </w:tr>
+      <w:tr>
+        <w:tc>
+          <w:tcPr>
+            <w:tcW w:type="dxa" w:w="1187"/>
+          </w:tcPr>
+          <w:p>
+            <w:r>
+              <w:t>创建时间</w:t>
+            </w:r>
+          </w:p>
+        </w:tc>
+        <w:tc>
+          <w:tcPr>
+            <w:tcW w:type="dxa" w:w="1187"/>
+          </w:tcPr>
+          <w:p>
+            <w:r>
+              <w:t>create_time</w:t>
+            </w:r>
+          </w:p>
+        </w:tc>
+        <w:tc>
+          <w:tcPr>
+            <w:tcW w:type="dxa" w:w="1187"/>
+          </w:tcPr>
+          <w:p>
+            <w:r>
+              <w:t>DATETIME</w:t>
+            </w:r>
+          </w:p>
+        </w:tc>
+        <w:tc>
+          <w:tcPr>
+            <w:tcW w:type="dxa" w:w="1187"/>
+          </w:tcPr>
+          <w:p>
+            <w:r>
+              <w:t>是</w:t>
+            </w:r>
+          </w:p>
+        </w:tc>
+        <w:tc>
+          <w:tcPr>
+            <w:tcW w:type="dxa" w:w="1187"/>
+          </w:tcPr>
+          <w:p>
+            <w:r>
+              <w:t>否</w:t>
+            </w:r>
+          </w:p>
+        </w:tc>
+        <w:tc>
+          <w:tcPr>
+            <w:tcW w:type="dxa" w:w="1187"/>
+          </w:tcPr>
+          <w:p>
+            <w:r>
+              <w:t>CURRENT_TIMESTAMP</w:t>
+            </w:r>
+          </w:p>
+        </w:tc>
+        <w:tc>
+          <w:tcPr>
+            <w:tcW w:type="dxa" w:w="1187"/>
+          </w:tcPr>
+          <w:p>
+            <w:r>
+              <w:t>创建时间</w:t>
+            </w:r>
+          </w:p>
+        </w:tc>
+      </w:tr>
+    </w:tbl>
+    <w:p/>
     <w:tbl>
       <w:tblPr>
         <w:tblW w:w="4998" w:type="pct"/>
